--- a/docs/tables/auc3/sec5_side_effect.docx
+++ b/docs/tables/auc3/sec5_side_effect.docx
@@ -838,7 +838,7 @@
                 <w:szCs w:val="22"/>
                 <w:color w:val="000000"/>
               </w:rPr>
-              <w:t xml:space="preserve">143</w:t>
+              <w:t xml:space="preserve">142</w:t>
             </w:r>
           </w:p>
         </w:tc>
@@ -891,7 +891,7 @@
                 <w:szCs w:val="22"/>
                 <w:color w:val="000000"/>
               </w:rPr>
-              <w:t xml:space="preserve">1.13</w:t>
+              <w:t xml:space="preserve">1.14</w:t>
             </w:r>
           </w:p>
         </w:tc>
@@ -944,7 +944,7 @@
                 <w:szCs w:val="22"/>
                 <w:color w:val="000000"/>
               </w:rPr>
-              <w:t xml:space="preserve">0.86, 1.48</w:t>
+              <w:t xml:space="preserve">0.87, 1.49</w:t>
             </w:r>
           </w:p>
         </w:tc>
@@ -997,7 +997,7 @@
                 <w:szCs w:val="22"/>
                 <w:color w:val="000000"/>
               </w:rPr>
-              <w:t xml:space="preserve">0.370</w:t>
+              <w:t xml:space="preserve">0.350</w:t>
             </w:r>
           </w:p>
         </w:tc>
@@ -1050,7 +1050,7 @@
                 <w:szCs w:val="22"/>
                 <w:color w:val="000000"/>
               </w:rPr>
-              <w:t xml:space="preserve">143</w:t>
+              <w:t xml:space="preserve">142</w:t>
             </w:r>
           </w:p>
         </w:tc>
@@ -1103,7 +1103,7 @@
                 <w:szCs w:val="22"/>
                 <w:color w:val="000000"/>
               </w:rPr>
-              <w:t xml:space="preserve">1.29</w:t>
+              <w:t xml:space="preserve">1.32</w:t>
             </w:r>
           </w:p>
         </w:tc>
@@ -1156,7 +1156,7 @@
                 <w:szCs w:val="22"/>
                 <w:color w:val="000000"/>
               </w:rPr>
-              <w:t xml:space="preserve">0.61, 2.71</w:t>
+              <w:t xml:space="preserve">0.62, 2.81</w:t>
             </w:r>
           </w:p>
         </w:tc>
@@ -1209,7 +1209,7 @@
                 <w:szCs w:val="22"/>
                 <w:color w:val="000000"/>
               </w:rPr>
-              <w:t xml:space="preserve">0.500</w:t>
+              <w:t xml:space="preserve">0.480</w:t>
             </w:r>
           </w:p>
         </w:tc>
@@ -1321,7 +1321,7 @@
                 <w:szCs w:val="22"/>
                 <w:color w:val="000000"/>
               </w:rPr>
-              <w:t xml:space="preserve">143</w:t>
+              <w:t xml:space="preserve">142</w:t>
             </w:r>
           </w:p>
         </w:tc>
@@ -1480,226 +1480,226 @@
                 <w:szCs w:val="22"/>
                 <w:color w:val="000000"/>
               </w:rPr>
-              <w:t xml:space="preserve">0.720</w:t>
-            </w:r>
-          </w:p>
-        </w:tc>
-        <w:tc>
-          <w:tcPr>
-            <w:tcBorders>
-              <w:bottom w:val="none" w:sz="0" w:space="0" w:color="000000"/>
-              <w:top w:val="none" w:sz="0" w:space="0" w:color="000000"/>
-              <w:left w:val="none" w:sz="0" w:space="0" w:color="000000"/>
-              <w:right w:val="none" w:sz="0" w:space="0" w:color="000000"/>
-            </w:tcBorders>
-            <w:shd w:val="clear" w:color="auto" w:fill="FFFFFF"/>
-            <w:tcMar>
-              <w:top w:w="0" w:type="dxa"/>
-              <w:bottom w:w="0" w:type="dxa"/>
-              <w:left w:w="0" w:type="dxa"/>
-              <w:right w:w="0" w:type="dxa"/>
-            </w:tcMar>
-            <w:vAlign w:val="top"/>
-          </w:tcPr>
-          <w:p>
-            <w:pPr>
-              <w:pStyle w:val="Normal"/>
-              <w:jc w:val="center"/>
-              <w:pBdr>
-                <w:bottom w:val="none" w:sz="0" w:space="0" w:color="000000"/>
-                <w:top w:val="none" w:sz="0" w:space="0" w:color="000000"/>
-                <w:left w:val="none" w:sz="0" w:space="0" w:color="000000"/>
-                <w:right w:val="none" w:sz="0" w:space="0" w:color="000000"/>
-              </w:pBdr>
-              <w:spacing w:after="100" w:before="100" w:line="240"/>
-              <w:ind w:left="100" w:right="100" w:firstLine="0" w:firstLineChars="0"/>
-              <w:rPr>
-                <w:rFonts w:ascii="Helvetica" w:hAnsi="Helvetica" w:eastAsia="Helvetica" w:cs="Helvetica"/>
-                <w:i w:val="false"/>
-                <w:b w:val="false"/>
-                <w:u w:val="none"/>
-                <w:sz w:val="22"/>
-                <w:szCs w:val="22"/>
-                <w:color w:val="000000"/>
-              </w:rPr>
-            </w:pPr>
-            <w:r>
-              <w:rPr>
-                <w:rFonts w:ascii="Helvetica" w:hAnsi="Helvetica" w:eastAsia="Helvetica" w:cs="Helvetica"/>
-                <w:i w:val="false"/>
-                <w:b w:val="false"/>
-                <w:u w:val="none"/>
-                <w:sz w:val="22"/>
-                <w:szCs w:val="22"/>
-                <w:color w:val="000000"/>
-              </w:rPr>
-              <w:t xml:space="preserve">143</w:t>
-            </w:r>
-          </w:p>
-        </w:tc>
-        <w:tc>
-          <w:tcPr>
-            <w:tcBorders>
-              <w:bottom w:val="none" w:sz="0" w:space="0" w:color="000000"/>
-              <w:top w:val="none" w:sz="0" w:space="0" w:color="000000"/>
-              <w:left w:val="none" w:sz="0" w:space="0" w:color="000000"/>
-              <w:right w:val="none" w:sz="0" w:space="0" w:color="000000"/>
-            </w:tcBorders>
-            <w:shd w:val="clear" w:color="auto" w:fill="FFFFFF"/>
-            <w:tcMar>
-              <w:top w:w="0" w:type="dxa"/>
-              <w:bottom w:w="0" w:type="dxa"/>
-              <w:left w:w="0" w:type="dxa"/>
-              <w:right w:w="0" w:type="dxa"/>
-            </w:tcMar>
-            <w:vAlign w:val="top"/>
-          </w:tcPr>
-          <w:p>
-            <w:pPr>
-              <w:pStyle w:val="Normal"/>
-              <w:jc w:val="center"/>
-              <w:pBdr>
-                <w:bottom w:val="none" w:sz="0" w:space="0" w:color="000000"/>
-                <w:top w:val="none" w:sz="0" w:space="0" w:color="000000"/>
-                <w:left w:val="none" w:sz="0" w:space="0" w:color="000000"/>
-                <w:right w:val="none" w:sz="0" w:space="0" w:color="000000"/>
-              </w:pBdr>
-              <w:spacing w:after="100" w:before="100" w:line="240"/>
-              <w:ind w:left="100" w:right="100" w:firstLine="0" w:firstLineChars="0"/>
-              <w:rPr>
-                <w:rFonts w:ascii="Helvetica" w:hAnsi="Helvetica" w:eastAsia="Helvetica" w:cs="Helvetica"/>
-                <w:i w:val="false"/>
-                <w:b w:val="false"/>
-                <w:u w:val="none"/>
-                <w:sz w:val="22"/>
-                <w:szCs w:val="22"/>
-                <w:color w:val="000000"/>
-              </w:rPr>
-            </w:pPr>
-            <w:r>
-              <w:rPr>
-                <w:rFonts w:ascii="Helvetica" w:hAnsi="Helvetica" w:eastAsia="Helvetica" w:cs="Helvetica"/>
-                <w:i w:val="false"/>
-                <w:b w:val="false"/>
-                <w:u w:val="none"/>
-                <w:sz w:val="22"/>
-                <w:szCs w:val="22"/>
-                <w:color w:val="000000"/>
-              </w:rPr>
-              <w:t xml:space="preserve">0.98</w:t>
-            </w:r>
-          </w:p>
-        </w:tc>
-        <w:tc>
-          <w:tcPr>
-            <w:tcBorders>
-              <w:bottom w:val="none" w:sz="0" w:space="0" w:color="000000"/>
-              <w:top w:val="none" w:sz="0" w:space="0" w:color="000000"/>
-              <w:left w:val="none" w:sz="0" w:space="0" w:color="000000"/>
-              <w:right w:val="none" w:sz="0" w:space="0" w:color="000000"/>
-            </w:tcBorders>
-            <w:shd w:val="clear" w:color="auto" w:fill="FFFFFF"/>
-            <w:tcMar>
-              <w:top w:w="0" w:type="dxa"/>
-              <w:bottom w:w="0" w:type="dxa"/>
-              <w:left w:w="0" w:type="dxa"/>
-              <w:right w:w="0" w:type="dxa"/>
-            </w:tcMar>
-            <w:vAlign w:val="top"/>
-          </w:tcPr>
-          <w:p>
-            <w:pPr>
-              <w:pStyle w:val="Normal"/>
-              <w:jc w:val="center"/>
-              <w:pBdr>
-                <w:bottom w:val="none" w:sz="0" w:space="0" w:color="000000"/>
-                <w:top w:val="none" w:sz="0" w:space="0" w:color="000000"/>
-                <w:left w:val="none" w:sz="0" w:space="0" w:color="000000"/>
-                <w:right w:val="none" w:sz="0" w:space="0" w:color="000000"/>
-              </w:pBdr>
-              <w:spacing w:after="100" w:before="100" w:line="240"/>
-              <w:ind w:left="100" w:right="100" w:firstLine="0" w:firstLineChars="0"/>
-              <w:rPr>
-                <w:rFonts w:ascii="Helvetica" w:hAnsi="Helvetica" w:eastAsia="Helvetica" w:cs="Helvetica"/>
-                <w:i w:val="false"/>
-                <w:b w:val="false"/>
-                <w:u w:val="none"/>
-                <w:sz w:val="22"/>
-                <w:szCs w:val="22"/>
-                <w:color w:val="000000"/>
-              </w:rPr>
-            </w:pPr>
-            <w:r>
-              <w:rPr>
-                <w:rFonts w:ascii="Helvetica" w:hAnsi="Helvetica" w:eastAsia="Helvetica" w:cs="Helvetica"/>
-                <w:i w:val="false"/>
-                <w:b w:val="false"/>
-                <w:u w:val="none"/>
-                <w:sz w:val="22"/>
-                <w:szCs w:val="22"/>
-                <w:color w:val="000000"/>
-              </w:rPr>
-              <w:t xml:space="preserve">0.93, 1.04</w:t>
-            </w:r>
-          </w:p>
-        </w:tc>
-        <w:tc>
-          <w:tcPr>
-            <w:tcBorders>
-              <w:bottom w:val="none" w:sz="0" w:space="0" w:color="000000"/>
-              <w:top w:val="none" w:sz="0" w:space="0" w:color="000000"/>
-              <w:left w:val="none" w:sz="0" w:space="0" w:color="000000"/>
-              <w:right w:val="none" w:sz="0" w:space="0" w:color="000000"/>
-            </w:tcBorders>
-            <w:shd w:val="clear" w:color="auto" w:fill="FFFFFF"/>
-            <w:tcMar>
-              <w:top w:w="0" w:type="dxa"/>
-              <w:bottom w:w="0" w:type="dxa"/>
-              <w:left w:w="0" w:type="dxa"/>
-              <w:right w:w="0" w:type="dxa"/>
-            </w:tcMar>
-            <w:vAlign w:val="top"/>
-          </w:tcPr>
-          <w:p>
-            <w:pPr>
-              <w:pStyle w:val="Normal"/>
-              <w:jc w:val="center"/>
-              <w:pBdr>
-                <w:bottom w:val="none" w:sz="0" w:space="0" w:color="000000"/>
-                <w:top w:val="none" w:sz="0" w:space="0" w:color="000000"/>
-                <w:left w:val="none" w:sz="0" w:space="0" w:color="000000"/>
-                <w:right w:val="none" w:sz="0" w:space="0" w:color="000000"/>
-              </w:pBdr>
-              <w:spacing w:after="100" w:before="100" w:line="240"/>
-              <w:ind w:left="100" w:right="100" w:firstLine="0" w:firstLineChars="0"/>
-              <w:rPr>
-                <w:rFonts w:ascii="Helvetica" w:hAnsi="Helvetica" w:eastAsia="Helvetica" w:cs="Helvetica"/>
-                <w:i w:val="false"/>
-                <w:b w:val="false"/>
-                <w:u w:val="none"/>
-                <w:sz w:val="22"/>
-                <w:szCs w:val="22"/>
-                <w:color w:val="000000"/>
-              </w:rPr>
-            </w:pPr>
-            <w:r>
-              <w:rPr>
-                <w:rFonts w:ascii="Helvetica" w:hAnsi="Helvetica" w:eastAsia="Helvetica" w:cs="Helvetica"/>
-                <w:i w:val="false"/>
-                <w:b w:val="false"/>
-                <w:u w:val="none"/>
-                <w:sz w:val="22"/>
-                <w:szCs w:val="22"/>
-                <w:color w:val="000000"/>
-              </w:rPr>
-              <w:t xml:space="preserve">0.490</w:t>
+              <w:t xml:space="preserve">0.740</w:t>
+            </w:r>
+          </w:p>
+        </w:tc>
+        <w:tc>
+          <w:tcPr>
+            <w:tcBorders>
+              <w:bottom w:val="none" w:sz="0" w:space="0" w:color="000000"/>
+              <w:top w:val="none" w:sz="0" w:space="0" w:color="000000"/>
+              <w:left w:val="none" w:sz="0" w:space="0" w:color="000000"/>
+              <w:right w:val="none" w:sz="0" w:space="0" w:color="000000"/>
+            </w:tcBorders>
+            <w:shd w:val="clear" w:color="auto" w:fill="FFFFFF"/>
+            <w:tcMar>
+              <w:top w:w="0" w:type="dxa"/>
+              <w:bottom w:w="0" w:type="dxa"/>
+              <w:left w:w="0" w:type="dxa"/>
+              <w:right w:w="0" w:type="dxa"/>
+            </w:tcMar>
+            <w:vAlign w:val="top"/>
+          </w:tcPr>
+          <w:p>
+            <w:pPr>
+              <w:pStyle w:val="Normal"/>
+              <w:jc w:val="center"/>
+              <w:pBdr>
+                <w:bottom w:val="none" w:sz="0" w:space="0" w:color="000000"/>
+                <w:top w:val="none" w:sz="0" w:space="0" w:color="000000"/>
+                <w:left w:val="none" w:sz="0" w:space="0" w:color="000000"/>
+                <w:right w:val="none" w:sz="0" w:space="0" w:color="000000"/>
+              </w:pBdr>
+              <w:spacing w:after="100" w:before="100" w:line="240"/>
+              <w:ind w:left="100" w:right="100" w:firstLine="0" w:firstLineChars="0"/>
+              <w:rPr>
+                <w:rFonts w:ascii="Helvetica" w:hAnsi="Helvetica" w:eastAsia="Helvetica" w:cs="Helvetica"/>
+                <w:i w:val="false"/>
+                <w:b w:val="false"/>
+                <w:u w:val="none"/>
+                <w:sz w:val="22"/>
+                <w:szCs w:val="22"/>
+                <w:color w:val="000000"/>
+              </w:rPr>
+            </w:pPr>
+            <w:r>
+              <w:rPr>
+                <w:rFonts w:ascii="Helvetica" w:hAnsi="Helvetica" w:eastAsia="Helvetica" w:cs="Helvetica"/>
+                <w:i w:val="false"/>
+                <w:b w:val="false"/>
+                <w:u w:val="none"/>
+                <w:sz w:val="22"/>
+                <w:szCs w:val="22"/>
+                <w:color w:val="000000"/>
+              </w:rPr>
+              <w:t xml:space="preserve">142</w:t>
+            </w:r>
+          </w:p>
+        </w:tc>
+        <w:tc>
+          <w:tcPr>
+            <w:tcBorders>
+              <w:bottom w:val="none" w:sz="0" w:space="0" w:color="000000"/>
+              <w:top w:val="none" w:sz="0" w:space="0" w:color="000000"/>
+              <w:left w:val="none" w:sz="0" w:space="0" w:color="000000"/>
+              <w:right w:val="none" w:sz="0" w:space="0" w:color="000000"/>
+            </w:tcBorders>
+            <w:shd w:val="clear" w:color="auto" w:fill="FFFFFF"/>
+            <w:tcMar>
+              <w:top w:w="0" w:type="dxa"/>
+              <w:bottom w:w="0" w:type="dxa"/>
+              <w:left w:w="0" w:type="dxa"/>
+              <w:right w:w="0" w:type="dxa"/>
+            </w:tcMar>
+            <w:vAlign w:val="top"/>
+          </w:tcPr>
+          <w:p>
+            <w:pPr>
+              <w:pStyle w:val="Normal"/>
+              <w:jc w:val="center"/>
+              <w:pBdr>
+                <w:bottom w:val="none" w:sz="0" w:space="0" w:color="000000"/>
+                <w:top w:val="none" w:sz="0" w:space="0" w:color="000000"/>
+                <w:left w:val="none" w:sz="0" w:space="0" w:color="000000"/>
+                <w:right w:val="none" w:sz="0" w:space="0" w:color="000000"/>
+              </w:pBdr>
+              <w:spacing w:after="100" w:before="100" w:line="240"/>
+              <w:ind w:left="100" w:right="100" w:firstLine="0" w:firstLineChars="0"/>
+              <w:rPr>
+                <w:rFonts w:ascii="Helvetica" w:hAnsi="Helvetica" w:eastAsia="Helvetica" w:cs="Helvetica"/>
+                <w:i w:val="false"/>
+                <w:b w:val="false"/>
+                <w:u w:val="none"/>
+                <w:sz w:val="22"/>
+                <w:szCs w:val="22"/>
+                <w:color w:val="000000"/>
+              </w:rPr>
+            </w:pPr>
+            <w:r>
+              <w:rPr>
+                <w:rFonts w:ascii="Helvetica" w:hAnsi="Helvetica" w:eastAsia="Helvetica" w:cs="Helvetica"/>
+                <w:i w:val="false"/>
+                <w:b w:val="false"/>
+                <w:u w:val="none"/>
+                <w:sz w:val="22"/>
+                <w:szCs w:val="22"/>
+                <w:color w:val="000000"/>
+              </w:rPr>
+              <w:t xml:space="preserve">0.97</w:t>
+            </w:r>
+          </w:p>
+        </w:tc>
+        <w:tc>
+          <w:tcPr>
+            <w:tcBorders>
+              <w:bottom w:val="none" w:sz="0" w:space="0" w:color="000000"/>
+              <w:top w:val="none" w:sz="0" w:space="0" w:color="000000"/>
+              <w:left w:val="none" w:sz="0" w:space="0" w:color="000000"/>
+              <w:right w:val="none" w:sz="0" w:space="0" w:color="000000"/>
+            </w:tcBorders>
+            <w:shd w:val="clear" w:color="auto" w:fill="FFFFFF"/>
+            <w:tcMar>
+              <w:top w:w="0" w:type="dxa"/>
+              <w:bottom w:w="0" w:type="dxa"/>
+              <w:left w:w="0" w:type="dxa"/>
+              <w:right w:w="0" w:type="dxa"/>
+            </w:tcMar>
+            <w:vAlign w:val="top"/>
+          </w:tcPr>
+          <w:p>
+            <w:pPr>
+              <w:pStyle w:val="Normal"/>
+              <w:jc w:val="center"/>
+              <w:pBdr>
+                <w:bottom w:val="none" w:sz="0" w:space="0" w:color="000000"/>
+                <w:top w:val="none" w:sz="0" w:space="0" w:color="000000"/>
+                <w:left w:val="none" w:sz="0" w:space="0" w:color="000000"/>
+                <w:right w:val="none" w:sz="0" w:space="0" w:color="000000"/>
+              </w:pBdr>
+              <w:spacing w:after="100" w:before="100" w:line="240"/>
+              <w:ind w:left="100" w:right="100" w:firstLine="0" w:firstLineChars="0"/>
+              <w:rPr>
+                <w:rFonts w:ascii="Helvetica" w:hAnsi="Helvetica" w:eastAsia="Helvetica" w:cs="Helvetica"/>
+                <w:i w:val="false"/>
+                <w:b w:val="false"/>
+                <w:u w:val="none"/>
+                <w:sz w:val="22"/>
+                <w:szCs w:val="22"/>
+                <w:color w:val="000000"/>
+              </w:rPr>
+            </w:pPr>
+            <w:r>
+              <w:rPr>
+                <w:rFonts w:ascii="Helvetica" w:hAnsi="Helvetica" w:eastAsia="Helvetica" w:cs="Helvetica"/>
+                <w:i w:val="false"/>
+                <w:b w:val="false"/>
+                <w:u w:val="none"/>
+                <w:sz w:val="22"/>
+                <w:szCs w:val="22"/>
+                <w:color w:val="000000"/>
+              </w:rPr>
+              <w:t xml:space="preserve">0.91, 1.04</w:t>
+            </w:r>
+          </w:p>
+        </w:tc>
+        <w:tc>
+          <w:tcPr>
+            <w:tcBorders>
+              <w:bottom w:val="none" w:sz="0" w:space="0" w:color="000000"/>
+              <w:top w:val="none" w:sz="0" w:space="0" w:color="000000"/>
+              <w:left w:val="none" w:sz="0" w:space="0" w:color="000000"/>
+              <w:right w:val="none" w:sz="0" w:space="0" w:color="000000"/>
+            </w:tcBorders>
+            <w:shd w:val="clear" w:color="auto" w:fill="FFFFFF"/>
+            <w:tcMar>
+              <w:top w:w="0" w:type="dxa"/>
+              <w:bottom w:w="0" w:type="dxa"/>
+              <w:left w:w="0" w:type="dxa"/>
+              <w:right w:w="0" w:type="dxa"/>
+            </w:tcMar>
+            <w:vAlign w:val="top"/>
+          </w:tcPr>
+          <w:p>
+            <w:pPr>
+              <w:pStyle w:val="Normal"/>
+              <w:jc w:val="center"/>
+              <w:pBdr>
+                <w:bottom w:val="none" w:sz="0" w:space="0" w:color="000000"/>
+                <w:top w:val="none" w:sz="0" w:space="0" w:color="000000"/>
+                <w:left w:val="none" w:sz="0" w:space="0" w:color="000000"/>
+                <w:right w:val="none" w:sz="0" w:space="0" w:color="000000"/>
+              </w:pBdr>
+              <w:spacing w:after="100" w:before="100" w:line="240"/>
+              <w:ind w:left="100" w:right="100" w:firstLine="0" w:firstLineChars="0"/>
+              <w:rPr>
+                <w:rFonts w:ascii="Helvetica" w:hAnsi="Helvetica" w:eastAsia="Helvetica" w:cs="Helvetica"/>
+                <w:i w:val="false"/>
+                <w:b w:val="false"/>
+                <w:u w:val="none"/>
+                <w:sz w:val="22"/>
+                <w:szCs w:val="22"/>
+                <w:color w:val="000000"/>
+              </w:rPr>
+            </w:pPr>
+            <w:r>
+              <w:rPr>
+                <w:rFonts w:ascii="Helvetica" w:hAnsi="Helvetica" w:eastAsia="Helvetica" w:cs="Helvetica"/>
+                <w:i w:val="false"/>
+                <w:b w:val="false"/>
+                <w:u w:val="none"/>
+                <w:sz w:val="22"/>
+                <w:szCs w:val="22"/>
+                <w:color w:val="000000"/>
+              </w:rPr>
+              <w:t xml:space="preserve">0.410</w:t>
             </w:r>
           </w:p>
         </w:tc>
       </w:tr>
       <w:tr>
         <w:trPr>
-          <w:trHeight w:val="569" w:hRule="auto"/>
+          <w:trHeight w:val="565" w:hRule="auto"/>
         </w:trPr>
         body 3
         <w:tc>
@@ -1804,7 +1804,7 @@
                 <w:szCs w:val="22"/>
                 <w:color w:val="000000"/>
               </w:rPr>
-              <w:t xml:space="preserve">143</w:t>
+              <w:t xml:space="preserve">142</w:t>
             </w:r>
           </w:p>
         </w:tc>
@@ -2016,7 +2016,7 @@
                 <w:szCs w:val="22"/>
                 <w:color w:val="000000"/>
               </w:rPr>
-              <w:t xml:space="preserve">143</w:t>
+              <w:t xml:space="preserve">142</w:t>
             </w:r>
           </w:p>
         </w:tc>
@@ -2665,7 +2665,7 @@
       </w:tr>
       <w:tr>
         <w:trPr>
-          <w:trHeight w:val="597" w:hRule="auto"/>
+          <w:trHeight w:val="598" w:hRule="auto"/>
         </w:trPr>
         body 5
         <w:tc>
@@ -2823,113 +2823,113 @@
                 <w:szCs w:val="22"/>
                 <w:color w:val="000000"/>
               </w:rPr>
-              <w:t xml:space="preserve">1.34</w:t>
-            </w:r>
-          </w:p>
-        </w:tc>
-        <w:tc>
-          <w:tcPr>
-            <w:tcBorders>
-              <w:bottom w:val="none" w:sz="0" w:space="0" w:color="000000"/>
-              <w:top w:val="none" w:sz="0" w:space="0" w:color="000000"/>
-              <w:left w:val="none" w:sz="0" w:space="0" w:color="000000"/>
-              <w:right w:val="none" w:sz="0" w:space="0" w:color="000000"/>
-            </w:tcBorders>
-            <w:shd w:val="clear" w:color="auto" w:fill="FFFFFF"/>
-            <w:tcMar>
-              <w:top w:w="0" w:type="dxa"/>
-              <w:bottom w:w="0" w:type="dxa"/>
-              <w:left w:w="0" w:type="dxa"/>
-              <w:right w:w="0" w:type="dxa"/>
-            </w:tcMar>
-            <w:vAlign w:val="top"/>
-          </w:tcPr>
-          <w:p>
-            <w:pPr>
-              <w:pStyle w:val="Normal"/>
-              <w:jc w:val="center"/>
-              <w:pBdr>
-                <w:bottom w:val="none" w:sz="0" w:space="0" w:color="000000"/>
-                <w:top w:val="none" w:sz="0" w:space="0" w:color="000000"/>
-                <w:left w:val="none" w:sz="0" w:space="0" w:color="000000"/>
-                <w:right w:val="none" w:sz="0" w:space="0" w:color="000000"/>
-              </w:pBdr>
-              <w:spacing w:after="100" w:before="100" w:line="240"/>
-              <w:ind w:left="100" w:right="100" w:firstLine="0" w:firstLineChars="0"/>
-              <w:rPr>
-                <w:rFonts w:ascii="Helvetica" w:hAnsi="Helvetica" w:eastAsia="Helvetica" w:cs="Helvetica"/>
-                <w:i w:val="false"/>
-                <w:b w:val="false"/>
-                <w:u w:val="none"/>
-                <w:sz w:val="22"/>
-                <w:szCs w:val="22"/>
-                <w:color w:val="000000"/>
-              </w:rPr>
-            </w:pPr>
-            <w:r>
-              <w:rPr>
-                <w:rFonts w:ascii="Helvetica" w:hAnsi="Helvetica" w:eastAsia="Helvetica" w:cs="Helvetica"/>
-                <w:i w:val="false"/>
-                <w:b w:val="false"/>
-                <w:u w:val="none"/>
-                <w:sz w:val="22"/>
-                <w:szCs w:val="22"/>
-                <w:color w:val="000000"/>
-              </w:rPr>
-              <w:t xml:space="preserve">0.31, 5.91</w:t>
-            </w:r>
-          </w:p>
-        </w:tc>
-        <w:tc>
-          <w:tcPr>
-            <w:tcBorders>
-              <w:bottom w:val="none" w:sz="0" w:space="0" w:color="000000"/>
-              <w:top w:val="none" w:sz="0" w:space="0" w:color="000000"/>
-              <w:left w:val="none" w:sz="0" w:space="0" w:color="000000"/>
-              <w:right w:val="none" w:sz="0" w:space="0" w:color="000000"/>
-            </w:tcBorders>
-            <w:shd w:val="clear" w:color="auto" w:fill="FFFFFF"/>
-            <w:tcMar>
-              <w:top w:w="0" w:type="dxa"/>
-              <w:bottom w:w="0" w:type="dxa"/>
-              <w:left w:w="0" w:type="dxa"/>
-              <w:right w:w="0" w:type="dxa"/>
-            </w:tcMar>
-            <w:vAlign w:val="top"/>
-          </w:tcPr>
-          <w:p>
-            <w:pPr>
-              <w:pStyle w:val="Normal"/>
-              <w:jc w:val="center"/>
-              <w:pBdr>
-                <w:bottom w:val="none" w:sz="0" w:space="0" w:color="000000"/>
-                <w:top w:val="none" w:sz="0" w:space="0" w:color="000000"/>
-                <w:left w:val="none" w:sz="0" w:space="0" w:color="000000"/>
-                <w:right w:val="none" w:sz="0" w:space="0" w:color="000000"/>
-              </w:pBdr>
-              <w:spacing w:after="100" w:before="100" w:line="240"/>
-              <w:ind w:left="100" w:right="100" w:firstLine="0" w:firstLineChars="0"/>
-              <w:rPr>
-                <w:rFonts w:ascii="Helvetica" w:hAnsi="Helvetica" w:eastAsia="Helvetica" w:cs="Helvetica"/>
-                <w:i w:val="false"/>
-                <w:b w:val="false"/>
-                <w:u w:val="none"/>
-                <w:sz w:val="22"/>
-                <w:szCs w:val="22"/>
-                <w:color w:val="000000"/>
-              </w:rPr>
-            </w:pPr>
-            <w:r>
-              <w:rPr>
-                <w:rFonts w:ascii="Helvetica" w:hAnsi="Helvetica" w:eastAsia="Helvetica" w:cs="Helvetica"/>
-                <w:i w:val="false"/>
-                <w:b w:val="false"/>
-                <w:u w:val="none"/>
-                <w:sz w:val="22"/>
-                <w:szCs w:val="22"/>
-                <w:color w:val="000000"/>
-              </w:rPr>
-              <w:t xml:space="preserve">0.700</w:t>
+              <w:t xml:space="preserve">1.33</w:t>
+            </w:r>
+          </w:p>
+        </w:tc>
+        <w:tc>
+          <w:tcPr>
+            <w:tcBorders>
+              <w:bottom w:val="none" w:sz="0" w:space="0" w:color="000000"/>
+              <w:top w:val="none" w:sz="0" w:space="0" w:color="000000"/>
+              <w:left w:val="none" w:sz="0" w:space="0" w:color="000000"/>
+              <w:right w:val="none" w:sz="0" w:space="0" w:color="000000"/>
+            </w:tcBorders>
+            <w:shd w:val="clear" w:color="auto" w:fill="FFFFFF"/>
+            <w:tcMar>
+              <w:top w:w="0" w:type="dxa"/>
+              <w:bottom w:w="0" w:type="dxa"/>
+              <w:left w:w="0" w:type="dxa"/>
+              <w:right w:w="0" w:type="dxa"/>
+            </w:tcMar>
+            <w:vAlign w:val="top"/>
+          </w:tcPr>
+          <w:p>
+            <w:pPr>
+              <w:pStyle w:val="Normal"/>
+              <w:jc w:val="center"/>
+              <w:pBdr>
+                <w:bottom w:val="none" w:sz="0" w:space="0" w:color="000000"/>
+                <w:top w:val="none" w:sz="0" w:space="0" w:color="000000"/>
+                <w:left w:val="none" w:sz="0" w:space="0" w:color="000000"/>
+                <w:right w:val="none" w:sz="0" w:space="0" w:color="000000"/>
+              </w:pBdr>
+              <w:spacing w:after="100" w:before="100" w:line="240"/>
+              <w:ind w:left="100" w:right="100" w:firstLine="0" w:firstLineChars="0"/>
+              <w:rPr>
+                <w:rFonts w:ascii="Helvetica" w:hAnsi="Helvetica" w:eastAsia="Helvetica" w:cs="Helvetica"/>
+                <w:i w:val="false"/>
+                <w:b w:val="false"/>
+                <w:u w:val="none"/>
+                <w:sz w:val="22"/>
+                <w:szCs w:val="22"/>
+                <w:color w:val="000000"/>
+              </w:rPr>
+            </w:pPr>
+            <w:r>
+              <w:rPr>
+                <w:rFonts w:ascii="Helvetica" w:hAnsi="Helvetica" w:eastAsia="Helvetica" w:cs="Helvetica"/>
+                <w:i w:val="false"/>
+                <w:b w:val="false"/>
+                <w:u w:val="none"/>
+                <w:sz w:val="22"/>
+                <w:szCs w:val="22"/>
+                <w:color w:val="000000"/>
+              </w:rPr>
+              <w:t xml:space="preserve">0.30, 5.86</w:t>
+            </w:r>
+          </w:p>
+        </w:tc>
+        <w:tc>
+          <w:tcPr>
+            <w:tcBorders>
+              <w:bottom w:val="none" w:sz="0" w:space="0" w:color="000000"/>
+              <w:top w:val="none" w:sz="0" w:space="0" w:color="000000"/>
+              <w:left w:val="none" w:sz="0" w:space="0" w:color="000000"/>
+              <w:right w:val="none" w:sz="0" w:space="0" w:color="000000"/>
+            </w:tcBorders>
+            <w:shd w:val="clear" w:color="auto" w:fill="FFFFFF"/>
+            <w:tcMar>
+              <w:top w:w="0" w:type="dxa"/>
+              <w:bottom w:w="0" w:type="dxa"/>
+              <w:left w:w="0" w:type="dxa"/>
+              <w:right w:w="0" w:type="dxa"/>
+            </w:tcMar>
+            <w:vAlign w:val="top"/>
+          </w:tcPr>
+          <w:p>
+            <w:pPr>
+              <w:pStyle w:val="Normal"/>
+              <w:jc w:val="center"/>
+              <w:pBdr>
+                <w:bottom w:val="none" w:sz="0" w:space="0" w:color="000000"/>
+                <w:top w:val="none" w:sz="0" w:space="0" w:color="000000"/>
+                <w:left w:val="none" w:sz="0" w:space="0" w:color="000000"/>
+                <w:right w:val="none" w:sz="0" w:space="0" w:color="000000"/>
+              </w:pBdr>
+              <w:spacing w:after="100" w:before="100" w:line="240"/>
+              <w:ind w:left="100" w:right="100" w:firstLine="0" w:firstLineChars="0"/>
+              <w:rPr>
+                <w:rFonts w:ascii="Helvetica" w:hAnsi="Helvetica" w:eastAsia="Helvetica" w:cs="Helvetica"/>
+                <w:i w:val="false"/>
+                <w:b w:val="false"/>
+                <w:u w:val="none"/>
+                <w:sz w:val="22"/>
+                <w:szCs w:val="22"/>
+                <w:color w:val="000000"/>
+              </w:rPr>
+            </w:pPr>
+            <w:r>
+              <w:rPr>
+                <w:rFonts w:ascii="Helvetica" w:hAnsi="Helvetica" w:eastAsia="Helvetica" w:cs="Helvetica"/>
+                <w:i w:val="false"/>
+                <w:b w:val="false"/>
+                <w:u w:val="none"/>
+                <w:sz w:val="22"/>
+                <w:szCs w:val="22"/>
+                <w:color w:val="000000"/>
+              </w:rPr>
+              <w:t xml:space="preserve">0.710</w:t>
             </w:r>
           </w:p>
         </w:tc>
@@ -3035,113 +3035,113 @@
                 <w:szCs w:val="22"/>
                 <w:color w:val="000000"/>
               </w:rPr>
-              <w:t xml:space="preserve">0.25</w:t>
-            </w:r>
-          </w:p>
-        </w:tc>
-        <w:tc>
-          <w:tcPr>
-            <w:tcBorders>
-              <w:bottom w:val="none" w:sz="0" w:space="0" w:color="000000"/>
-              <w:top w:val="none" w:sz="0" w:space="0" w:color="000000"/>
-              <w:left w:val="none" w:sz="0" w:space="0" w:color="000000"/>
-              <w:right w:val="none" w:sz="0" w:space="0" w:color="000000"/>
-            </w:tcBorders>
-            <w:shd w:val="clear" w:color="auto" w:fill="FFFFFF"/>
-            <w:tcMar>
-              <w:top w:w="0" w:type="dxa"/>
-              <w:bottom w:w="0" w:type="dxa"/>
-              <w:left w:w="0" w:type="dxa"/>
-              <w:right w:w="0" w:type="dxa"/>
-            </w:tcMar>
-            <w:vAlign w:val="top"/>
-          </w:tcPr>
-          <w:p>
-            <w:pPr>
-              <w:pStyle w:val="Normal"/>
-              <w:jc w:val="center"/>
-              <w:pBdr>
-                <w:bottom w:val="none" w:sz="0" w:space="0" w:color="000000"/>
-                <w:top w:val="none" w:sz="0" w:space="0" w:color="000000"/>
-                <w:left w:val="none" w:sz="0" w:space="0" w:color="000000"/>
-                <w:right w:val="none" w:sz="0" w:space="0" w:color="000000"/>
-              </w:pBdr>
-              <w:spacing w:after="100" w:before="100" w:line="240"/>
-              <w:ind w:left="100" w:right="100" w:firstLine="0" w:firstLineChars="0"/>
-              <w:rPr>
-                <w:rFonts w:ascii="Helvetica" w:hAnsi="Helvetica" w:eastAsia="Helvetica" w:cs="Helvetica"/>
-                <w:i w:val="false"/>
-                <w:b w:val="false"/>
-                <w:u w:val="none"/>
-                <w:sz w:val="22"/>
-                <w:szCs w:val="22"/>
-                <w:color w:val="000000"/>
-              </w:rPr>
-            </w:pPr>
-            <w:r>
-              <w:rPr>
-                <w:rFonts w:ascii="Helvetica" w:hAnsi="Helvetica" w:eastAsia="Helvetica" w:cs="Helvetica"/>
-                <w:i w:val="false"/>
-                <w:b w:val="false"/>
-                <w:u w:val="none"/>
-                <w:sz w:val="22"/>
-                <w:szCs w:val="22"/>
-                <w:color w:val="000000"/>
-              </w:rPr>
-              <w:t xml:space="preserve">0.00, 15.9</w:t>
-            </w:r>
-          </w:p>
-        </w:tc>
-        <w:tc>
-          <w:tcPr>
-            <w:tcBorders>
-              <w:bottom w:val="none" w:sz="0" w:space="0" w:color="000000"/>
-              <w:top w:val="none" w:sz="0" w:space="0" w:color="000000"/>
-              <w:left w:val="none" w:sz="0" w:space="0" w:color="000000"/>
-              <w:right w:val="none" w:sz="0" w:space="0" w:color="000000"/>
-            </w:tcBorders>
-            <w:shd w:val="clear" w:color="auto" w:fill="FFFFFF"/>
-            <w:tcMar>
-              <w:top w:w="0" w:type="dxa"/>
-              <w:bottom w:w="0" w:type="dxa"/>
-              <w:left w:w="0" w:type="dxa"/>
-              <w:right w:w="0" w:type="dxa"/>
-            </w:tcMar>
-            <w:vAlign w:val="top"/>
-          </w:tcPr>
-          <w:p>
-            <w:pPr>
-              <w:pStyle w:val="Normal"/>
-              <w:jc w:val="center"/>
-              <w:pBdr>
-                <w:bottom w:val="none" w:sz="0" w:space="0" w:color="000000"/>
-                <w:top w:val="none" w:sz="0" w:space="0" w:color="000000"/>
-                <w:left w:val="none" w:sz="0" w:space="0" w:color="000000"/>
-                <w:right w:val="none" w:sz="0" w:space="0" w:color="000000"/>
-              </w:pBdr>
-              <w:spacing w:after="100" w:before="100" w:line="240"/>
-              <w:ind w:left="100" w:right="100" w:firstLine="0" w:firstLineChars="0"/>
-              <w:rPr>
-                <w:rFonts w:ascii="Helvetica" w:hAnsi="Helvetica" w:eastAsia="Helvetica" w:cs="Helvetica"/>
-                <w:i w:val="false"/>
-                <w:b w:val="false"/>
-                <w:u w:val="none"/>
-                <w:sz w:val="22"/>
-                <w:szCs w:val="22"/>
-                <w:color w:val="000000"/>
-              </w:rPr>
-            </w:pPr>
-            <w:r>
-              <w:rPr>
-                <w:rFonts w:ascii="Helvetica" w:hAnsi="Helvetica" w:eastAsia="Helvetica" w:cs="Helvetica"/>
-                <w:i w:val="false"/>
-                <w:b w:val="false"/>
-                <w:u w:val="none"/>
-                <w:sz w:val="22"/>
-                <w:szCs w:val="22"/>
-                <w:color w:val="000000"/>
-              </w:rPr>
-              <w:t xml:space="preserve">0.520</w:t>
+              <w:t xml:space="preserve">0.22</w:t>
+            </w:r>
+          </w:p>
+        </w:tc>
+        <w:tc>
+          <w:tcPr>
+            <w:tcBorders>
+              <w:bottom w:val="none" w:sz="0" w:space="0" w:color="000000"/>
+              <w:top w:val="none" w:sz="0" w:space="0" w:color="000000"/>
+              <w:left w:val="none" w:sz="0" w:space="0" w:color="000000"/>
+              <w:right w:val="none" w:sz="0" w:space="0" w:color="000000"/>
+            </w:tcBorders>
+            <w:shd w:val="clear" w:color="auto" w:fill="FFFFFF"/>
+            <w:tcMar>
+              <w:top w:w="0" w:type="dxa"/>
+              <w:bottom w:w="0" w:type="dxa"/>
+              <w:left w:w="0" w:type="dxa"/>
+              <w:right w:w="0" w:type="dxa"/>
+            </w:tcMar>
+            <w:vAlign w:val="top"/>
+          </w:tcPr>
+          <w:p>
+            <w:pPr>
+              <w:pStyle w:val="Normal"/>
+              <w:jc w:val="center"/>
+              <w:pBdr>
+                <w:bottom w:val="none" w:sz="0" w:space="0" w:color="000000"/>
+                <w:top w:val="none" w:sz="0" w:space="0" w:color="000000"/>
+                <w:left w:val="none" w:sz="0" w:space="0" w:color="000000"/>
+                <w:right w:val="none" w:sz="0" w:space="0" w:color="000000"/>
+              </w:pBdr>
+              <w:spacing w:after="100" w:before="100" w:line="240"/>
+              <w:ind w:left="100" w:right="100" w:firstLine="0" w:firstLineChars="0"/>
+              <w:rPr>
+                <w:rFonts w:ascii="Helvetica" w:hAnsi="Helvetica" w:eastAsia="Helvetica" w:cs="Helvetica"/>
+                <w:i w:val="false"/>
+                <w:b w:val="false"/>
+                <w:u w:val="none"/>
+                <w:sz w:val="22"/>
+                <w:szCs w:val="22"/>
+                <w:color w:val="000000"/>
+              </w:rPr>
+            </w:pPr>
+            <w:r>
+              <w:rPr>
+                <w:rFonts w:ascii="Helvetica" w:hAnsi="Helvetica" w:eastAsia="Helvetica" w:cs="Helvetica"/>
+                <w:i w:val="false"/>
+                <w:b w:val="false"/>
+                <w:u w:val="none"/>
+                <w:sz w:val="22"/>
+                <w:szCs w:val="22"/>
+                <w:color w:val="000000"/>
+              </w:rPr>
+              <w:t xml:space="preserve">0.00, 10.1</w:t>
+            </w:r>
+          </w:p>
+        </w:tc>
+        <w:tc>
+          <w:tcPr>
+            <w:tcBorders>
+              <w:bottom w:val="none" w:sz="0" w:space="0" w:color="000000"/>
+              <w:top w:val="none" w:sz="0" w:space="0" w:color="000000"/>
+              <w:left w:val="none" w:sz="0" w:space="0" w:color="000000"/>
+              <w:right w:val="none" w:sz="0" w:space="0" w:color="000000"/>
+            </w:tcBorders>
+            <w:shd w:val="clear" w:color="auto" w:fill="FFFFFF"/>
+            <w:tcMar>
+              <w:top w:w="0" w:type="dxa"/>
+              <w:bottom w:w="0" w:type="dxa"/>
+              <w:left w:w="0" w:type="dxa"/>
+              <w:right w:w="0" w:type="dxa"/>
+            </w:tcMar>
+            <w:vAlign w:val="top"/>
+          </w:tcPr>
+          <w:p>
+            <w:pPr>
+              <w:pStyle w:val="Normal"/>
+              <w:jc w:val="center"/>
+              <w:pBdr>
+                <w:bottom w:val="none" w:sz="0" w:space="0" w:color="000000"/>
+                <w:top w:val="none" w:sz="0" w:space="0" w:color="000000"/>
+                <w:left w:val="none" w:sz="0" w:space="0" w:color="000000"/>
+                <w:right w:val="none" w:sz="0" w:space="0" w:color="000000"/>
+              </w:pBdr>
+              <w:spacing w:after="100" w:before="100" w:line="240"/>
+              <w:ind w:left="100" w:right="100" w:firstLine="0" w:firstLineChars="0"/>
+              <w:rPr>
+                <w:rFonts w:ascii="Helvetica" w:hAnsi="Helvetica" w:eastAsia="Helvetica" w:cs="Helvetica"/>
+                <w:i w:val="false"/>
+                <w:b w:val="false"/>
+                <w:u w:val="none"/>
+                <w:sz w:val="22"/>
+                <w:szCs w:val="22"/>
+                <w:color w:val="000000"/>
+              </w:rPr>
+            </w:pPr>
+            <w:r>
+              <w:rPr>
+                <w:rFonts w:ascii="Helvetica" w:hAnsi="Helvetica" w:eastAsia="Helvetica" w:cs="Helvetica"/>
+                <w:i w:val="false"/>
+                <w:b w:val="false"/>
+                <w:u w:val="none"/>
+                <w:sz w:val="22"/>
+                <w:szCs w:val="22"/>
+                <w:color w:val="000000"/>
+              </w:rPr>
+              <w:t xml:space="preserve">0.440</w:t>
             </w:r>
           </w:p>
         </w:tc>
@@ -3253,7 +3253,7 @@
                 <w:szCs w:val="22"/>
                 <w:color w:val="000000"/>
               </w:rPr>
-              <w:t xml:space="preserve">143</w:t>
+              <w:t xml:space="preserve">142</w:t>
             </w:r>
           </w:p>
         </w:tc>
@@ -3412,60 +3412,60 @@
                 <w:szCs w:val="22"/>
                 <w:color w:val="000000"/>
               </w:rPr>
-              <w:t xml:space="preserve">0.034</w:t>
-            </w:r>
-          </w:p>
-        </w:tc>
-        <w:tc>
-          <w:tcPr>
-            <w:tcBorders>
-              <w:bottom w:val="none" w:sz="0" w:space="0" w:color="000000"/>
-              <w:top w:val="none" w:sz="0" w:space="0" w:color="000000"/>
-              <w:left w:val="none" w:sz="0" w:space="0" w:color="000000"/>
-              <w:right w:val="none" w:sz="0" w:space="0" w:color="000000"/>
-            </w:tcBorders>
-            <w:shd w:val="clear" w:color="auto" w:fill="FFFFFF"/>
-            <w:tcMar>
-              <w:top w:w="0" w:type="dxa"/>
-              <w:bottom w:w="0" w:type="dxa"/>
-              <w:left w:w="0" w:type="dxa"/>
-              <w:right w:w="0" w:type="dxa"/>
-            </w:tcMar>
-            <w:vAlign w:val="top"/>
-          </w:tcPr>
-          <w:p>
-            <w:pPr>
-              <w:pStyle w:val="Normal"/>
-              <w:jc w:val="center"/>
-              <w:pBdr>
-                <w:bottom w:val="none" w:sz="0" w:space="0" w:color="000000"/>
-                <w:top w:val="none" w:sz="0" w:space="0" w:color="000000"/>
-                <w:left w:val="none" w:sz="0" w:space="0" w:color="000000"/>
-                <w:right w:val="none" w:sz="0" w:space="0" w:color="000000"/>
-              </w:pBdr>
-              <w:spacing w:after="100" w:before="100" w:line="240"/>
-              <w:ind w:left="100" w:right="100" w:firstLine="0" w:firstLineChars="0"/>
-              <w:rPr>
-                <w:rFonts w:ascii="Helvetica" w:hAnsi="Helvetica" w:eastAsia="Helvetica" w:cs="Helvetica"/>
-                <w:i w:val="false"/>
-                <w:b w:val="false"/>
-                <w:u w:val="none"/>
-                <w:sz w:val="22"/>
-                <w:szCs w:val="22"/>
-                <w:color w:val="000000"/>
-              </w:rPr>
-            </w:pPr>
-            <w:r>
-              <w:rPr>
-                <w:rFonts w:ascii="Helvetica" w:hAnsi="Helvetica" w:eastAsia="Helvetica" w:cs="Helvetica"/>
-                <w:i w:val="false"/>
-                <w:b w:val="false"/>
-                <w:u w:val="none"/>
-                <w:sz w:val="22"/>
-                <w:szCs w:val="22"/>
-                <w:color w:val="000000"/>
-              </w:rPr>
-              <w:t xml:space="preserve">143</w:t>
+              <w:t xml:space="preserve">0.032</w:t>
+            </w:r>
+          </w:p>
+        </w:tc>
+        <w:tc>
+          <w:tcPr>
+            <w:tcBorders>
+              <w:bottom w:val="none" w:sz="0" w:space="0" w:color="000000"/>
+              <w:top w:val="none" w:sz="0" w:space="0" w:color="000000"/>
+              <w:left w:val="none" w:sz="0" w:space="0" w:color="000000"/>
+              <w:right w:val="none" w:sz="0" w:space="0" w:color="000000"/>
+            </w:tcBorders>
+            <w:shd w:val="clear" w:color="auto" w:fill="FFFFFF"/>
+            <w:tcMar>
+              <w:top w:w="0" w:type="dxa"/>
+              <w:bottom w:w="0" w:type="dxa"/>
+              <w:left w:w="0" w:type="dxa"/>
+              <w:right w:w="0" w:type="dxa"/>
+            </w:tcMar>
+            <w:vAlign w:val="top"/>
+          </w:tcPr>
+          <w:p>
+            <w:pPr>
+              <w:pStyle w:val="Normal"/>
+              <w:jc w:val="center"/>
+              <w:pBdr>
+                <w:bottom w:val="none" w:sz="0" w:space="0" w:color="000000"/>
+                <w:top w:val="none" w:sz="0" w:space="0" w:color="000000"/>
+                <w:left w:val="none" w:sz="0" w:space="0" w:color="000000"/>
+                <w:right w:val="none" w:sz="0" w:space="0" w:color="000000"/>
+              </w:pBdr>
+              <w:spacing w:after="100" w:before="100" w:line="240"/>
+              <w:ind w:left="100" w:right="100" w:firstLine="0" w:firstLineChars="0"/>
+              <w:rPr>
+                <w:rFonts w:ascii="Helvetica" w:hAnsi="Helvetica" w:eastAsia="Helvetica" w:cs="Helvetica"/>
+                <w:i w:val="false"/>
+                <w:b w:val="false"/>
+                <w:u w:val="none"/>
+                <w:sz w:val="22"/>
+                <w:szCs w:val="22"/>
+                <w:color w:val="000000"/>
+              </w:rPr>
+            </w:pPr>
+            <w:r>
+              <w:rPr>
+                <w:rFonts w:ascii="Helvetica" w:hAnsi="Helvetica" w:eastAsia="Helvetica" w:cs="Helvetica"/>
+                <w:i w:val="false"/>
+                <w:b w:val="false"/>
+                <w:u w:val="none"/>
+                <w:sz w:val="22"/>
+                <w:szCs w:val="22"/>
+                <w:color w:val="000000"/>
+              </w:rPr>
+              <w:t xml:space="preserve">142</w:t>
             </w:r>
           </w:p>
         </w:tc>
@@ -3571,60 +3571,60 @@
                 <w:szCs w:val="22"/>
                 <w:color w:val="000000"/>
               </w:rPr>
-              <w:t xml:space="preserve">0.96, 1.65</w:t>
-            </w:r>
-          </w:p>
-        </w:tc>
-        <w:tc>
-          <w:tcPr>
-            <w:tcBorders>
-              <w:bottom w:val="none" w:sz="0" w:space="0" w:color="000000"/>
-              <w:top w:val="none" w:sz="0" w:space="0" w:color="000000"/>
-              <w:left w:val="none" w:sz="0" w:space="0" w:color="000000"/>
-              <w:right w:val="none" w:sz="0" w:space="0" w:color="000000"/>
-            </w:tcBorders>
-            <w:shd w:val="clear" w:color="auto" w:fill="FFFFFF"/>
-            <w:tcMar>
-              <w:top w:w="0" w:type="dxa"/>
-              <w:bottom w:w="0" w:type="dxa"/>
-              <w:left w:w="0" w:type="dxa"/>
-              <w:right w:w="0" w:type="dxa"/>
-            </w:tcMar>
-            <w:vAlign w:val="top"/>
-          </w:tcPr>
-          <w:p>
-            <w:pPr>
-              <w:pStyle w:val="Normal"/>
-              <w:jc w:val="center"/>
-              <w:pBdr>
-                <w:bottom w:val="none" w:sz="0" w:space="0" w:color="000000"/>
-                <w:top w:val="none" w:sz="0" w:space="0" w:color="000000"/>
-                <w:left w:val="none" w:sz="0" w:space="0" w:color="000000"/>
-                <w:right w:val="none" w:sz="0" w:space="0" w:color="000000"/>
-              </w:pBdr>
-              <w:spacing w:after="100" w:before="100" w:line="240"/>
-              <w:ind w:left="100" w:right="100" w:firstLine="0" w:firstLineChars="0"/>
-              <w:rPr>
-                <w:rFonts w:ascii="Helvetica" w:hAnsi="Helvetica" w:eastAsia="Helvetica" w:cs="Helvetica"/>
-                <w:i w:val="false"/>
-                <w:b w:val="false"/>
-                <w:u w:val="none"/>
-                <w:sz w:val="22"/>
-                <w:szCs w:val="22"/>
-                <w:color w:val="000000"/>
-              </w:rPr>
-            </w:pPr>
-            <w:r>
-              <w:rPr>
-                <w:rFonts w:ascii="Helvetica" w:hAnsi="Helvetica" w:eastAsia="Helvetica" w:cs="Helvetica"/>
-                <w:i w:val="false"/>
-                <w:b w:val="false"/>
-                <w:u w:val="none"/>
-                <w:sz w:val="22"/>
-                <w:szCs w:val="22"/>
-                <w:color w:val="000000"/>
-              </w:rPr>
-              <w:t xml:space="preserve">0.098</w:t>
+              <w:t xml:space="preserve">0.96, 1.64</w:t>
+            </w:r>
+          </w:p>
+        </w:tc>
+        <w:tc>
+          <w:tcPr>
+            <w:tcBorders>
+              <w:bottom w:val="none" w:sz="0" w:space="0" w:color="000000"/>
+              <w:top w:val="none" w:sz="0" w:space="0" w:color="000000"/>
+              <w:left w:val="none" w:sz="0" w:space="0" w:color="000000"/>
+              <w:right w:val="none" w:sz="0" w:space="0" w:color="000000"/>
+            </w:tcBorders>
+            <w:shd w:val="clear" w:color="auto" w:fill="FFFFFF"/>
+            <w:tcMar>
+              <w:top w:w="0" w:type="dxa"/>
+              <w:bottom w:w="0" w:type="dxa"/>
+              <w:left w:w="0" w:type="dxa"/>
+              <w:right w:w="0" w:type="dxa"/>
+            </w:tcMar>
+            <w:vAlign w:val="top"/>
+          </w:tcPr>
+          <w:p>
+            <w:pPr>
+              <w:pStyle w:val="Normal"/>
+              <w:jc w:val="center"/>
+              <w:pBdr>
+                <w:bottom w:val="none" w:sz="0" w:space="0" w:color="000000"/>
+                <w:top w:val="none" w:sz="0" w:space="0" w:color="000000"/>
+                <w:left w:val="none" w:sz="0" w:space="0" w:color="000000"/>
+                <w:right w:val="none" w:sz="0" w:space="0" w:color="000000"/>
+              </w:pBdr>
+              <w:spacing w:after="100" w:before="100" w:line="240"/>
+              <w:ind w:left="100" w:right="100" w:firstLine="0" w:firstLineChars="0"/>
+              <w:rPr>
+                <w:rFonts w:ascii="Helvetica" w:hAnsi="Helvetica" w:eastAsia="Helvetica" w:cs="Helvetica"/>
+                <w:i w:val="false"/>
+                <w:b w:val="false"/>
+                <w:u w:val="none"/>
+                <w:sz w:val="22"/>
+                <w:szCs w:val="22"/>
+                <w:color w:val="000000"/>
+              </w:rPr>
+            </w:pPr>
+            <w:r>
+              <w:rPr>
+                <w:rFonts w:ascii="Helvetica" w:hAnsi="Helvetica" w:eastAsia="Helvetica" w:cs="Helvetica"/>
+                <w:i w:val="false"/>
+                <w:b w:val="false"/>
+                <w:u w:val="none"/>
+                <w:sz w:val="22"/>
+                <w:szCs w:val="22"/>
+                <w:color w:val="000000"/>
+              </w:rPr>
+              <w:t xml:space="preserve">0.093</w:t>
             </w:r>
           </w:p>
         </w:tc>
@@ -3736,7 +3736,7 @@
                 <w:szCs w:val="22"/>
                 <w:color w:val="000000"/>
               </w:rPr>
-              <w:t xml:space="preserve">143</w:t>
+              <w:t xml:space="preserve">142</w:t>
             </w:r>
           </w:p>
         </w:tc>
@@ -3948,7 +3948,7 @@
                 <w:szCs w:val="22"/>
                 <w:color w:val="000000"/>
               </w:rPr>
-              <w:t xml:space="preserve">143</w:t>
+              <w:t xml:space="preserve">142</w:t>
             </w:r>
           </w:p>
         </w:tc>
@@ -4755,113 +4755,113 @@
                 <w:szCs w:val="22"/>
                 <w:color w:val="000000"/>
               </w:rPr>
-              <w:t xml:space="preserve">1.25</w:t>
-            </w:r>
-          </w:p>
-        </w:tc>
-        <w:tc>
-          <w:tcPr>
-            <w:tcBorders>
-              <w:bottom w:val="none" w:sz="0" w:space="0" w:color="000000"/>
-              <w:top w:val="none" w:sz="0" w:space="0" w:color="000000"/>
-              <w:left w:val="none" w:sz="0" w:space="0" w:color="000000"/>
-              <w:right w:val="none" w:sz="0" w:space="0" w:color="000000"/>
-            </w:tcBorders>
-            <w:shd w:val="clear" w:color="auto" w:fill="FFFFFF"/>
-            <w:tcMar>
-              <w:top w:w="0" w:type="dxa"/>
-              <w:bottom w:w="0" w:type="dxa"/>
-              <w:left w:w="0" w:type="dxa"/>
-              <w:right w:w="0" w:type="dxa"/>
-            </w:tcMar>
-            <w:vAlign w:val="top"/>
-          </w:tcPr>
-          <w:p>
-            <w:pPr>
-              <w:pStyle w:val="Normal"/>
-              <w:jc w:val="center"/>
-              <w:pBdr>
-                <w:bottom w:val="none" w:sz="0" w:space="0" w:color="000000"/>
-                <w:top w:val="none" w:sz="0" w:space="0" w:color="000000"/>
-                <w:left w:val="none" w:sz="0" w:space="0" w:color="000000"/>
-                <w:right w:val="none" w:sz="0" w:space="0" w:color="000000"/>
-              </w:pBdr>
-              <w:spacing w:after="100" w:before="100" w:line="240"/>
-              <w:ind w:left="100" w:right="100" w:firstLine="0" w:firstLineChars="0"/>
-              <w:rPr>
-                <w:rFonts w:ascii="Helvetica" w:hAnsi="Helvetica" w:eastAsia="Helvetica" w:cs="Helvetica"/>
-                <w:i w:val="false"/>
-                <w:b w:val="false"/>
-                <w:u w:val="none"/>
-                <w:sz w:val="22"/>
-                <w:szCs w:val="22"/>
-                <w:color w:val="000000"/>
-              </w:rPr>
-            </w:pPr>
-            <w:r>
-              <w:rPr>
-                <w:rFonts w:ascii="Helvetica" w:hAnsi="Helvetica" w:eastAsia="Helvetica" w:cs="Helvetica"/>
-                <w:i w:val="false"/>
-                <w:b w:val="false"/>
-                <w:u w:val="none"/>
-                <w:sz w:val="22"/>
-                <w:szCs w:val="22"/>
-                <w:color w:val="000000"/>
-              </w:rPr>
-              <w:t xml:space="preserve">0.45, 3.51</w:t>
-            </w:r>
-          </w:p>
-        </w:tc>
-        <w:tc>
-          <w:tcPr>
-            <w:tcBorders>
-              <w:bottom w:val="none" w:sz="0" w:space="0" w:color="000000"/>
-              <w:top w:val="none" w:sz="0" w:space="0" w:color="000000"/>
-              <w:left w:val="none" w:sz="0" w:space="0" w:color="000000"/>
-              <w:right w:val="none" w:sz="0" w:space="0" w:color="000000"/>
-            </w:tcBorders>
-            <w:shd w:val="clear" w:color="auto" w:fill="FFFFFF"/>
-            <w:tcMar>
-              <w:top w:w="0" w:type="dxa"/>
-              <w:bottom w:w="0" w:type="dxa"/>
-              <w:left w:w="0" w:type="dxa"/>
-              <w:right w:w="0" w:type="dxa"/>
-            </w:tcMar>
-            <w:vAlign w:val="top"/>
-          </w:tcPr>
-          <w:p>
-            <w:pPr>
-              <w:pStyle w:val="Normal"/>
-              <w:jc w:val="center"/>
-              <w:pBdr>
-                <w:bottom w:val="none" w:sz="0" w:space="0" w:color="000000"/>
-                <w:top w:val="none" w:sz="0" w:space="0" w:color="000000"/>
-                <w:left w:val="none" w:sz="0" w:space="0" w:color="000000"/>
-                <w:right w:val="none" w:sz="0" w:space="0" w:color="000000"/>
-              </w:pBdr>
-              <w:spacing w:after="100" w:before="100" w:line="240"/>
-              <w:ind w:left="100" w:right="100" w:firstLine="0" w:firstLineChars="0"/>
-              <w:rPr>
-                <w:rFonts w:ascii="Helvetica" w:hAnsi="Helvetica" w:eastAsia="Helvetica" w:cs="Helvetica"/>
-                <w:i w:val="false"/>
-                <w:b w:val="false"/>
-                <w:u w:val="none"/>
-                <w:sz w:val="22"/>
-                <w:szCs w:val="22"/>
-                <w:color w:val="000000"/>
-              </w:rPr>
-            </w:pPr>
-            <w:r>
-              <w:rPr>
-                <w:rFonts w:ascii="Helvetica" w:hAnsi="Helvetica" w:eastAsia="Helvetica" w:cs="Helvetica"/>
-                <w:i w:val="false"/>
-                <w:b w:val="false"/>
-                <w:u w:val="none"/>
-                <w:sz w:val="22"/>
-                <w:szCs w:val="22"/>
-                <w:color w:val="000000"/>
-              </w:rPr>
-              <w:t xml:space="preserve">0.670</w:t>
+              <w:t xml:space="preserve">1.28</w:t>
+            </w:r>
+          </w:p>
+        </w:tc>
+        <w:tc>
+          <w:tcPr>
+            <w:tcBorders>
+              <w:bottom w:val="none" w:sz="0" w:space="0" w:color="000000"/>
+              <w:top w:val="none" w:sz="0" w:space="0" w:color="000000"/>
+              <w:left w:val="none" w:sz="0" w:space="0" w:color="000000"/>
+              <w:right w:val="none" w:sz="0" w:space="0" w:color="000000"/>
+            </w:tcBorders>
+            <w:shd w:val="clear" w:color="auto" w:fill="FFFFFF"/>
+            <w:tcMar>
+              <w:top w:w="0" w:type="dxa"/>
+              <w:bottom w:w="0" w:type="dxa"/>
+              <w:left w:w="0" w:type="dxa"/>
+              <w:right w:w="0" w:type="dxa"/>
+            </w:tcMar>
+            <w:vAlign w:val="top"/>
+          </w:tcPr>
+          <w:p>
+            <w:pPr>
+              <w:pStyle w:val="Normal"/>
+              <w:jc w:val="center"/>
+              <w:pBdr>
+                <w:bottom w:val="none" w:sz="0" w:space="0" w:color="000000"/>
+                <w:top w:val="none" w:sz="0" w:space="0" w:color="000000"/>
+                <w:left w:val="none" w:sz="0" w:space="0" w:color="000000"/>
+                <w:right w:val="none" w:sz="0" w:space="0" w:color="000000"/>
+              </w:pBdr>
+              <w:spacing w:after="100" w:before="100" w:line="240"/>
+              <w:ind w:left="100" w:right="100" w:firstLine="0" w:firstLineChars="0"/>
+              <w:rPr>
+                <w:rFonts w:ascii="Helvetica" w:hAnsi="Helvetica" w:eastAsia="Helvetica" w:cs="Helvetica"/>
+                <w:i w:val="false"/>
+                <w:b w:val="false"/>
+                <w:u w:val="none"/>
+                <w:sz w:val="22"/>
+                <w:szCs w:val="22"/>
+                <w:color w:val="000000"/>
+              </w:rPr>
+            </w:pPr>
+            <w:r>
+              <w:rPr>
+                <w:rFonts w:ascii="Helvetica" w:hAnsi="Helvetica" w:eastAsia="Helvetica" w:cs="Helvetica"/>
+                <w:i w:val="false"/>
+                <w:b w:val="false"/>
+                <w:u w:val="none"/>
+                <w:sz w:val="22"/>
+                <w:szCs w:val="22"/>
+                <w:color w:val="000000"/>
+              </w:rPr>
+              <w:t xml:space="preserve">0.46, 3.59</w:t>
+            </w:r>
+          </w:p>
+        </w:tc>
+        <w:tc>
+          <w:tcPr>
+            <w:tcBorders>
+              <w:bottom w:val="none" w:sz="0" w:space="0" w:color="000000"/>
+              <w:top w:val="none" w:sz="0" w:space="0" w:color="000000"/>
+              <w:left w:val="none" w:sz="0" w:space="0" w:color="000000"/>
+              <w:right w:val="none" w:sz="0" w:space="0" w:color="000000"/>
+            </w:tcBorders>
+            <w:shd w:val="clear" w:color="auto" w:fill="FFFFFF"/>
+            <w:tcMar>
+              <w:top w:w="0" w:type="dxa"/>
+              <w:bottom w:w="0" w:type="dxa"/>
+              <w:left w:w="0" w:type="dxa"/>
+              <w:right w:w="0" w:type="dxa"/>
+            </w:tcMar>
+            <w:vAlign w:val="top"/>
+          </w:tcPr>
+          <w:p>
+            <w:pPr>
+              <w:pStyle w:val="Normal"/>
+              <w:jc w:val="center"/>
+              <w:pBdr>
+                <w:bottom w:val="none" w:sz="0" w:space="0" w:color="000000"/>
+                <w:top w:val="none" w:sz="0" w:space="0" w:color="000000"/>
+                <w:left w:val="none" w:sz="0" w:space="0" w:color="000000"/>
+                <w:right w:val="none" w:sz="0" w:space="0" w:color="000000"/>
+              </w:pBdr>
+              <w:spacing w:after="100" w:before="100" w:line="240"/>
+              <w:ind w:left="100" w:right="100" w:firstLine="0" w:firstLineChars="0"/>
+              <w:rPr>
+                <w:rFonts w:ascii="Helvetica" w:hAnsi="Helvetica" w:eastAsia="Helvetica" w:cs="Helvetica"/>
+                <w:i w:val="false"/>
+                <w:b w:val="false"/>
+                <w:u w:val="none"/>
+                <w:sz w:val="22"/>
+                <w:szCs w:val="22"/>
+                <w:color w:val="000000"/>
+              </w:rPr>
+            </w:pPr>
+            <w:r>
+              <w:rPr>
+                <w:rFonts w:ascii="Helvetica" w:hAnsi="Helvetica" w:eastAsia="Helvetica" w:cs="Helvetica"/>
+                <w:i w:val="false"/>
+                <w:b w:val="false"/>
+                <w:u w:val="none"/>
+                <w:sz w:val="22"/>
+                <w:szCs w:val="22"/>
+                <w:color w:val="000000"/>
+              </w:rPr>
+              <w:t xml:space="preserve">0.640</w:t>
             </w:r>
           </w:p>
         </w:tc>
@@ -4967,113 +4967,113 @@
                 <w:szCs w:val="22"/>
                 <w:color w:val="000000"/>
               </w:rPr>
-              <w:t xml:space="preserve">1.02</w:t>
-            </w:r>
-          </w:p>
-        </w:tc>
-        <w:tc>
-          <w:tcPr>
-            <w:tcBorders>
-              <w:bottom w:val="none" w:sz="0" w:space="0" w:color="000000"/>
-              <w:top w:val="none" w:sz="0" w:space="0" w:color="000000"/>
-              <w:left w:val="none" w:sz="0" w:space="0" w:color="000000"/>
-              <w:right w:val="none" w:sz="0" w:space="0" w:color="000000"/>
-            </w:tcBorders>
-            <w:shd w:val="clear" w:color="auto" w:fill="FFFFFF"/>
-            <w:tcMar>
-              <w:top w:w="0" w:type="dxa"/>
-              <w:bottom w:w="0" w:type="dxa"/>
-              <w:left w:w="0" w:type="dxa"/>
-              <w:right w:w="0" w:type="dxa"/>
-            </w:tcMar>
-            <w:vAlign w:val="top"/>
-          </w:tcPr>
-          <w:p>
-            <w:pPr>
-              <w:pStyle w:val="Normal"/>
-              <w:jc w:val="center"/>
-              <w:pBdr>
-                <w:bottom w:val="none" w:sz="0" w:space="0" w:color="000000"/>
-                <w:top w:val="none" w:sz="0" w:space="0" w:color="000000"/>
-                <w:left w:val="none" w:sz="0" w:space="0" w:color="000000"/>
-                <w:right w:val="none" w:sz="0" w:space="0" w:color="000000"/>
-              </w:pBdr>
-              <w:spacing w:after="100" w:before="100" w:line="240"/>
-              <w:ind w:left="100" w:right="100" w:firstLine="0" w:firstLineChars="0"/>
-              <w:rPr>
-                <w:rFonts w:ascii="Helvetica" w:hAnsi="Helvetica" w:eastAsia="Helvetica" w:cs="Helvetica"/>
-                <w:i w:val="false"/>
-                <w:b w:val="false"/>
-                <w:u w:val="none"/>
-                <w:sz w:val="22"/>
-                <w:szCs w:val="22"/>
-                <w:color w:val="000000"/>
-              </w:rPr>
-            </w:pPr>
-            <w:r>
-              <w:rPr>
-                <w:rFonts w:ascii="Helvetica" w:hAnsi="Helvetica" w:eastAsia="Helvetica" w:cs="Helvetica"/>
-                <w:i w:val="false"/>
-                <w:b w:val="false"/>
-                <w:u w:val="none"/>
-                <w:sz w:val="22"/>
-                <w:szCs w:val="22"/>
-                <w:color w:val="000000"/>
-              </w:rPr>
-              <w:t xml:space="preserve">0.34, 3.11</w:t>
-            </w:r>
-          </w:p>
-        </w:tc>
-        <w:tc>
-          <w:tcPr>
-            <w:tcBorders>
-              <w:bottom w:val="none" w:sz="0" w:space="0" w:color="000000"/>
-              <w:top w:val="none" w:sz="0" w:space="0" w:color="000000"/>
-              <w:left w:val="none" w:sz="0" w:space="0" w:color="000000"/>
-              <w:right w:val="none" w:sz="0" w:space="0" w:color="000000"/>
-            </w:tcBorders>
-            <w:shd w:val="clear" w:color="auto" w:fill="FFFFFF"/>
-            <w:tcMar>
-              <w:top w:w="0" w:type="dxa"/>
-              <w:bottom w:w="0" w:type="dxa"/>
-              <w:left w:w="0" w:type="dxa"/>
-              <w:right w:w="0" w:type="dxa"/>
-            </w:tcMar>
-            <w:vAlign w:val="top"/>
-          </w:tcPr>
-          <w:p>
-            <w:pPr>
-              <w:pStyle w:val="Normal"/>
-              <w:jc w:val="center"/>
-              <w:pBdr>
-                <w:bottom w:val="none" w:sz="0" w:space="0" w:color="000000"/>
-                <w:top w:val="none" w:sz="0" w:space="0" w:color="000000"/>
-                <w:left w:val="none" w:sz="0" w:space="0" w:color="000000"/>
-                <w:right w:val="none" w:sz="0" w:space="0" w:color="000000"/>
-              </w:pBdr>
-              <w:spacing w:after="100" w:before="100" w:line="240"/>
-              <w:ind w:left="100" w:right="100" w:firstLine="0" w:firstLineChars="0"/>
-              <w:rPr>
-                <w:rFonts w:ascii="Helvetica" w:hAnsi="Helvetica" w:eastAsia="Helvetica" w:cs="Helvetica"/>
-                <w:i w:val="false"/>
-                <w:b w:val="false"/>
-                <w:u w:val="none"/>
-                <w:sz w:val="22"/>
-                <w:szCs w:val="22"/>
-                <w:color w:val="000000"/>
-              </w:rPr>
-            </w:pPr>
-            <w:r>
-              <w:rPr>
-                <w:rFonts w:ascii="Helvetica" w:hAnsi="Helvetica" w:eastAsia="Helvetica" w:cs="Helvetica"/>
-                <w:i w:val="false"/>
-                <w:b w:val="false"/>
-                <w:u w:val="none"/>
-                <w:sz w:val="22"/>
-                <w:szCs w:val="22"/>
-                <w:color w:val="000000"/>
-              </w:rPr>
-              <w:t xml:space="preserve">0.970</w:t>
+              <w:t xml:space="preserve">1.03</w:t>
+            </w:r>
+          </w:p>
+        </w:tc>
+        <w:tc>
+          <w:tcPr>
+            <w:tcBorders>
+              <w:bottom w:val="none" w:sz="0" w:space="0" w:color="000000"/>
+              <w:top w:val="none" w:sz="0" w:space="0" w:color="000000"/>
+              <w:left w:val="none" w:sz="0" w:space="0" w:color="000000"/>
+              <w:right w:val="none" w:sz="0" w:space="0" w:color="000000"/>
+            </w:tcBorders>
+            <w:shd w:val="clear" w:color="auto" w:fill="FFFFFF"/>
+            <w:tcMar>
+              <w:top w:w="0" w:type="dxa"/>
+              <w:bottom w:w="0" w:type="dxa"/>
+              <w:left w:w="0" w:type="dxa"/>
+              <w:right w:w="0" w:type="dxa"/>
+            </w:tcMar>
+            <w:vAlign w:val="top"/>
+          </w:tcPr>
+          <w:p>
+            <w:pPr>
+              <w:pStyle w:val="Normal"/>
+              <w:jc w:val="center"/>
+              <w:pBdr>
+                <w:bottom w:val="none" w:sz="0" w:space="0" w:color="000000"/>
+                <w:top w:val="none" w:sz="0" w:space="0" w:color="000000"/>
+                <w:left w:val="none" w:sz="0" w:space="0" w:color="000000"/>
+                <w:right w:val="none" w:sz="0" w:space="0" w:color="000000"/>
+              </w:pBdr>
+              <w:spacing w:after="100" w:before="100" w:line="240"/>
+              <w:ind w:left="100" w:right="100" w:firstLine="0" w:firstLineChars="0"/>
+              <w:rPr>
+                <w:rFonts w:ascii="Helvetica" w:hAnsi="Helvetica" w:eastAsia="Helvetica" w:cs="Helvetica"/>
+                <w:i w:val="false"/>
+                <w:b w:val="false"/>
+                <w:u w:val="none"/>
+                <w:sz w:val="22"/>
+                <w:szCs w:val="22"/>
+                <w:color w:val="000000"/>
+              </w:rPr>
+            </w:pPr>
+            <w:r>
+              <w:rPr>
+                <w:rFonts w:ascii="Helvetica" w:hAnsi="Helvetica" w:eastAsia="Helvetica" w:cs="Helvetica"/>
+                <w:i w:val="false"/>
+                <w:b w:val="false"/>
+                <w:u w:val="none"/>
+                <w:sz w:val="22"/>
+                <w:szCs w:val="22"/>
+                <w:color w:val="000000"/>
+              </w:rPr>
+              <w:t xml:space="preserve">0.34, 3.10</w:t>
+            </w:r>
+          </w:p>
+        </w:tc>
+        <w:tc>
+          <w:tcPr>
+            <w:tcBorders>
+              <w:bottom w:val="none" w:sz="0" w:space="0" w:color="000000"/>
+              <w:top w:val="none" w:sz="0" w:space="0" w:color="000000"/>
+              <w:left w:val="none" w:sz="0" w:space="0" w:color="000000"/>
+              <w:right w:val="none" w:sz="0" w:space="0" w:color="000000"/>
+            </w:tcBorders>
+            <w:shd w:val="clear" w:color="auto" w:fill="FFFFFF"/>
+            <w:tcMar>
+              <w:top w:w="0" w:type="dxa"/>
+              <w:bottom w:w="0" w:type="dxa"/>
+              <w:left w:w="0" w:type="dxa"/>
+              <w:right w:w="0" w:type="dxa"/>
+            </w:tcMar>
+            <w:vAlign w:val="top"/>
+          </w:tcPr>
+          <w:p>
+            <w:pPr>
+              <w:pStyle w:val="Normal"/>
+              <w:jc w:val="center"/>
+              <w:pBdr>
+                <w:bottom w:val="none" w:sz="0" w:space="0" w:color="000000"/>
+                <w:top w:val="none" w:sz="0" w:space="0" w:color="000000"/>
+                <w:left w:val="none" w:sz="0" w:space="0" w:color="000000"/>
+                <w:right w:val="none" w:sz="0" w:space="0" w:color="000000"/>
+              </w:pBdr>
+              <w:spacing w:after="100" w:before="100" w:line="240"/>
+              <w:ind w:left="100" w:right="100" w:firstLine="0" w:firstLineChars="0"/>
+              <w:rPr>
+                <w:rFonts w:ascii="Helvetica" w:hAnsi="Helvetica" w:eastAsia="Helvetica" w:cs="Helvetica"/>
+                <w:i w:val="false"/>
+                <w:b w:val="false"/>
+                <w:u w:val="none"/>
+                <w:sz w:val="22"/>
+                <w:szCs w:val="22"/>
+                <w:color w:val="000000"/>
+              </w:rPr>
+            </w:pPr>
+            <w:r>
+              <w:rPr>
+                <w:rFonts w:ascii="Helvetica" w:hAnsi="Helvetica" w:eastAsia="Helvetica" w:cs="Helvetica"/>
+                <w:i w:val="false"/>
+                <w:b w:val="false"/>
+                <w:u w:val="none"/>
+                <w:sz w:val="22"/>
+                <w:szCs w:val="22"/>
+                <w:color w:val="000000"/>
+              </w:rPr>
+              <w:t xml:space="preserve">0.960</w:t>
             </w:r>
           </w:p>
         </w:tc>
@@ -5185,7 +5185,7 @@
                 <w:szCs w:val="22"/>
                 <w:color w:val="000000"/>
               </w:rPr>
-              <w:t xml:space="preserve">143</w:t>
+              <w:t xml:space="preserve">142</w:t>
             </w:r>
           </w:p>
         </w:tc>
@@ -5397,7 +5397,7 @@
                 <w:szCs w:val="22"/>
                 <w:color w:val="000000"/>
               </w:rPr>
-              <w:t xml:space="preserve">143</w:t>
+              <w:t xml:space="preserve">142</w:t>
             </w:r>
           </w:p>
         </w:tc>
@@ -6204,113 +6204,113 @@
                 <w:szCs w:val="22"/>
                 <w:color w:val="000000"/>
               </w:rPr>
-              <w:t xml:space="preserve">1.45</w:t>
-            </w:r>
-          </w:p>
-        </w:tc>
-        <w:tc>
-          <w:tcPr>
-            <w:tcBorders>
-              <w:bottom w:val="none" w:sz="0" w:space="0" w:color="000000"/>
-              <w:top w:val="none" w:sz="0" w:space="0" w:color="000000"/>
-              <w:left w:val="none" w:sz="0" w:space="0" w:color="000000"/>
-              <w:right w:val="none" w:sz="0" w:space="0" w:color="000000"/>
-            </w:tcBorders>
-            <w:shd w:val="clear" w:color="auto" w:fill="FFFFFF"/>
-            <w:tcMar>
-              <w:top w:w="0" w:type="dxa"/>
-              <w:bottom w:w="0" w:type="dxa"/>
-              <w:left w:w="0" w:type="dxa"/>
-              <w:right w:w="0" w:type="dxa"/>
-            </w:tcMar>
-            <w:vAlign w:val="top"/>
-          </w:tcPr>
-          <w:p>
-            <w:pPr>
-              <w:pStyle w:val="Normal"/>
-              <w:jc w:val="center"/>
-              <w:pBdr>
-                <w:bottom w:val="none" w:sz="0" w:space="0" w:color="000000"/>
-                <w:top w:val="none" w:sz="0" w:space="0" w:color="000000"/>
-                <w:left w:val="none" w:sz="0" w:space="0" w:color="000000"/>
-                <w:right w:val="none" w:sz="0" w:space="0" w:color="000000"/>
-              </w:pBdr>
-              <w:spacing w:after="100" w:before="100" w:line="240"/>
-              <w:ind w:left="100" w:right="100" w:firstLine="0" w:firstLineChars="0"/>
-              <w:rPr>
-                <w:rFonts w:ascii="Helvetica" w:hAnsi="Helvetica" w:eastAsia="Helvetica" w:cs="Helvetica"/>
-                <w:i w:val="false"/>
-                <w:b w:val="false"/>
-                <w:u w:val="none"/>
-                <w:sz w:val="22"/>
-                <w:szCs w:val="22"/>
-                <w:color w:val="000000"/>
-              </w:rPr>
-            </w:pPr>
-            <w:r>
-              <w:rPr>
-                <w:rFonts w:ascii="Helvetica" w:hAnsi="Helvetica" w:eastAsia="Helvetica" w:cs="Helvetica"/>
-                <w:i w:val="false"/>
-                <w:b w:val="false"/>
-                <w:u w:val="none"/>
-                <w:sz w:val="22"/>
-                <w:szCs w:val="22"/>
-                <w:color w:val="000000"/>
-              </w:rPr>
-              <w:t xml:space="preserve">0.31, 6.83</w:t>
-            </w:r>
-          </w:p>
-        </w:tc>
-        <w:tc>
-          <w:tcPr>
-            <w:tcBorders>
-              <w:bottom w:val="none" w:sz="0" w:space="0" w:color="000000"/>
-              <w:top w:val="none" w:sz="0" w:space="0" w:color="000000"/>
-              <w:left w:val="none" w:sz="0" w:space="0" w:color="000000"/>
-              <w:right w:val="none" w:sz="0" w:space="0" w:color="000000"/>
-            </w:tcBorders>
-            <w:shd w:val="clear" w:color="auto" w:fill="FFFFFF"/>
-            <w:tcMar>
-              <w:top w:w="0" w:type="dxa"/>
-              <w:bottom w:w="0" w:type="dxa"/>
-              <w:left w:w="0" w:type="dxa"/>
-              <w:right w:w="0" w:type="dxa"/>
-            </w:tcMar>
-            <w:vAlign w:val="top"/>
-          </w:tcPr>
-          <w:p>
-            <w:pPr>
-              <w:pStyle w:val="Normal"/>
-              <w:jc w:val="center"/>
-              <w:pBdr>
-                <w:bottom w:val="none" w:sz="0" w:space="0" w:color="000000"/>
-                <w:top w:val="none" w:sz="0" w:space="0" w:color="000000"/>
-                <w:left w:val="none" w:sz="0" w:space="0" w:color="000000"/>
-                <w:right w:val="none" w:sz="0" w:space="0" w:color="000000"/>
-              </w:pBdr>
-              <w:spacing w:after="100" w:before="100" w:line="240"/>
-              <w:ind w:left="100" w:right="100" w:firstLine="0" w:firstLineChars="0"/>
-              <w:rPr>
-                <w:rFonts w:ascii="Helvetica" w:hAnsi="Helvetica" w:eastAsia="Helvetica" w:cs="Helvetica"/>
-                <w:i w:val="false"/>
-                <w:b w:val="false"/>
-                <w:u w:val="none"/>
-                <w:sz w:val="22"/>
-                <w:szCs w:val="22"/>
-                <w:color w:val="000000"/>
-              </w:rPr>
-            </w:pPr>
-            <w:r>
-              <w:rPr>
-                <w:rFonts w:ascii="Helvetica" w:hAnsi="Helvetica" w:eastAsia="Helvetica" w:cs="Helvetica"/>
-                <w:i w:val="false"/>
-                <w:b w:val="false"/>
-                <w:u w:val="none"/>
-                <w:sz w:val="22"/>
-                <w:szCs w:val="22"/>
-                <w:color w:val="000000"/>
-              </w:rPr>
-              <w:t xml:space="preserve">0.640</w:t>
+              <w:t xml:space="preserve">1.36</w:t>
+            </w:r>
+          </w:p>
+        </w:tc>
+        <w:tc>
+          <w:tcPr>
+            <w:tcBorders>
+              <w:bottom w:val="none" w:sz="0" w:space="0" w:color="000000"/>
+              <w:top w:val="none" w:sz="0" w:space="0" w:color="000000"/>
+              <w:left w:val="none" w:sz="0" w:space="0" w:color="000000"/>
+              <w:right w:val="none" w:sz="0" w:space="0" w:color="000000"/>
+            </w:tcBorders>
+            <w:shd w:val="clear" w:color="auto" w:fill="FFFFFF"/>
+            <w:tcMar>
+              <w:top w:w="0" w:type="dxa"/>
+              <w:bottom w:w="0" w:type="dxa"/>
+              <w:left w:w="0" w:type="dxa"/>
+              <w:right w:w="0" w:type="dxa"/>
+            </w:tcMar>
+            <w:vAlign w:val="top"/>
+          </w:tcPr>
+          <w:p>
+            <w:pPr>
+              <w:pStyle w:val="Normal"/>
+              <w:jc w:val="center"/>
+              <w:pBdr>
+                <w:bottom w:val="none" w:sz="0" w:space="0" w:color="000000"/>
+                <w:top w:val="none" w:sz="0" w:space="0" w:color="000000"/>
+                <w:left w:val="none" w:sz="0" w:space="0" w:color="000000"/>
+                <w:right w:val="none" w:sz="0" w:space="0" w:color="000000"/>
+              </w:pBdr>
+              <w:spacing w:after="100" w:before="100" w:line="240"/>
+              <w:ind w:left="100" w:right="100" w:firstLine="0" w:firstLineChars="0"/>
+              <w:rPr>
+                <w:rFonts w:ascii="Helvetica" w:hAnsi="Helvetica" w:eastAsia="Helvetica" w:cs="Helvetica"/>
+                <w:i w:val="false"/>
+                <w:b w:val="false"/>
+                <w:u w:val="none"/>
+                <w:sz w:val="22"/>
+                <w:szCs w:val="22"/>
+                <w:color w:val="000000"/>
+              </w:rPr>
+            </w:pPr>
+            <w:r>
+              <w:rPr>
+                <w:rFonts w:ascii="Helvetica" w:hAnsi="Helvetica" w:eastAsia="Helvetica" w:cs="Helvetica"/>
+                <w:i w:val="false"/>
+                <w:b w:val="false"/>
+                <w:u w:val="none"/>
+                <w:sz w:val="22"/>
+                <w:szCs w:val="22"/>
+                <w:color w:val="000000"/>
+              </w:rPr>
+              <w:t xml:space="preserve">0.29, 6.40</w:t>
+            </w:r>
+          </w:p>
+        </w:tc>
+        <w:tc>
+          <w:tcPr>
+            <w:tcBorders>
+              <w:bottom w:val="none" w:sz="0" w:space="0" w:color="000000"/>
+              <w:top w:val="none" w:sz="0" w:space="0" w:color="000000"/>
+              <w:left w:val="none" w:sz="0" w:space="0" w:color="000000"/>
+              <w:right w:val="none" w:sz="0" w:space="0" w:color="000000"/>
+            </w:tcBorders>
+            <w:shd w:val="clear" w:color="auto" w:fill="FFFFFF"/>
+            <w:tcMar>
+              <w:top w:w="0" w:type="dxa"/>
+              <w:bottom w:w="0" w:type="dxa"/>
+              <w:left w:w="0" w:type="dxa"/>
+              <w:right w:w="0" w:type="dxa"/>
+            </w:tcMar>
+            <w:vAlign w:val="top"/>
+          </w:tcPr>
+          <w:p>
+            <w:pPr>
+              <w:pStyle w:val="Normal"/>
+              <w:jc w:val="center"/>
+              <w:pBdr>
+                <w:bottom w:val="none" w:sz="0" w:space="0" w:color="000000"/>
+                <w:top w:val="none" w:sz="0" w:space="0" w:color="000000"/>
+                <w:left w:val="none" w:sz="0" w:space="0" w:color="000000"/>
+                <w:right w:val="none" w:sz="0" w:space="0" w:color="000000"/>
+              </w:pBdr>
+              <w:spacing w:after="100" w:before="100" w:line="240"/>
+              <w:ind w:left="100" w:right="100" w:firstLine="0" w:firstLineChars="0"/>
+              <w:rPr>
+                <w:rFonts w:ascii="Helvetica" w:hAnsi="Helvetica" w:eastAsia="Helvetica" w:cs="Helvetica"/>
+                <w:i w:val="false"/>
+                <w:b w:val="false"/>
+                <w:u w:val="none"/>
+                <w:sz w:val="22"/>
+                <w:szCs w:val="22"/>
+                <w:color w:val="000000"/>
+              </w:rPr>
+            </w:pPr>
+            <w:r>
+              <w:rPr>
+                <w:rFonts w:ascii="Helvetica" w:hAnsi="Helvetica" w:eastAsia="Helvetica" w:cs="Helvetica"/>
+                <w:i w:val="false"/>
+                <w:b w:val="false"/>
+                <w:u w:val="none"/>
+                <w:sz w:val="22"/>
+                <w:szCs w:val="22"/>
+                <w:color w:val="000000"/>
+              </w:rPr>
+              <w:t xml:space="preserve">0.700</w:t>
             </w:r>
           </w:p>
         </w:tc>
@@ -6416,113 +6416,113 @@
                 <w:szCs w:val="22"/>
                 <w:color w:val="000000"/>
               </w:rPr>
-              <w:t xml:space="preserve">3.81</w:t>
-            </w:r>
-          </w:p>
-        </w:tc>
-        <w:tc>
-          <w:tcPr>
-            <w:tcBorders>
-              <w:bottom w:val="none" w:sz="0" w:space="0" w:color="000000"/>
-              <w:top w:val="none" w:sz="0" w:space="0" w:color="000000"/>
-              <w:left w:val="none" w:sz="0" w:space="0" w:color="000000"/>
-              <w:right w:val="none" w:sz="0" w:space="0" w:color="000000"/>
-            </w:tcBorders>
-            <w:shd w:val="clear" w:color="auto" w:fill="FFFFFF"/>
-            <w:tcMar>
-              <w:top w:w="0" w:type="dxa"/>
-              <w:bottom w:w="0" w:type="dxa"/>
-              <w:left w:w="0" w:type="dxa"/>
-              <w:right w:w="0" w:type="dxa"/>
-            </w:tcMar>
-            <w:vAlign w:val="top"/>
-          </w:tcPr>
-          <w:p>
-            <w:pPr>
-              <w:pStyle w:val="Normal"/>
-              <w:jc w:val="center"/>
-              <w:pBdr>
-                <w:bottom w:val="none" w:sz="0" w:space="0" w:color="000000"/>
-                <w:top w:val="none" w:sz="0" w:space="0" w:color="000000"/>
-                <w:left w:val="none" w:sz="0" w:space="0" w:color="000000"/>
-                <w:right w:val="none" w:sz="0" w:space="0" w:color="000000"/>
-              </w:pBdr>
-              <w:spacing w:after="100" w:before="100" w:line="240"/>
-              <w:ind w:left="100" w:right="100" w:firstLine="0" w:firstLineChars="0"/>
-              <w:rPr>
-                <w:rFonts w:ascii="Helvetica" w:hAnsi="Helvetica" w:eastAsia="Helvetica" w:cs="Helvetica"/>
-                <w:i w:val="false"/>
-                <w:b w:val="false"/>
-                <w:u w:val="none"/>
-                <w:sz w:val="22"/>
-                <w:szCs w:val="22"/>
-                <w:color w:val="000000"/>
-              </w:rPr>
-            </w:pPr>
-            <w:r>
-              <w:rPr>
-                <w:rFonts w:ascii="Helvetica" w:hAnsi="Helvetica" w:eastAsia="Helvetica" w:cs="Helvetica"/>
-                <w:i w:val="false"/>
-                <w:b w:val="false"/>
-                <w:u w:val="none"/>
-                <w:sz w:val="22"/>
-                <w:szCs w:val="22"/>
-                <w:color w:val="000000"/>
-              </w:rPr>
-              <w:t xml:space="preserve">0.02, 676</w:t>
-            </w:r>
-          </w:p>
-        </w:tc>
-        <w:tc>
-          <w:tcPr>
-            <w:tcBorders>
-              <w:bottom w:val="none" w:sz="0" w:space="0" w:color="000000"/>
-              <w:top w:val="none" w:sz="0" w:space="0" w:color="000000"/>
-              <w:left w:val="none" w:sz="0" w:space="0" w:color="000000"/>
-              <w:right w:val="none" w:sz="0" w:space="0" w:color="000000"/>
-            </w:tcBorders>
-            <w:shd w:val="clear" w:color="auto" w:fill="FFFFFF"/>
-            <w:tcMar>
-              <w:top w:w="0" w:type="dxa"/>
-              <w:bottom w:w="0" w:type="dxa"/>
-              <w:left w:w="0" w:type="dxa"/>
-              <w:right w:w="0" w:type="dxa"/>
-            </w:tcMar>
-            <w:vAlign w:val="top"/>
-          </w:tcPr>
-          <w:p>
-            <w:pPr>
-              <w:pStyle w:val="Normal"/>
-              <w:jc w:val="center"/>
-              <w:pBdr>
-                <w:bottom w:val="none" w:sz="0" w:space="0" w:color="000000"/>
-                <w:top w:val="none" w:sz="0" w:space="0" w:color="000000"/>
-                <w:left w:val="none" w:sz="0" w:space="0" w:color="000000"/>
-                <w:right w:val="none" w:sz="0" w:space="0" w:color="000000"/>
-              </w:pBdr>
-              <w:spacing w:after="100" w:before="100" w:line="240"/>
-              <w:ind w:left="100" w:right="100" w:firstLine="0" w:firstLineChars="0"/>
-              <w:rPr>
-                <w:rFonts w:ascii="Helvetica" w:hAnsi="Helvetica" w:eastAsia="Helvetica" w:cs="Helvetica"/>
-                <w:i w:val="false"/>
-                <w:b w:val="false"/>
-                <w:u w:val="none"/>
-                <w:sz w:val="22"/>
-                <w:szCs w:val="22"/>
-                <w:color w:val="000000"/>
-              </w:rPr>
-            </w:pPr>
-            <w:r>
-              <w:rPr>
-                <w:rFonts w:ascii="Helvetica" w:hAnsi="Helvetica" w:eastAsia="Helvetica" w:cs="Helvetica"/>
-                <w:i w:val="false"/>
-                <w:b w:val="false"/>
-                <w:u w:val="none"/>
-                <w:sz w:val="22"/>
-                <w:szCs w:val="22"/>
-                <w:color w:val="000000"/>
-              </w:rPr>
-              <w:t xml:space="preserve">0.610</w:t>
+              <w:t xml:space="preserve">3.85</w:t>
+            </w:r>
+          </w:p>
+        </w:tc>
+        <w:tc>
+          <w:tcPr>
+            <w:tcBorders>
+              <w:bottom w:val="none" w:sz="0" w:space="0" w:color="000000"/>
+              <w:top w:val="none" w:sz="0" w:space="0" w:color="000000"/>
+              <w:left w:val="none" w:sz="0" w:space="0" w:color="000000"/>
+              <w:right w:val="none" w:sz="0" w:space="0" w:color="000000"/>
+            </w:tcBorders>
+            <w:shd w:val="clear" w:color="auto" w:fill="FFFFFF"/>
+            <w:tcMar>
+              <w:top w:w="0" w:type="dxa"/>
+              <w:bottom w:w="0" w:type="dxa"/>
+              <w:left w:w="0" w:type="dxa"/>
+              <w:right w:w="0" w:type="dxa"/>
+            </w:tcMar>
+            <w:vAlign w:val="top"/>
+          </w:tcPr>
+          <w:p>
+            <w:pPr>
+              <w:pStyle w:val="Normal"/>
+              <w:jc w:val="center"/>
+              <w:pBdr>
+                <w:bottom w:val="none" w:sz="0" w:space="0" w:color="000000"/>
+                <w:top w:val="none" w:sz="0" w:space="0" w:color="000000"/>
+                <w:left w:val="none" w:sz="0" w:space="0" w:color="000000"/>
+                <w:right w:val="none" w:sz="0" w:space="0" w:color="000000"/>
+              </w:pBdr>
+              <w:spacing w:after="100" w:before="100" w:line="240"/>
+              <w:ind w:left="100" w:right="100" w:firstLine="0" w:firstLineChars="0"/>
+              <w:rPr>
+                <w:rFonts w:ascii="Helvetica" w:hAnsi="Helvetica" w:eastAsia="Helvetica" w:cs="Helvetica"/>
+                <w:i w:val="false"/>
+                <w:b w:val="false"/>
+                <w:u w:val="none"/>
+                <w:sz w:val="22"/>
+                <w:szCs w:val="22"/>
+                <w:color w:val="000000"/>
+              </w:rPr>
+            </w:pPr>
+            <w:r>
+              <w:rPr>
+                <w:rFonts w:ascii="Helvetica" w:hAnsi="Helvetica" w:eastAsia="Helvetica" w:cs="Helvetica"/>
+                <w:i w:val="false"/>
+                <w:b w:val="false"/>
+                <w:u w:val="none"/>
+                <w:sz w:val="22"/>
+                <w:szCs w:val="22"/>
+                <w:color w:val="000000"/>
+              </w:rPr>
+              <w:t xml:space="preserve">0.03, 557</w:t>
+            </w:r>
+          </w:p>
+        </w:tc>
+        <w:tc>
+          <w:tcPr>
+            <w:tcBorders>
+              <w:bottom w:val="none" w:sz="0" w:space="0" w:color="000000"/>
+              <w:top w:val="none" w:sz="0" w:space="0" w:color="000000"/>
+              <w:left w:val="none" w:sz="0" w:space="0" w:color="000000"/>
+              <w:right w:val="none" w:sz="0" w:space="0" w:color="000000"/>
+            </w:tcBorders>
+            <w:shd w:val="clear" w:color="auto" w:fill="FFFFFF"/>
+            <w:tcMar>
+              <w:top w:w="0" w:type="dxa"/>
+              <w:bottom w:w="0" w:type="dxa"/>
+              <w:left w:w="0" w:type="dxa"/>
+              <w:right w:w="0" w:type="dxa"/>
+            </w:tcMar>
+            <w:vAlign w:val="top"/>
+          </w:tcPr>
+          <w:p>
+            <w:pPr>
+              <w:pStyle w:val="Normal"/>
+              <w:jc w:val="center"/>
+              <w:pBdr>
+                <w:bottom w:val="none" w:sz="0" w:space="0" w:color="000000"/>
+                <w:top w:val="none" w:sz="0" w:space="0" w:color="000000"/>
+                <w:left w:val="none" w:sz="0" w:space="0" w:color="000000"/>
+                <w:right w:val="none" w:sz="0" w:space="0" w:color="000000"/>
+              </w:pBdr>
+              <w:spacing w:after="100" w:before="100" w:line="240"/>
+              <w:ind w:left="100" w:right="100" w:firstLine="0" w:firstLineChars="0"/>
+              <w:rPr>
+                <w:rFonts w:ascii="Helvetica" w:hAnsi="Helvetica" w:eastAsia="Helvetica" w:cs="Helvetica"/>
+                <w:i w:val="false"/>
+                <w:b w:val="false"/>
+                <w:u w:val="none"/>
+                <w:sz w:val="22"/>
+                <w:szCs w:val="22"/>
+                <w:color w:val="000000"/>
+              </w:rPr>
+            </w:pPr>
+            <w:r>
+              <w:rPr>
+                <w:rFonts w:ascii="Helvetica" w:hAnsi="Helvetica" w:eastAsia="Helvetica" w:cs="Helvetica"/>
+                <w:i w:val="false"/>
+                <w:b w:val="false"/>
+                <w:u w:val="none"/>
+                <w:sz w:val="22"/>
+                <w:szCs w:val="22"/>
+                <w:color w:val="000000"/>
+              </w:rPr>
+              <w:t xml:space="preserve">0.600</w:t>
             </w:r>
           </w:p>
         </w:tc>
@@ -6899,60 +6899,60 @@
                 <w:szCs w:val="22"/>
                 <w:color w:val="000000"/>
               </w:rPr>
-              <w:t xml:space="preserve">0.00</w:t>
-            </w:r>
-          </w:p>
-        </w:tc>
-        <w:tc>
-          <w:tcPr>
-            <w:tcBorders>
-              <w:bottom w:val="none" w:sz="0" w:space="0" w:color="000000"/>
-              <w:top w:val="none" w:sz="0" w:space="0" w:color="000000"/>
-              <w:left w:val="none" w:sz="0" w:space="0" w:color="000000"/>
-              <w:right w:val="none" w:sz="0" w:space="0" w:color="000000"/>
-            </w:tcBorders>
-            <w:shd w:val="clear" w:color="auto" w:fill="FFFFFF"/>
-            <w:tcMar>
-              <w:top w:w="0" w:type="dxa"/>
-              <w:bottom w:w="0" w:type="dxa"/>
-              <w:left w:w="0" w:type="dxa"/>
-              <w:right w:w="0" w:type="dxa"/>
-            </w:tcMar>
-            <w:vAlign w:val="top"/>
-          </w:tcPr>
-          <w:p>
-            <w:pPr>
-              <w:pStyle w:val="Normal"/>
-              <w:jc w:val="center"/>
-              <w:pBdr>
-                <w:bottom w:val="none" w:sz="0" w:space="0" w:color="000000"/>
-                <w:top w:val="none" w:sz="0" w:space="0" w:color="000000"/>
-                <w:left w:val="none" w:sz="0" w:space="0" w:color="000000"/>
-                <w:right w:val="none" w:sz="0" w:space="0" w:color="000000"/>
-              </w:pBdr>
-              <w:spacing w:after="100" w:before="100" w:line="240"/>
-              <w:ind w:left="100" w:right="100" w:firstLine="0" w:firstLineChars="0"/>
-              <w:rPr>
-                <w:rFonts w:ascii="Helvetica" w:hAnsi="Helvetica" w:eastAsia="Helvetica" w:cs="Helvetica"/>
-                <w:i w:val="false"/>
-                <w:b w:val="false"/>
-                <w:u w:val="none"/>
-                <w:sz w:val="22"/>
-                <w:szCs w:val="22"/>
-                <w:color w:val="000000"/>
-              </w:rPr>
-            </w:pPr>
-            <w:r>
-              <w:rPr>
-                <w:rFonts w:ascii="Helvetica" w:hAnsi="Helvetica" w:eastAsia="Helvetica" w:cs="Helvetica"/>
-                <w:i w:val="false"/>
-                <w:b w:val="false"/>
-                <w:u w:val="none"/>
-                <w:sz w:val="22"/>
-                <w:szCs w:val="22"/>
-                <w:color w:val="000000"/>
-              </w:rPr>
-              <w:t xml:space="preserve">0.00, 0.09</w:t>
+              <w:t xml:space="preserve">0.01</w:t>
+            </w:r>
+          </w:p>
+        </w:tc>
+        <w:tc>
+          <w:tcPr>
+            <w:tcBorders>
+              <w:bottom w:val="none" w:sz="0" w:space="0" w:color="000000"/>
+              <w:top w:val="none" w:sz="0" w:space="0" w:color="000000"/>
+              <w:left w:val="none" w:sz="0" w:space="0" w:color="000000"/>
+              <w:right w:val="none" w:sz="0" w:space="0" w:color="000000"/>
+            </w:tcBorders>
+            <w:shd w:val="clear" w:color="auto" w:fill="FFFFFF"/>
+            <w:tcMar>
+              <w:top w:w="0" w:type="dxa"/>
+              <w:bottom w:w="0" w:type="dxa"/>
+              <w:left w:w="0" w:type="dxa"/>
+              <w:right w:w="0" w:type="dxa"/>
+            </w:tcMar>
+            <w:vAlign w:val="top"/>
+          </w:tcPr>
+          <w:p>
+            <w:pPr>
+              <w:pStyle w:val="Normal"/>
+              <w:jc w:val="center"/>
+              <w:pBdr>
+                <w:bottom w:val="none" w:sz="0" w:space="0" w:color="000000"/>
+                <w:top w:val="none" w:sz="0" w:space="0" w:color="000000"/>
+                <w:left w:val="none" w:sz="0" w:space="0" w:color="000000"/>
+                <w:right w:val="none" w:sz="0" w:space="0" w:color="000000"/>
+              </w:pBdr>
+              <w:spacing w:after="100" w:before="100" w:line="240"/>
+              <w:ind w:left="100" w:right="100" w:firstLine="0" w:firstLineChars="0"/>
+              <w:rPr>
+                <w:rFonts w:ascii="Helvetica" w:hAnsi="Helvetica" w:eastAsia="Helvetica" w:cs="Helvetica"/>
+                <w:i w:val="false"/>
+                <w:b w:val="false"/>
+                <w:u w:val="none"/>
+                <w:sz w:val="22"/>
+                <w:szCs w:val="22"/>
+                <w:color w:val="000000"/>
+              </w:rPr>
+            </w:pPr>
+            <w:r>
+              <w:rPr>
+                <w:rFonts w:ascii="Helvetica" w:hAnsi="Helvetica" w:eastAsia="Helvetica" w:cs="Helvetica"/>
+                <w:i w:val="false"/>
+                <w:b w:val="false"/>
+                <w:u w:val="none"/>
+                <w:sz w:val="22"/>
+                <w:szCs w:val="22"/>
+                <w:color w:val="000000"/>
+              </w:rPr>
+              <w:t xml:space="preserve">0.00, 0.10</w:t>
             </w:r>
           </w:p>
         </w:tc>
@@ -7170,113 +7170,113 @@
                 <w:szCs w:val="22"/>
                 <w:color w:val="000000"/>
               </w:rPr>
-              <w:t xml:space="preserve">0.56</w:t>
-            </w:r>
-          </w:p>
-        </w:tc>
-        <w:tc>
-          <w:tcPr>
-            <w:tcBorders>
-              <w:bottom w:val="none" w:sz="0" w:space="0" w:color="000000"/>
-              <w:top w:val="none" w:sz="0" w:space="0" w:color="000000"/>
-              <w:left w:val="none" w:sz="0" w:space="0" w:color="000000"/>
-              <w:right w:val="none" w:sz="0" w:space="0" w:color="000000"/>
-            </w:tcBorders>
-            <w:shd w:val="clear" w:color="auto" w:fill="FFFFFF"/>
-            <w:tcMar>
-              <w:top w:w="0" w:type="dxa"/>
-              <w:bottom w:w="0" w:type="dxa"/>
-              <w:left w:w="0" w:type="dxa"/>
-              <w:right w:w="0" w:type="dxa"/>
-            </w:tcMar>
-            <w:vAlign w:val="top"/>
-          </w:tcPr>
-          <w:p>
-            <w:pPr>
-              <w:pStyle w:val="Normal"/>
-              <w:jc w:val="center"/>
-              <w:pBdr>
-                <w:bottom w:val="none" w:sz="0" w:space="0" w:color="000000"/>
-                <w:top w:val="none" w:sz="0" w:space="0" w:color="000000"/>
-                <w:left w:val="none" w:sz="0" w:space="0" w:color="000000"/>
-                <w:right w:val="none" w:sz="0" w:space="0" w:color="000000"/>
-              </w:pBdr>
-              <w:spacing w:after="100" w:before="100" w:line="240"/>
-              <w:ind w:left="100" w:right="100" w:firstLine="0" w:firstLineChars="0"/>
-              <w:rPr>
-                <w:rFonts w:ascii="Helvetica" w:hAnsi="Helvetica" w:eastAsia="Helvetica" w:cs="Helvetica"/>
-                <w:i w:val="false"/>
-                <w:b w:val="false"/>
-                <w:u w:val="none"/>
-                <w:sz w:val="22"/>
-                <w:szCs w:val="22"/>
-                <w:color w:val="000000"/>
-              </w:rPr>
-            </w:pPr>
-            <w:r>
-              <w:rPr>
-                <w:rFonts w:ascii="Helvetica" w:hAnsi="Helvetica" w:eastAsia="Helvetica" w:cs="Helvetica"/>
-                <w:i w:val="false"/>
-                <w:b w:val="false"/>
-                <w:u w:val="none"/>
-                <w:sz w:val="22"/>
-                <w:szCs w:val="22"/>
-                <w:color w:val="000000"/>
-              </w:rPr>
-              <w:t xml:space="preserve">0.11, 2.87</w:t>
-            </w:r>
-          </w:p>
-        </w:tc>
-        <w:tc>
-          <w:tcPr>
-            <w:tcBorders>
-              <w:bottom w:val="none" w:sz="0" w:space="0" w:color="000000"/>
-              <w:top w:val="none" w:sz="0" w:space="0" w:color="000000"/>
-              <w:left w:val="none" w:sz="0" w:space="0" w:color="000000"/>
-              <w:right w:val="none" w:sz="0" w:space="0" w:color="000000"/>
-            </w:tcBorders>
-            <w:shd w:val="clear" w:color="auto" w:fill="FFFFFF"/>
-            <w:tcMar>
-              <w:top w:w="0" w:type="dxa"/>
-              <w:bottom w:w="0" w:type="dxa"/>
-              <w:left w:w="0" w:type="dxa"/>
-              <w:right w:w="0" w:type="dxa"/>
-            </w:tcMar>
-            <w:vAlign w:val="top"/>
-          </w:tcPr>
-          <w:p>
-            <w:pPr>
-              <w:pStyle w:val="Normal"/>
-              <w:jc w:val="center"/>
-              <w:pBdr>
-                <w:bottom w:val="none" w:sz="0" w:space="0" w:color="000000"/>
-                <w:top w:val="none" w:sz="0" w:space="0" w:color="000000"/>
-                <w:left w:val="none" w:sz="0" w:space="0" w:color="000000"/>
-                <w:right w:val="none" w:sz="0" w:space="0" w:color="000000"/>
-              </w:pBdr>
-              <w:spacing w:after="100" w:before="100" w:line="240"/>
-              <w:ind w:left="100" w:right="100" w:firstLine="0" w:firstLineChars="0"/>
-              <w:rPr>
-                <w:rFonts w:ascii="Helvetica" w:hAnsi="Helvetica" w:eastAsia="Helvetica" w:cs="Helvetica"/>
-                <w:i w:val="false"/>
-                <w:b w:val="false"/>
-                <w:u w:val="none"/>
-                <w:sz w:val="22"/>
-                <w:szCs w:val="22"/>
-                <w:color w:val="000000"/>
-              </w:rPr>
-            </w:pPr>
-            <w:r>
-              <w:rPr>
-                <w:rFonts w:ascii="Helvetica" w:hAnsi="Helvetica" w:eastAsia="Helvetica" w:cs="Helvetica"/>
-                <w:i w:val="false"/>
-                <w:b w:val="false"/>
-                <w:u w:val="none"/>
-                <w:sz w:val="22"/>
-                <w:szCs w:val="22"/>
-                <w:color w:val="000000"/>
-              </w:rPr>
-              <w:t xml:space="preserve">0.490</w:t>
+              <w:t xml:space="preserve">0.53</w:t>
+            </w:r>
+          </w:p>
+        </w:tc>
+        <w:tc>
+          <w:tcPr>
+            <w:tcBorders>
+              <w:bottom w:val="none" w:sz="0" w:space="0" w:color="000000"/>
+              <w:top w:val="none" w:sz="0" w:space="0" w:color="000000"/>
+              <w:left w:val="none" w:sz="0" w:space="0" w:color="000000"/>
+              <w:right w:val="none" w:sz="0" w:space="0" w:color="000000"/>
+            </w:tcBorders>
+            <w:shd w:val="clear" w:color="auto" w:fill="FFFFFF"/>
+            <w:tcMar>
+              <w:top w:w="0" w:type="dxa"/>
+              <w:bottom w:w="0" w:type="dxa"/>
+              <w:left w:w="0" w:type="dxa"/>
+              <w:right w:w="0" w:type="dxa"/>
+            </w:tcMar>
+            <w:vAlign w:val="top"/>
+          </w:tcPr>
+          <w:p>
+            <w:pPr>
+              <w:pStyle w:val="Normal"/>
+              <w:jc w:val="center"/>
+              <w:pBdr>
+                <w:bottom w:val="none" w:sz="0" w:space="0" w:color="000000"/>
+                <w:top w:val="none" w:sz="0" w:space="0" w:color="000000"/>
+                <w:left w:val="none" w:sz="0" w:space="0" w:color="000000"/>
+                <w:right w:val="none" w:sz="0" w:space="0" w:color="000000"/>
+              </w:pBdr>
+              <w:spacing w:after="100" w:before="100" w:line="240"/>
+              <w:ind w:left="100" w:right="100" w:firstLine="0" w:firstLineChars="0"/>
+              <w:rPr>
+                <w:rFonts w:ascii="Helvetica" w:hAnsi="Helvetica" w:eastAsia="Helvetica" w:cs="Helvetica"/>
+                <w:i w:val="false"/>
+                <w:b w:val="false"/>
+                <w:u w:val="none"/>
+                <w:sz w:val="22"/>
+                <w:szCs w:val="22"/>
+                <w:color w:val="000000"/>
+              </w:rPr>
+            </w:pPr>
+            <w:r>
+              <w:rPr>
+                <w:rFonts w:ascii="Helvetica" w:hAnsi="Helvetica" w:eastAsia="Helvetica" w:cs="Helvetica"/>
+                <w:i w:val="false"/>
+                <w:b w:val="false"/>
+                <w:u w:val="none"/>
+                <w:sz w:val="22"/>
+                <w:szCs w:val="22"/>
+                <w:color w:val="000000"/>
+              </w:rPr>
+              <w:t xml:space="preserve">0.10, 2.69</w:t>
+            </w:r>
+          </w:p>
+        </w:tc>
+        <w:tc>
+          <w:tcPr>
+            <w:tcBorders>
+              <w:bottom w:val="none" w:sz="0" w:space="0" w:color="000000"/>
+              <w:top w:val="none" w:sz="0" w:space="0" w:color="000000"/>
+              <w:left w:val="none" w:sz="0" w:space="0" w:color="000000"/>
+              <w:right w:val="none" w:sz="0" w:space="0" w:color="000000"/>
+            </w:tcBorders>
+            <w:shd w:val="clear" w:color="auto" w:fill="FFFFFF"/>
+            <w:tcMar>
+              <w:top w:w="0" w:type="dxa"/>
+              <w:bottom w:w="0" w:type="dxa"/>
+              <w:left w:w="0" w:type="dxa"/>
+              <w:right w:w="0" w:type="dxa"/>
+            </w:tcMar>
+            <w:vAlign w:val="top"/>
+          </w:tcPr>
+          <w:p>
+            <w:pPr>
+              <w:pStyle w:val="Normal"/>
+              <w:jc w:val="center"/>
+              <w:pBdr>
+                <w:bottom w:val="none" w:sz="0" w:space="0" w:color="000000"/>
+                <w:top w:val="none" w:sz="0" w:space="0" w:color="000000"/>
+                <w:left w:val="none" w:sz="0" w:space="0" w:color="000000"/>
+                <w:right w:val="none" w:sz="0" w:space="0" w:color="000000"/>
+              </w:pBdr>
+              <w:spacing w:after="100" w:before="100" w:line="240"/>
+              <w:ind w:left="100" w:right="100" w:firstLine="0" w:firstLineChars="0"/>
+              <w:rPr>
+                <w:rFonts w:ascii="Helvetica" w:hAnsi="Helvetica" w:eastAsia="Helvetica" w:cs="Helvetica"/>
+                <w:i w:val="false"/>
+                <w:b w:val="false"/>
+                <w:u w:val="none"/>
+                <w:sz w:val="22"/>
+                <w:szCs w:val="22"/>
+                <w:color w:val="000000"/>
+              </w:rPr>
+            </w:pPr>
+            <w:r>
+              <w:rPr>
+                <w:rFonts w:ascii="Helvetica" w:hAnsi="Helvetica" w:eastAsia="Helvetica" w:cs="Helvetica"/>
+                <w:i w:val="false"/>
+                <w:b w:val="false"/>
+                <w:u w:val="none"/>
+                <w:sz w:val="22"/>
+                <w:szCs w:val="22"/>
+                <w:color w:val="000000"/>
+              </w:rPr>
+              <w:t xml:space="preserve">0.440</w:t>
             </w:r>
           </w:p>
         </w:tc>
@@ -7382,113 +7382,113 @@
                 <w:szCs w:val="22"/>
                 <w:color w:val="000000"/>
               </w:rPr>
-              <w:t xml:space="preserve">3.66</w:t>
-            </w:r>
-          </w:p>
-        </w:tc>
-        <w:tc>
-          <w:tcPr>
-            <w:tcBorders>
-              <w:bottom w:val="none" w:sz="0" w:space="0" w:color="000000"/>
-              <w:top w:val="none" w:sz="0" w:space="0" w:color="000000"/>
-              <w:left w:val="none" w:sz="0" w:space="0" w:color="000000"/>
-              <w:right w:val="none" w:sz="0" w:space="0" w:color="000000"/>
-            </w:tcBorders>
-            <w:shd w:val="clear" w:color="auto" w:fill="FFFFFF"/>
-            <w:tcMar>
-              <w:top w:w="0" w:type="dxa"/>
-              <w:bottom w:w="0" w:type="dxa"/>
-              <w:left w:w="0" w:type="dxa"/>
-              <w:right w:w="0" w:type="dxa"/>
-            </w:tcMar>
-            <w:vAlign w:val="top"/>
-          </w:tcPr>
-          <w:p>
-            <w:pPr>
-              <w:pStyle w:val="Normal"/>
-              <w:jc w:val="center"/>
-              <w:pBdr>
-                <w:bottom w:val="none" w:sz="0" w:space="0" w:color="000000"/>
-                <w:top w:val="none" w:sz="0" w:space="0" w:color="000000"/>
-                <w:left w:val="none" w:sz="0" w:space="0" w:color="000000"/>
-                <w:right w:val="none" w:sz="0" w:space="0" w:color="000000"/>
-              </w:pBdr>
-              <w:spacing w:after="100" w:before="100" w:line="240"/>
-              <w:ind w:left="100" w:right="100" w:firstLine="0" w:firstLineChars="0"/>
-              <w:rPr>
-                <w:rFonts w:ascii="Helvetica" w:hAnsi="Helvetica" w:eastAsia="Helvetica" w:cs="Helvetica"/>
-                <w:i w:val="false"/>
-                <w:b w:val="false"/>
-                <w:u w:val="none"/>
-                <w:sz w:val="22"/>
-                <w:szCs w:val="22"/>
-                <w:color w:val="000000"/>
-              </w:rPr>
-            </w:pPr>
-            <w:r>
-              <w:rPr>
-                <w:rFonts w:ascii="Helvetica" w:hAnsi="Helvetica" w:eastAsia="Helvetica" w:cs="Helvetica"/>
-                <w:i w:val="false"/>
-                <w:b w:val="false"/>
-                <w:u w:val="none"/>
-                <w:sz w:val="22"/>
-                <w:szCs w:val="22"/>
-                <w:color w:val="000000"/>
-              </w:rPr>
-              <w:t xml:space="preserve">0.02, 696</w:t>
-            </w:r>
-          </w:p>
-        </w:tc>
-        <w:tc>
-          <w:tcPr>
-            <w:tcBorders>
-              <w:bottom w:val="none" w:sz="0" w:space="0" w:color="000000"/>
-              <w:top w:val="none" w:sz="0" w:space="0" w:color="000000"/>
-              <w:left w:val="none" w:sz="0" w:space="0" w:color="000000"/>
-              <w:right w:val="none" w:sz="0" w:space="0" w:color="000000"/>
-            </w:tcBorders>
-            <w:shd w:val="clear" w:color="auto" w:fill="FFFFFF"/>
-            <w:tcMar>
-              <w:top w:w="0" w:type="dxa"/>
-              <w:bottom w:w="0" w:type="dxa"/>
-              <w:left w:w="0" w:type="dxa"/>
-              <w:right w:w="0" w:type="dxa"/>
-            </w:tcMar>
-            <w:vAlign w:val="top"/>
-          </w:tcPr>
-          <w:p>
-            <w:pPr>
-              <w:pStyle w:val="Normal"/>
-              <w:jc w:val="center"/>
-              <w:pBdr>
-                <w:bottom w:val="none" w:sz="0" w:space="0" w:color="000000"/>
-                <w:top w:val="none" w:sz="0" w:space="0" w:color="000000"/>
-                <w:left w:val="none" w:sz="0" w:space="0" w:color="000000"/>
-                <w:right w:val="none" w:sz="0" w:space="0" w:color="000000"/>
-              </w:pBdr>
-              <w:spacing w:after="100" w:before="100" w:line="240"/>
-              <w:ind w:left="100" w:right="100" w:firstLine="0" w:firstLineChars="0"/>
-              <w:rPr>
-                <w:rFonts w:ascii="Helvetica" w:hAnsi="Helvetica" w:eastAsia="Helvetica" w:cs="Helvetica"/>
-                <w:i w:val="false"/>
-                <w:b w:val="false"/>
-                <w:u w:val="none"/>
-                <w:sz w:val="22"/>
-                <w:szCs w:val="22"/>
-                <w:color w:val="000000"/>
-              </w:rPr>
-            </w:pPr>
-            <w:r>
-              <w:rPr>
-                <w:rFonts w:ascii="Helvetica" w:hAnsi="Helvetica" w:eastAsia="Helvetica" w:cs="Helvetica"/>
-                <w:i w:val="false"/>
-                <w:b w:val="false"/>
-                <w:u w:val="none"/>
-                <w:sz w:val="22"/>
-                <w:szCs w:val="22"/>
-                <w:color w:val="000000"/>
-              </w:rPr>
-              <w:t xml:space="preserve">0.630</w:t>
+              <w:t xml:space="preserve">3.93</w:t>
+            </w:r>
+          </w:p>
+        </w:tc>
+        <w:tc>
+          <w:tcPr>
+            <w:tcBorders>
+              <w:bottom w:val="none" w:sz="0" w:space="0" w:color="000000"/>
+              <w:top w:val="none" w:sz="0" w:space="0" w:color="000000"/>
+              <w:left w:val="none" w:sz="0" w:space="0" w:color="000000"/>
+              <w:right w:val="none" w:sz="0" w:space="0" w:color="000000"/>
+            </w:tcBorders>
+            <w:shd w:val="clear" w:color="auto" w:fill="FFFFFF"/>
+            <w:tcMar>
+              <w:top w:w="0" w:type="dxa"/>
+              <w:bottom w:w="0" w:type="dxa"/>
+              <w:left w:w="0" w:type="dxa"/>
+              <w:right w:w="0" w:type="dxa"/>
+            </w:tcMar>
+            <w:vAlign w:val="top"/>
+          </w:tcPr>
+          <w:p>
+            <w:pPr>
+              <w:pStyle w:val="Normal"/>
+              <w:jc w:val="center"/>
+              <w:pBdr>
+                <w:bottom w:val="none" w:sz="0" w:space="0" w:color="000000"/>
+                <w:top w:val="none" w:sz="0" w:space="0" w:color="000000"/>
+                <w:left w:val="none" w:sz="0" w:space="0" w:color="000000"/>
+                <w:right w:val="none" w:sz="0" w:space="0" w:color="000000"/>
+              </w:pBdr>
+              <w:spacing w:after="100" w:before="100" w:line="240"/>
+              <w:ind w:left="100" w:right="100" w:firstLine="0" w:firstLineChars="0"/>
+              <w:rPr>
+                <w:rFonts w:ascii="Helvetica" w:hAnsi="Helvetica" w:eastAsia="Helvetica" w:cs="Helvetica"/>
+                <w:i w:val="false"/>
+                <w:b w:val="false"/>
+                <w:u w:val="none"/>
+                <w:sz w:val="22"/>
+                <w:szCs w:val="22"/>
+                <w:color w:val="000000"/>
+              </w:rPr>
+            </w:pPr>
+            <w:r>
+              <w:rPr>
+                <w:rFonts w:ascii="Helvetica" w:hAnsi="Helvetica" w:eastAsia="Helvetica" w:cs="Helvetica"/>
+                <w:i w:val="false"/>
+                <w:b w:val="false"/>
+                <w:u w:val="none"/>
+                <w:sz w:val="22"/>
+                <w:szCs w:val="22"/>
+                <w:color w:val="000000"/>
+              </w:rPr>
+              <w:t xml:space="preserve">0.02, 642</w:t>
+            </w:r>
+          </w:p>
+        </w:tc>
+        <w:tc>
+          <w:tcPr>
+            <w:tcBorders>
+              <w:bottom w:val="none" w:sz="0" w:space="0" w:color="000000"/>
+              <w:top w:val="none" w:sz="0" w:space="0" w:color="000000"/>
+              <w:left w:val="none" w:sz="0" w:space="0" w:color="000000"/>
+              <w:right w:val="none" w:sz="0" w:space="0" w:color="000000"/>
+            </w:tcBorders>
+            <w:shd w:val="clear" w:color="auto" w:fill="FFFFFF"/>
+            <w:tcMar>
+              <w:top w:w="0" w:type="dxa"/>
+              <w:bottom w:w="0" w:type="dxa"/>
+              <w:left w:w="0" w:type="dxa"/>
+              <w:right w:w="0" w:type="dxa"/>
+            </w:tcMar>
+            <w:vAlign w:val="top"/>
+          </w:tcPr>
+          <w:p>
+            <w:pPr>
+              <w:pStyle w:val="Normal"/>
+              <w:jc w:val="center"/>
+              <w:pBdr>
+                <w:bottom w:val="none" w:sz="0" w:space="0" w:color="000000"/>
+                <w:top w:val="none" w:sz="0" w:space="0" w:color="000000"/>
+                <w:left w:val="none" w:sz="0" w:space="0" w:color="000000"/>
+                <w:right w:val="none" w:sz="0" w:space="0" w:color="000000"/>
+              </w:pBdr>
+              <w:spacing w:after="100" w:before="100" w:line="240"/>
+              <w:ind w:left="100" w:right="100" w:firstLine="0" w:firstLineChars="0"/>
+              <w:rPr>
+                <w:rFonts w:ascii="Helvetica" w:hAnsi="Helvetica" w:eastAsia="Helvetica" w:cs="Helvetica"/>
+                <w:i w:val="false"/>
+                <w:b w:val="false"/>
+                <w:u w:val="none"/>
+                <w:sz w:val="22"/>
+                <w:szCs w:val="22"/>
+                <w:color w:val="000000"/>
+              </w:rPr>
+            </w:pPr>
+            <w:r>
+              <w:rPr>
+                <w:rFonts w:ascii="Helvetica" w:hAnsi="Helvetica" w:eastAsia="Helvetica" w:cs="Helvetica"/>
+                <w:i w:val="false"/>
+                <w:b w:val="false"/>
+                <w:u w:val="none"/>
+                <w:sz w:val="22"/>
+                <w:szCs w:val="22"/>
+                <w:color w:val="000000"/>
+              </w:rPr>
+              <w:t xml:space="preserve">0.600</w:t>
             </w:r>
           </w:p>
         </w:tc>
@@ -7653,113 +7653,113 @@
                 <w:szCs w:val="22"/>
                 <w:color w:val="000000"/>
               </w:rPr>
-              <w:t xml:space="preserve">3.29</w:t>
-            </w:r>
-          </w:p>
-        </w:tc>
-        <w:tc>
-          <w:tcPr>
-            <w:tcBorders>
-              <w:bottom w:val="none" w:sz="0" w:space="0" w:color="000000"/>
-              <w:top w:val="none" w:sz="0" w:space="0" w:color="000000"/>
-              <w:left w:val="none" w:sz="0" w:space="0" w:color="000000"/>
-              <w:right w:val="none" w:sz="0" w:space="0" w:color="000000"/>
-            </w:tcBorders>
-            <w:shd w:val="clear" w:color="auto" w:fill="FFFFFF"/>
-            <w:tcMar>
-              <w:top w:w="0" w:type="dxa"/>
-              <w:bottom w:w="0" w:type="dxa"/>
-              <w:left w:w="0" w:type="dxa"/>
-              <w:right w:w="0" w:type="dxa"/>
-            </w:tcMar>
-            <w:vAlign w:val="top"/>
-          </w:tcPr>
-          <w:p>
-            <w:pPr>
-              <w:pStyle w:val="Normal"/>
-              <w:jc w:val="center"/>
-              <w:pBdr>
-                <w:bottom w:val="none" w:sz="0" w:space="0" w:color="000000"/>
-                <w:top w:val="none" w:sz="0" w:space="0" w:color="000000"/>
-                <w:left w:val="none" w:sz="0" w:space="0" w:color="000000"/>
-                <w:right w:val="none" w:sz="0" w:space="0" w:color="000000"/>
-              </w:pBdr>
-              <w:spacing w:after="100" w:before="100" w:line="240"/>
-              <w:ind w:left="100" w:right="100" w:firstLine="0" w:firstLineChars="0"/>
-              <w:rPr>
-                <w:rFonts w:ascii="Helvetica" w:hAnsi="Helvetica" w:eastAsia="Helvetica" w:cs="Helvetica"/>
-                <w:i w:val="false"/>
-                <w:b w:val="false"/>
-                <w:u w:val="none"/>
-                <w:sz w:val="22"/>
-                <w:szCs w:val="22"/>
-                <w:color w:val="000000"/>
-              </w:rPr>
-            </w:pPr>
-            <w:r>
-              <w:rPr>
-                <w:rFonts w:ascii="Helvetica" w:hAnsi="Helvetica" w:eastAsia="Helvetica" w:cs="Helvetica"/>
-                <w:i w:val="false"/>
-                <w:b w:val="false"/>
-                <w:u w:val="none"/>
-                <w:sz w:val="22"/>
-                <w:szCs w:val="22"/>
-                <w:color w:val="000000"/>
-              </w:rPr>
-              <w:t xml:space="preserve">0.31, 35.1</w:t>
-            </w:r>
-          </w:p>
-        </w:tc>
-        <w:tc>
-          <w:tcPr>
-            <w:tcBorders>
-              <w:bottom w:val="none" w:sz="0" w:space="0" w:color="000000"/>
-              <w:top w:val="none" w:sz="0" w:space="0" w:color="000000"/>
-              <w:left w:val="none" w:sz="0" w:space="0" w:color="000000"/>
-              <w:right w:val="none" w:sz="0" w:space="0" w:color="000000"/>
-            </w:tcBorders>
-            <w:shd w:val="clear" w:color="auto" w:fill="FFFFFF"/>
-            <w:tcMar>
-              <w:top w:w="0" w:type="dxa"/>
-              <w:bottom w:w="0" w:type="dxa"/>
-              <w:left w:w="0" w:type="dxa"/>
-              <w:right w:w="0" w:type="dxa"/>
-            </w:tcMar>
-            <w:vAlign w:val="top"/>
-          </w:tcPr>
-          <w:p>
-            <w:pPr>
-              <w:pStyle w:val="Normal"/>
-              <w:jc w:val="center"/>
-              <w:pBdr>
-                <w:bottom w:val="none" w:sz="0" w:space="0" w:color="000000"/>
-                <w:top w:val="none" w:sz="0" w:space="0" w:color="000000"/>
-                <w:left w:val="none" w:sz="0" w:space="0" w:color="000000"/>
-                <w:right w:val="none" w:sz="0" w:space="0" w:color="000000"/>
-              </w:pBdr>
-              <w:spacing w:after="100" w:before="100" w:line="240"/>
-              <w:ind w:left="100" w:right="100" w:firstLine="0" w:firstLineChars="0"/>
-              <w:rPr>
-                <w:rFonts w:ascii="Helvetica" w:hAnsi="Helvetica" w:eastAsia="Helvetica" w:cs="Helvetica"/>
-                <w:i w:val="false"/>
-                <w:b w:val="false"/>
-                <w:u w:val="none"/>
-                <w:sz w:val="22"/>
-                <w:szCs w:val="22"/>
-                <w:color w:val="000000"/>
-              </w:rPr>
-            </w:pPr>
-            <w:r>
-              <w:rPr>
-                <w:rFonts w:ascii="Helvetica" w:hAnsi="Helvetica" w:eastAsia="Helvetica" w:cs="Helvetica"/>
-                <w:i w:val="false"/>
-                <w:b w:val="false"/>
-                <w:u w:val="none"/>
-                <w:sz w:val="22"/>
-                <w:szCs w:val="22"/>
-                <w:color w:val="000000"/>
-              </w:rPr>
-              <w:t xml:space="preserve">0.320</w:t>
+              <w:t xml:space="preserve">3.09</w:t>
+            </w:r>
+          </w:p>
+        </w:tc>
+        <w:tc>
+          <w:tcPr>
+            <w:tcBorders>
+              <w:bottom w:val="none" w:sz="0" w:space="0" w:color="000000"/>
+              <w:top w:val="none" w:sz="0" w:space="0" w:color="000000"/>
+              <w:left w:val="none" w:sz="0" w:space="0" w:color="000000"/>
+              <w:right w:val="none" w:sz="0" w:space="0" w:color="000000"/>
+            </w:tcBorders>
+            <w:shd w:val="clear" w:color="auto" w:fill="FFFFFF"/>
+            <w:tcMar>
+              <w:top w:w="0" w:type="dxa"/>
+              <w:bottom w:w="0" w:type="dxa"/>
+              <w:left w:w="0" w:type="dxa"/>
+              <w:right w:w="0" w:type="dxa"/>
+            </w:tcMar>
+            <w:vAlign w:val="top"/>
+          </w:tcPr>
+          <w:p>
+            <w:pPr>
+              <w:pStyle w:val="Normal"/>
+              <w:jc w:val="center"/>
+              <w:pBdr>
+                <w:bottom w:val="none" w:sz="0" w:space="0" w:color="000000"/>
+                <w:top w:val="none" w:sz="0" w:space="0" w:color="000000"/>
+                <w:left w:val="none" w:sz="0" w:space="0" w:color="000000"/>
+                <w:right w:val="none" w:sz="0" w:space="0" w:color="000000"/>
+              </w:pBdr>
+              <w:spacing w:after="100" w:before="100" w:line="240"/>
+              <w:ind w:left="100" w:right="100" w:firstLine="0" w:firstLineChars="0"/>
+              <w:rPr>
+                <w:rFonts w:ascii="Helvetica" w:hAnsi="Helvetica" w:eastAsia="Helvetica" w:cs="Helvetica"/>
+                <w:i w:val="false"/>
+                <w:b w:val="false"/>
+                <w:u w:val="none"/>
+                <w:sz w:val="22"/>
+                <w:szCs w:val="22"/>
+                <w:color w:val="000000"/>
+              </w:rPr>
+            </w:pPr>
+            <w:r>
+              <w:rPr>
+                <w:rFonts w:ascii="Helvetica" w:hAnsi="Helvetica" w:eastAsia="Helvetica" w:cs="Helvetica"/>
+                <w:i w:val="false"/>
+                <w:b w:val="false"/>
+                <w:u w:val="none"/>
+                <w:sz w:val="22"/>
+                <w:szCs w:val="22"/>
+                <w:color w:val="000000"/>
+              </w:rPr>
+              <w:t xml:space="preserve">0.29, 32.9</w:t>
+            </w:r>
+          </w:p>
+        </w:tc>
+        <w:tc>
+          <w:tcPr>
+            <w:tcBorders>
+              <w:bottom w:val="none" w:sz="0" w:space="0" w:color="000000"/>
+              <w:top w:val="none" w:sz="0" w:space="0" w:color="000000"/>
+              <w:left w:val="none" w:sz="0" w:space="0" w:color="000000"/>
+              <w:right w:val="none" w:sz="0" w:space="0" w:color="000000"/>
+            </w:tcBorders>
+            <w:shd w:val="clear" w:color="auto" w:fill="FFFFFF"/>
+            <w:tcMar>
+              <w:top w:w="0" w:type="dxa"/>
+              <w:bottom w:w="0" w:type="dxa"/>
+              <w:left w:w="0" w:type="dxa"/>
+              <w:right w:w="0" w:type="dxa"/>
+            </w:tcMar>
+            <w:vAlign w:val="top"/>
+          </w:tcPr>
+          <w:p>
+            <w:pPr>
+              <w:pStyle w:val="Normal"/>
+              <w:jc w:val="center"/>
+              <w:pBdr>
+                <w:bottom w:val="none" w:sz="0" w:space="0" w:color="000000"/>
+                <w:top w:val="none" w:sz="0" w:space="0" w:color="000000"/>
+                <w:left w:val="none" w:sz="0" w:space="0" w:color="000000"/>
+                <w:right w:val="none" w:sz="0" w:space="0" w:color="000000"/>
+              </w:pBdr>
+              <w:spacing w:after="100" w:before="100" w:line="240"/>
+              <w:ind w:left="100" w:right="100" w:firstLine="0" w:firstLineChars="0"/>
+              <w:rPr>
+                <w:rFonts w:ascii="Helvetica" w:hAnsi="Helvetica" w:eastAsia="Helvetica" w:cs="Helvetica"/>
+                <w:i w:val="false"/>
+                <w:b w:val="false"/>
+                <w:u w:val="none"/>
+                <w:sz w:val="22"/>
+                <w:szCs w:val="22"/>
+                <w:color w:val="000000"/>
+              </w:rPr>
+            </w:pPr>
+            <w:r>
+              <w:rPr>
+                <w:rFonts w:ascii="Helvetica" w:hAnsi="Helvetica" w:eastAsia="Helvetica" w:cs="Helvetica"/>
+                <w:i w:val="false"/>
+                <w:b w:val="false"/>
+                <w:u w:val="none"/>
+                <w:sz w:val="22"/>
+                <w:szCs w:val="22"/>
+                <w:color w:val="000000"/>
+              </w:rPr>
+              <w:t xml:space="preserve">0.350</w:t>
             </w:r>
           </w:p>
         </w:tc>
@@ -7865,113 +7865,113 @@
                 <w:szCs w:val="22"/>
                 <w:color w:val="000000"/>
               </w:rPr>
-              <w:t xml:space="preserve">2.40</w:t>
-            </w:r>
-          </w:p>
-        </w:tc>
-        <w:tc>
-          <w:tcPr>
-            <w:tcBorders>
-              <w:bottom w:val="none" w:sz="0" w:space="0" w:color="000000"/>
-              <w:top w:val="none" w:sz="0" w:space="0" w:color="000000"/>
-              <w:left w:val="none" w:sz="0" w:space="0" w:color="000000"/>
-              <w:right w:val="none" w:sz="0" w:space="0" w:color="000000"/>
-            </w:tcBorders>
-            <w:shd w:val="clear" w:color="auto" w:fill="FFFFFF"/>
-            <w:tcMar>
-              <w:top w:w="0" w:type="dxa"/>
-              <w:bottom w:w="0" w:type="dxa"/>
-              <w:left w:w="0" w:type="dxa"/>
-              <w:right w:w="0" w:type="dxa"/>
-            </w:tcMar>
-            <w:vAlign w:val="top"/>
-          </w:tcPr>
-          <w:p>
-            <w:pPr>
-              <w:pStyle w:val="Normal"/>
-              <w:jc w:val="center"/>
-              <w:pBdr>
-                <w:bottom w:val="none" w:sz="0" w:space="0" w:color="000000"/>
-                <w:top w:val="none" w:sz="0" w:space="0" w:color="000000"/>
-                <w:left w:val="none" w:sz="0" w:space="0" w:color="000000"/>
-                <w:right w:val="none" w:sz="0" w:space="0" w:color="000000"/>
-              </w:pBdr>
-              <w:spacing w:after="100" w:before="100" w:line="240"/>
-              <w:ind w:left="100" w:right="100" w:firstLine="0" w:firstLineChars="0"/>
-              <w:rPr>
-                <w:rFonts w:ascii="Helvetica" w:hAnsi="Helvetica" w:eastAsia="Helvetica" w:cs="Helvetica"/>
-                <w:i w:val="false"/>
-                <w:b w:val="false"/>
-                <w:u w:val="none"/>
-                <w:sz w:val="22"/>
-                <w:szCs w:val="22"/>
-                <w:color w:val="000000"/>
-              </w:rPr>
-            </w:pPr>
-            <w:r>
-              <w:rPr>
-                <w:rFonts w:ascii="Helvetica" w:hAnsi="Helvetica" w:eastAsia="Helvetica" w:cs="Helvetica"/>
-                <w:i w:val="false"/>
-                <w:b w:val="false"/>
-                <w:u w:val="none"/>
-                <w:sz w:val="22"/>
-                <w:szCs w:val="22"/>
-                <w:color w:val="000000"/>
-              </w:rPr>
-              <w:t xml:space="preserve">0.09, 62.1</w:t>
-            </w:r>
-          </w:p>
-        </w:tc>
-        <w:tc>
-          <w:tcPr>
-            <w:tcBorders>
-              <w:bottom w:val="none" w:sz="0" w:space="0" w:color="000000"/>
-              <w:top w:val="none" w:sz="0" w:space="0" w:color="000000"/>
-              <w:left w:val="none" w:sz="0" w:space="0" w:color="000000"/>
-              <w:right w:val="none" w:sz="0" w:space="0" w:color="000000"/>
-            </w:tcBorders>
-            <w:shd w:val="clear" w:color="auto" w:fill="FFFFFF"/>
-            <w:tcMar>
-              <w:top w:w="0" w:type="dxa"/>
-              <w:bottom w:w="0" w:type="dxa"/>
-              <w:left w:w="0" w:type="dxa"/>
-              <w:right w:w="0" w:type="dxa"/>
-            </w:tcMar>
-            <w:vAlign w:val="top"/>
-          </w:tcPr>
-          <w:p>
-            <w:pPr>
-              <w:pStyle w:val="Normal"/>
-              <w:jc w:val="center"/>
-              <w:pBdr>
-                <w:bottom w:val="none" w:sz="0" w:space="0" w:color="000000"/>
-                <w:top w:val="none" w:sz="0" w:space="0" w:color="000000"/>
-                <w:left w:val="none" w:sz="0" w:space="0" w:color="000000"/>
-                <w:right w:val="none" w:sz="0" w:space="0" w:color="000000"/>
-              </w:pBdr>
-              <w:spacing w:after="100" w:before="100" w:line="240"/>
-              <w:ind w:left="100" w:right="100" w:firstLine="0" w:firstLineChars="0"/>
-              <w:rPr>
-                <w:rFonts w:ascii="Helvetica" w:hAnsi="Helvetica" w:eastAsia="Helvetica" w:cs="Helvetica"/>
-                <w:i w:val="false"/>
-                <w:b w:val="false"/>
-                <w:u w:val="none"/>
-                <w:sz w:val="22"/>
-                <w:szCs w:val="22"/>
-                <w:color w:val="000000"/>
-              </w:rPr>
-            </w:pPr>
-            <w:r>
-              <w:rPr>
-                <w:rFonts w:ascii="Helvetica" w:hAnsi="Helvetica" w:eastAsia="Helvetica" w:cs="Helvetica"/>
-                <w:i w:val="false"/>
-                <w:b w:val="false"/>
-                <w:u w:val="none"/>
-                <w:sz w:val="22"/>
-                <w:szCs w:val="22"/>
-                <w:color w:val="000000"/>
-              </w:rPr>
-              <w:t xml:space="preserve">0.600</w:t>
+              <w:t xml:space="preserve">3.01</w:t>
+            </w:r>
+          </w:p>
+        </w:tc>
+        <w:tc>
+          <w:tcPr>
+            <w:tcBorders>
+              <w:bottom w:val="none" w:sz="0" w:space="0" w:color="000000"/>
+              <w:top w:val="none" w:sz="0" w:space="0" w:color="000000"/>
+              <w:left w:val="none" w:sz="0" w:space="0" w:color="000000"/>
+              <w:right w:val="none" w:sz="0" w:space="0" w:color="000000"/>
+            </w:tcBorders>
+            <w:shd w:val="clear" w:color="auto" w:fill="FFFFFF"/>
+            <w:tcMar>
+              <w:top w:w="0" w:type="dxa"/>
+              <w:bottom w:w="0" w:type="dxa"/>
+              <w:left w:w="0" w:type="dxa"/>
+              <w:right w:w="0" w:type="dxa"/>
+            </w:tcMar>
+            <w:vAlign w:val="top"/>
+          </w:tcPr>
+          <w:p>
+            <w:pPr>
+              <w:pStyle w:val="Normal"/>
+              <w:jc w:val="center"/>
+              <w:pBdr>
+                <w:bottom w:val="none" w:sz="0" w:space="0" w:color="000000"/>
+                <w:top w:val="none" w:sz="0" w:space="0" w:color="000000"/>
+                <w:left w:val="none" w:sz="0" w:space="0" w:color="000000"/>
+                <w:right w:val="none" w:sz="0" w:space="0" w:color="000000"/>
+              </w:pBdr>
+              <w:spacing w:after="100" w:before="100" w:line="240"/>
+              <w:ind w:left="100" w:right="100" w:firstLine="0" w:firstLineChars="0"/>
+              <w:rPr>
+                <w:rFonts w:ascii="Helvetica" w:hAnsi="Helvetica" w:eastAsia="Helvetica" w:cs="Helvetica"/>
+                <w:i w:val="false"/>
+                <w:b w:val="false"/>
+                <w:u w:val="none"/>
+                <w:sz w:val="22"/>
+                <w:szCs w:val="22"/>
+                <w:color w:val="000000"/>
+              </w:rPr>
+            </w:pPr>
+            <w:r>
+              <w:rPr>
+                <w:rFonts w:ascii="Helvetica" w:hAnsi="Helvetica" w:eastAsia="Helvetica" w:cs="Helvetica"/>
+                <w:i w:val="false"/>
+                <w:b w:val="false"/>
+                <w:u w:val="none"/>
+                <w:sz w:val="22"/>
+                <w:szCs w:val="22"/>
+                <w:color w:val="000000"/>
+              </w:rPr>
+              <w:t xml:space="preserve">0.10, 89.1</w:t>
+            </w:r>
+          </w:p>
+        </w:tc>
+        <w:tc>
+          <w:tcPr>
+            <w:tcBorders>
+              <w:bottom w:val="none" w:sz="0" w:space="0" w:color="000000"/>
+              <w:top w:val="none" w:sz="0" w:space="0" w:color="000000"/>
+              <w:left w:val="none" w:sz="0" w:space="0" w:color="000000"/>
+              <w:right w:val="none" w:sz="0" w:space="0" w:color="000000"/>
+            </w:tcBorders>
+            <w:shd w:val="clear" w:color="auto" w:fill="FFFFFF"/>
+            <w:tcMar>
+              <w:top w:w="0" w:type="dxa"/>
+              <w:bottom w:w="0" w:type="dxa"/>
+              <w:left w:w="0" w:type="dxa"/>
+              <w:right w:w="0" w:type="dxa"/>
+            </w:tcMar>
+            <w:vAlign w:val="top"/>
+          </w:tcPr>
+          <w:p>
+            <w:pPr>
+              <w:pStyle w:val="Normal"/>
+              <w:jc w:val="center"/>
+              <w:pBdr>
+                <w:bottom w:val="none" w:sz="0" w:space="0" w:color="000000"/>
+                <w:top w:val="none" w:sz="0" w:space="0" w:color="000000"/>
+                <w:left w:val="none" w:sz="0" w:space="0" w:color="000000"/>
+                <w:right w:val="none" w:sz="0" w:space="0" w:color="000000"/>
+              </w:pBdr>
+              <w:spacing w:after="100" w:before="100" w:line="240"/>
+              <w:ind w:left="100" w:right="100" w:firstLine="0" w:firstLineChars="0"/>
+              <w:rPr>
+                <w:rFonts w:ascii="Helvetica" w:hAnsi="Helvetica" w:eastAsia="Helvetica" w:cs="Helvetica"/>
+                <w:i w:val="false"/>
+                <w:b w:val="false"/>
+                <w:u w:val="none"/>
+                <w:sz w:val="22"/>
+                <w:szCs w:val="22"/>
+                <w:color w:val="000000"/>
+              </w:rPr>
+            </w:pPr>
+            <w:r>
+              <w:rPr>
+                <w:rFonts w:ascii="Helvetica" w:hAnsi="Helvetica" w:eastAsia="Helvetica" w:cs="Helvetica"/>
+                <w:i w:val="false"/>
+                <w:b w:val="false"/>
+                <w:u w:val="none"/>
+                <w:sz w:val="22"/>
+                <w:szCs w:val="22"/>
+                <w:color w:val="000000"/>
+              </w:rPr>
+              <w:t xml:space="preserve">0.520</w:t>
             </w:r>
           </w:p>
         </w:tc>
@@ -8566,7 +8566,7 @@
                 <w:szCs w:val="22"/>
                 <w:color w:val="000000"/>
               </w:rPr>
-              <w:t xml:space="preserve">143</w:t>
+              <w:t xml:space="preserve">142</w:t>
             </w:r>
           </w:p>
         </w:tc>
@@ -8778,7 +8778,7 @@
                 <w:szCs w:val="22"/>
                 <w:color w:val="000000"/>
               </w:rPr>
-              <w:t xml:space="preserve">143</w:t>
+              <w:t xml:space="preserve">142</w:t>
             </w:r>
           </w:p>
         </w:tc>
@@ -9585,113 +9585,113 @@
                 <w:szCs w:val="22"/>
                 <w:color w:val="000000"/>
               </w:rPr>
-              <w:t xml:space="preserve">0.26</w:t>
-            </w:r>
-          </w:p>
-        </w:tc>
-        <w:tc>
-          <w:tcPr>
-            <w:tcBorders>
-              <w:bottom w:val="none" w:sz="0" w:space="0" w:color="000000"/>
-              <w:top w:val="none" w:sz="0" w:space="0" w:color="000000"/>
-              <w:left w:val="none" w:sz="0" w:space="0" w:color="000000"/>
-              <w:right w:val="none" w:sz="0" w:space="0" w:color="000000"/>
-            </w:tcBorders>
-            <w:shd w:val="clear" w:color="auto" w:fill="FFFFFF"/>
-            <w:tcMar>
-              <w:top w:w="0" w:type="dxa"/>
-              <w:bottom w:w="0" w:type="dxa"/>
-              <w:left w:w="0" w:type="dxa"/>
-              <w:right w:w="0" w:type="dxa"/>
-            </w:tcMar>
-            <w:vAlign w:val="top"/>
-          </w:tcPr>
-          <w:p>
-            <w:pPr>
-              <w:pStyle w:val="Normal"/>
-              <w:jc w:val="center"/>
-              <w:pBdr>
-                <w:bottom w:val="none" w:sz="0" w:space="0" w:color="000000"/>
-                <w:top w:val="none" w:sz="0" w:space="0" w:color="000000"/>
-                <w:left w:val="none" w:sz="0" w:space="0" w:color="000000"/>
-                <w:right w:val="none" w:sz="0" w:space="0" w:color="000000"/>
-              </w:pBdr>
-              <w:spacing w:after="100" w:before="100" w:line="240"/>
-              <w:ind w:left="100" w:right="100" w:firstLine="0" w:firstLineChars="0"/>
-              <w:rPr>
-                <w:rFonts w:ascii="Helvetica" w:hAnsi="Helvetica" w:eastAsia="Helvetica" w:cs="Helvetica"/>
-                <w:i w:val="false"/>
-                <w:b w:val="false"/>
-                <w:u w:val="none"/>
-                <w:sz w:val="22"/>
-                <w:szCs w:val="22"/>
-                <w:color w:val="000000"/>
-              </w:rPr>
-            </w:pPr>
-            <w:r>
-              <w:rPr>
-                <w:rFonts w:ascii="Helvetica" w:hAnsi="Helvetica" w:eastAsia="Helvetica" w:cs="Helvetica"/>
-                <w:i w:val="false"/>
-                <w:b w:val="false"/>
-                <w:u w:val="none"/>
-                <w:sz w:val="22"/>
-                <w:szCs w:val="22"/>
-                <w:color w:val="000000"/>
-              </w:rPr>
-              <w:t xml:space="preserve">0.07, 0.93</w:t>
-            </w:r>
-          </w:p>
-        </w:tc>
-        <w:tc>
-          <w:tcPr>
-            <w:tcBorders>
-              <w:bottom w:val="none" w:sz="0" w:space="0" w:color="000000"/>
-              <w:top w:val="none" w:sz="0" w:space="0" w:color="000000"/>
-              <w:left w:val="none" w:sz="0" w:space="0" w:color="000000"/>
-              <w:right w:val="none" w:sz="0" w:space="0" w:color="000000"/>
-            </w:tcBorders>
-            <w:shd w:val="clear" w:color="auto" w:fill="FFFFFF"/>
-            <w:tcMar>
-              <w:top w:w="0" w:type="dxa"/>
-              <w:bottom w:w="0" w:type="dxa"/>
-              <w:left w:w="0" w:type="dxa"/>
-              <w:right w:w="0" w:type="dxa"/>
-            </w:tcMar>
-            <w:vAlign w:val="top"/>
-          </w:tcPr>
-          <w:p>
-            <w:pPr>
-              <w:pStyle w:val="Normal"/>
-              <w:jc w:val="center"/>
-              <w:pBdr>
-                <w:bottom w:val="none" w:sz="0" w:space="0" w:color="000000"/>
-                <w:top w:val="none" w:sz="0" w:space="0" w:color="000000"/>
-                <w:left w:val="none" w:sz="0" w:space="0" w:color="000000"/>
-                <w:right w:val="none" w:sz="0" w:space="0" w:color="000000"/>
-              </w:pBdr>
-              <w:spacing w:after="100" w:before="100" w:line="240"/>
-              <w:ind w:left="100" w:right="100" w:firstLine="0" w:firstLineChars="0"/>
-              <w:rPr>
-                <w:rFonts w:ascii="Helvetica" w:hAnsi="Helvetica" w:eastAsia="Helvetica" w:cs="Helvetica"/>
-                <w:i w:val="false"/>
-                <w:b w:val="false"/>
-                <w:u w:val="none"/>
-                <w:sz w:val="22"/>
-                <w:szCs w:val="22"/>
-                <w:color w:val="000000"/>
-              </w:rPr>
-            </w:pPr>
-            <w:r>
-              <w:rPr>
-                <w:rFonts w:ascii="Helvetica" w:hAnsi="Helvetica" w:eastAsia="Helvetica" w:cs="Helvetica"/>
-                <w:i w:val="false"/>
-                <w:b w:val="false"/>
-                <w:u w:val="none"/>
-                <w:sz w:val="22"/>
-                <w:szCs w:val="22"/>
-                <w:color w:val="000000"/>
-              </w:rPr>
-              <w:t xml:space="preserve">0.037</w:t>
+              <w:t xml:space="preserve">0.23</w:t>
+            </w:r>
+          </w:p>
+        </w:tc>
+        <w:tc>
+          <w:tcPr>
+            <w:tcBorders>
+              <w:bottom w:val="none" w:sz="0" w:space="0" w:color="000000"/>
+              <w:top w:val="none" w:sz="0" w:space="0" w:color="000000"/>
+              <w:left w:val="none" w:sz="0" w:space="0" w:color="000000"/>
+              <w:right w:val="none" w:sz="0" w:space="0" w:color="000000"/>
+            </w:tcBorders>
+            <w:shd w:val="clear" w:color="auto" w:fill="FFFFFF"/>
+            <w:tcMar>
+              <w:top w:w="0" w:type="dxa"/>
+              <w:bottom w:w="0" w:type="dxa"/>
+              <w:left w:w="0" w:type="dxa"/>
+              <w:right w:w="0" w:type="dxa"/>
+            </w:tcMar>
+            <w:vAlign w:val="top"/>
+          </w:tcPr>
+          <w:p>
+            <w:pPr>
+              <w:pStyle w:val="Normal"/>
+              <w:jc w:val="center"/>
+              <w:pBdr>
+                <w:bottom w:val="none" w:sz="0" w:space="0" w:color="000000"/>
+                <w:top w:val="none" w:sz="0" w:space="0" w:color="000000"/>
+                <w:left w:val="none" w:sz="0" w:space="0" w:color="000000"/>
+                <w:right w:val="none" w:sz="0" w:space="0" w:color="000000"/>
+              </w:pBdr>
+              <w:spacing w:after="100" w:before="100" w:line="240"/>
+              <w:ind w:left="100" w:right="100" w:firstLine="0" w:firstLineChars="0"/>
+              <w:rPr>
+                <w:rFonts w:ascii="Helvetica" w:hAnsi="Helvetica" w:eastAsia="Helvetica" w:cs="Helvetica"/>
+                <w:i w:val="false"/>
+                <w:b w:val="false"/>
+                <w:u w:val="none"/>
+                <w:sz w:val="22"/>
+                <w:szCs w:val="22"/>
+                <w:color w:val="000000"/>
+              </w:rPr>
+            </w:pPr>
+            <w:r>
+              <w:rPr>
+                <w:rFonts w:ascii="Helvetica" w:hAnsi="Helvetica" w:eastAsia="Helvetica" w:cs="Helvetica"/>
+                <w:i w:val="false"/>
+                <w:b w:val="false"/>
+                <w:u w:val="none"/>
+                <w:sz w:val="22"/>
+                <w:szCs w:val="22"/>
+                <w:color w:val="000000"/>
+              </w:rPr>
+              <w:t xml:space="preserve">0.06, 0.81</w:t>
+            </w:r>
+          </w:p>
+        </w:tc>
+        <w:tc>
+          <w:tcPr>
+            <w:tcBorders>
+              <w:bottom w:val="none" w:sz="0" w:space="0" w:color="000000"/>
+              <w:top w:val="none" w:sz="0" w:space="0" w:color="000000"/>
+              <w:left w:val="none" w:sz="0" w:space="0" w:color="000000"/>
+              <w:right w:val="none" w:sz="0" w:space="0" w:color="000000"/>
+            </w:tcBorders>
+            <w:shd w:val="clear" w:color="auto" w:fill="FFFFFF"/>
+            <w:tcMar>
+              <w:top w:w="0" w:type="dxa"/>
+              <w:bottom w:w="0" w:type="dxa"/>
+              <w:left w:w="0" w:type="dxa"/>
+              <w:right w:w="0" w:type="dxa"/>
+            </w:tcMar>
+            <w:vAlign w:val="top"/>
+          </w:tcPr>
+          <w:p>
+            <w:pPr>
+              <w:pStyle w:val="Normal"/>
+              <w:jc w:val="center"/>
+              <w:pBdr>
+                <w:bottom w:val="none" w:sz="0" w:space="0" w:color="000000"/>
+                <w:top w:val="none" w:sz="0" w:space="0" w:color="000000"/>
+                <w:left w:val="none" w:sz="0" w:space="0" w:color="000000"/>
+                <w:right w:val="none" w:sz="0" w:space="0" w:color="000000"/>
+              </w:pBdr>
+              <w:spacing w:after="100" w:before="100" w:line="240"/>
+              <w:ind w:left="100" w:right="100" w:firstLine="0" w:firstLineChars="0"/>
+              <w:rPr>
+                <w:rFonts w:ascii="Helvetica" w:hAnsi="Helvetica" w:eastAsia="Helvetica" w:cs="Helvetica"/>
+                <w:i w:val="false"/>
+                <w:b w:val="false"/>
+                <w:u w:val="none"/>
+                <w:sz w:val="22"/>
+                <w:szCs w:val="22"/>
+                <w:color w:val="000000"/>
+              </w:rPr>
+            </w:pPr>
+            <w:r>
+              <w:rPr>
+                <w:rFonts w:ascii="Helvetica" w:hAnsi="Helvetica" w:eastAsia="Helvetica" w:cs="Helvetica"/>
+                <w:i w:val="false"/>
+                <w:b w:val="false"/>
+                <w:u w:val="none"/>
+                <w:sz w:val="22"/>
+                <w:szCs w:val="22"/>
+                <w:color w:val="000000"/>
+              </w:rPr>
+              <w:t xml:space="preserve">0.023</w:t>
             </w:r>
           </w:p>
         </w:tc>
@@ -9797,113 +9797,113 @@
                 <w:szCs w:val="22"/>
                 <w:color w:val="000000"/>
               </w:rPr>
-              <w:t xml:space="preserve">0.21</w:t>
-            </w:r>
-          </w:p>
-        </w:tc>
-        <w:tc>
-          <w:tcPr>
-            <w:tcBorders>
-              <w:bottom w:val="none" w:sz="0" w:space="0" w:color="000000"/>
-              <w:top w:val="none" w:sz="0" w:space="0" w:color="000000"/>
-              <w:left w:val="none" w:sz="0" w:space="0" w:color="000000"/>
-              <w:right w:val="none" w:sz="0" w:space="0" w:color="000000"/>
-            </w:tcBorders>
-            <w:shd w:val="clear" w:color="auto" w:fill="FFFFFF"/>
-            <w:tcMar>
-              <w:top w:w="0" w:type="dxa"/>
-              <w:bottom w:w="0" w:type="dxa"/>
-              <w:left w:w="0" w:type="dxa"/>
-              <w:right w:w="0" w:type="dxa"/>
-            </w:tcMar>
-            <w:vAlign w:val="top"/>
-          </w:tcPr>
-          <w:p>
-            <w:pPr>
-              <w:pStyle w:val="Normal"/>
-              <w:jc w:val="center"/>
-              <w:pBdr>
-                <w:bottom w:val="none" w:sz="0" w:space="0" w:color="000000"/>
-                <w:top w:val="none" w:sz="0" w:space="0" w:color="000000"/>
-                <w:left w:val="none" w:sz="0" w:space="0" w:color="000000"/>
-                <w:right w:val="none" w:sz="0" w:space="0" w:color="000000"/>
-              </w:pBdr>
-              <w:spacing w:after="100" w:before="100" w:line="240"/>
-              <w:ind w:left="100" w:right="100" w:firstLine="0" w:firstLineChars="0"/>
-              <w:rPr>
-                <w:rFonts w:ascii="Helvetica" w:hAnsi="Helvetica" w:eastAsia="Helvetica" w:cs="Helvetica"/>
-                <w:i w:val="false"/>
-                <w:b w:val="false"/>
-                <w:u w:val="none"/>
-                <w:sz w:val="22"/>
-                <w:szCs w:val="22"/>
-                <w:color w:val="000000"/>
-              </w:rPr>
-            </w:pPr>
-            <w:r>
-              <w:rPr>
-                <w:rFonts w:ascii="Helvetica" w:hAnsi="Helvetica" w:eastAsia="Helvetica" w:cs="Helvetica"/>
-                <w:i w:val="false"/>
-                <w:b w:val="false"/>
-                <w:u w:val="none"/>
-                <w:sz w:val="22"/>
-                <w:szCs w:val="22"/>
-                <w:color w:val="000000"/>
-              </w:rPr>
-              <w:t xml:space="preserve">0.02, 2.13</w:t>
-            </w:r>
-          </w:p>
-        </w:tc>
-        <w:tc>
-          <w:tcPr>
-            <w:tcBorders>
-              <w:bottom w:val="none" w:sz="0" w:space="0" w:color="000000"/>
-              <w:top w:val="none" w:sz="0" w:space="0" w:color="000000"/>
-              <w:left w:val="none" w:sz="0" w:space="0" w:color="000000"/>
-              <w:right w:val="none" w:sz="0" w:space="0" w:color="000000"/>
-            </w:tcBorders>
-            <w:shd w:val="clear" w:color="auto" w:fill="FFFFFF"/>
-            <w:tcMar>
-              <w:top w:w="0" w:type="dxa"/>
-              <w:bottom w:w="0" w:type="dxa"/>
-              <w:left w:w="0" w:type="dxa"/>
-              <w:right w:w="0" w:type="dxa"/>
-            </w:tcMar>
-            <w:vAlign w:val="top"/>
-          </w:tcPr>
-          <w:p>
-            <w:pPr>
-              <w:pStyle w:val="Normal"/>
-              <w:jc w:val="center"/>
-              <w:pBdr>
-                <w:bottom w:val="none" w:sz="0" w:space="0" w:color="000000"/>
-                <w:top w:val="none" w:sz="0" w:space="0" w:color="000000"/>
-                <w:left w:val="none" w:sz="0" w:space="0" w:color="000000"/>
-                <w:right w:val="none" w:sz="0" w:space="0" w:color="000000"/>
-              </w:pBdr>
-              <w:spacing w:after="100" w:before="100" w:line="240"/>
-              <w:ind w:left="100" w:right="100" w:firstLine="0" w:firstLineChars="0"/>
-              <w:rPr>
-                <w:rFonts w:ascii="Helvetica" w:hAnsi="Helvetica" w:eastAsia="Helvetica" w:cs="Helvetica"/>
-                <w:i w:val="false"/>
-                <w:b w:val="false"/>
-                <w:u w:val="none"/>
-                <w:sz w:val="22"/>
-                <w:szCs w:val="22"/>
-                <w:color w:val="000000"/>
-              </w:rPr>
-            </w:pPr>
-            <w:r>
-              <w:rPr>
-                <w:rFonts w:ascii="Helvetica" w:hAnsi="Helvetica" w:eastAsia="Helvetica" w:cs="Helvetica"/>
-                <w:i w:val="false"/>
-                <w:b w:val="false"/>
-                <w:u w:val="none"/>
-                <w:sz w:val="22"/>
-                <w:szCs w:val="22"/>
-                <w:color w:val="000000"/>
-              </w:rPr>
-              <w:t xml:space="preserve">0.190</w:t>
+              <w:t xml:space="preserve">0.17</w:t>
+            </w:r>
+          </w:p>
+        </w:tc>
+        <w:tc>
+          <w:tcPr>
+            <w:tcBorders>
+              <w:bottom w:val="none" w:sz="0" w:space="0" w:color="000000"/>
+              <w:top w:val="none" w:sz="0" w:space="0" w:color="000000"/>
+              <w:left w:val="none" w:sz="0" w:space="0" w:color="000000"/>
+              <w:right w:val="none" w:sz="0" w:space="0" w:color="000000"/>
+            </w:tcBorders>
+            <w:shd w:val="clear" w:color="auto" w:fill="FFFFFF"/>
+            <w:tcMar>
+              <w:top w:w="0" w:type="dxa"/>
+              <w:bottom w:w="0" w:type="dxa"/>
+              <w:left w:w="0" w:type="dxa"/>
+              <w:right w:w="0" w:type="dxa"/>
+            </w:tcMar>
+            <w:vAlign w:val="top"/>
+          </w:tcPr>
+          <w:p>
+            <w:pPr>
+              <w:pStyle w:val="Normal"/>
+              <w:jc w:val="center"/>
+              <w:pBdr>
+                <w:bottom w:val="none" w:sz="0" w:space="0" w:color="000000"/>
+                <w:top w:val="none" w:sz="0" w:space="0" w:color="000000"/>
+                <w:left w:val="none" w:sz="0" w:space="0" w:color="000000"/>
+                <w:right w:val="none" w:sz="0" w:space="0" w:color="000000"/>
+              </w:pBdr>
+              <w:spacing w:after="100" w:before="100" w:line="240"/>
+              <w:ind w:left="100" w:right="100" w:firstLine="0" w:firstLineChars="0"/>
+              <w:rPr>
+                <w:rFonts w:ascii="Helvetica" w:hAnsi="Helvetica" w:eastAsia="Helvetica" w:cs="Helvetica"/>
+                <w:i w:val="false"/>
+                <w:b w:val="false"/>
+                <w:u w:val="none"/>
+                <w:sz w:val="22"/>
+                <w:szCs w:val="22"/>
+                <w:color w:val="000000"/>
+              </w:rPr>
+            </w:pPr>
+            <w:r>
+              <w:rPr>
+                <w:rFonts w:ascii="Helvetica" w:hAnsi="Helvetica" w:eastAsia="Helvetica" w:cs="Helvetica"/>
+                <w:i w:val="false"/>
+                <w:b w:val="false"/>
+                <w:u w:val="none"/>
+                <w:sz w:val="22"/>
+                <w:szCs w:val="22"/>
+                <w:color w:val="000000"/>
+              </w:rPr>
+              <w:t xml:space="preserve">0.02, 1.63</w:t>
+            </w:r>
+          </w:p>
+        </w:tc>
+        <w:tc>
+          <w:tcPr>
+            <w:tcBorders>
+              <w:bottom w:val="none" w:sz="0" w:space="0" w:color="000000"/>
+              <w:top w:val="none" w:sz="0" w:space="0" w:color="000000"/>
+              <w:left w:val="none" w:sz="0" w:space="0" w:color="000000"/>
+              <w:right w:val="none" w:sz="0" w:space="0" w:color="000000"/>
+            </w:tcBorders>
+            <w:shd w:val="clear" w:color="auto" w:fill="FFFFFF"/>
+            <w:tcMar>
+              <w:top w:w="0" w:type="dxa"/>
+              <w:bottom w:w="0" w:type="dxa"/>
+              <w:left w:w="0" w:type="dxa"/>
+              <w:right w:w="0" w:type="dxa"/>
+            </w:tcMar>
+            <w:vAlign w:val="top"/>
+          </w:tcPr>
+          <w:p>
+            <w:pPr>
+              <w:pStyle w:val="Normal"/>
+              <w:jc w:val="center"/>
+              <w:pBdr>
+                <w:bottom w:val="none" w:sz="0" w:space="0" w:color="000000"/>
+                <w:top w:val="none" w:sz="0" w:space="0" w:color="000000"/>
+                <w:left w:val="none" w:sz="0" w:space="0" w:color="000000"/>
+                <w:right w:val="none" w:sz="0" w:space="0" w:color="000000"/>
+              </w:pBdr>
+              <w:spacing w:after="100" w:before="100" w:line="240"/>
+              <w:ind w:left="100" w:right="100" w:firstLine="0" w:firstLineChars="0"/>
+              <w:rPr>
+                <w:rFonts w:ascii="Helvetica" w:hAnsi="Helvetica" w:eastAsia="Helvetica" w:cs="Helvetica"/>
+                <w:i w:val="false"/>
+                <w:b w:val="false"/>
+                <w:u w:val="none"/>
+                <w:sz w:val="22"/>
+                <w:szCs w:val="22"/>
+                <w:color w:val="000000"/>
+              </w:rPr>
+            </w:pPr>
+            <w:r>
+              <w:rPr>
+                <w:rFonts w:ascii="Helvetica" w:hAnsi="Helvetica" w:eastAsia="Helvetica" w:cs="Helvetica"/>
+                <w:i w:val="false"/>
+                <w:b w:val="false"/>
+                <w:u w:val="none"/>
+                <w:sz w:val="22"/>
+                <w:szCs w:val="22"/>
+                <w:color w:val="000000"/>
+              </w:rPr>
+              <w:t xml:space="preserve">0.120</w:t>
             </w:r>
           </w:p>
         </w:tc>
@@ -10015,7 +10015,7 @@
                 <w:szCs w:val="22"/>
                 <w:color w:val="000000"/>
               </w:rPr>
-              <w:t xml:space="preserve">143</w:t>
+              <w:t xml:space="preserve">142</w:t>
             </w:r>
           </w:p>
         </w:tc>
@@ -10121,113 +10121,113 @@
                 <w:szCs w:val="22"/>
                 <w:color w:val="000000"/>
               </w:rPr>
-              <w:t xml:space="preserve">0.14, 1.21</w:t>
-            </w:r>
-          </w:p>
-        </w:tc>
-        <w:tc>
-          <w:tcPr>
-            <w:tcBorders>
-              <w:bottom w:val="none" w:sz="0" w:space="0" w:color="000000"/>
-              <w:top w:val="none" w:sz="0" w:space="0" w:color="000000"/>
-              <w:left w:val="none" w:sz="0" w:space="0" w:color="000000"/>
-              <w:right w:val="none" w:sz="0" w:space="0" w:color="000000"/>
-            </w:tcBorders>
-            <w:shd w:val="clear" w:color="auto" w:fill="FFFFFF"/>
-            <w:tcMar>
-              <w:top w:w="0" w:type="dxa"/>
-              <w:bottom w:w="0" w:type="dxa"/>
-              <w:left w:w="0" w:type="dxa"/>
-              <w:right w:w="0" w:type="dxa"/>
-            </w:tcMar>
-            <w:vAlign w:val="top"/>
-          </w:tcPr>
-          <w:p>
-            <w:pPr>
-              <w:pStyle w:val="Normal"/>
-              <w:jc w:val="center"/>
-              <w:pBdr>
-                <w:bottom w:val="none" w:sz="0" w:space="0" w:color="000000"/>
-                <w:top w:val="none" w:sz="0" w:space="0" w:color="000000"/>
-                <w:left w:val="none" w:sz="0" w:space="0" w:color="000000"/>
-                <w:right w:val="none" w:sz="0" w:space="0" w:color="000000"/>
-              </w:pBdr>
-              <w:spacing w:after="100" w:before="100" w:line="240"/>
-              <w:ind w:left="100" w:right="100" w:firstLine="0" w:firstLineChars="0"/>
-              <w:rPr>
-                <w:rFonts w:ascii="Helvetica" w:hAnsi="Helvetica" w:eastAsia="Helvetica" w:cs="Helvetica"/>
-                <w:i w:val="false"/>
-                <w:b w:val="false"/>
-                <w:u w:val="none"/>
-                <w:sz w:val="22"/>
-                <w:szCs w:val="22"/>
-                <w:color w:val="000000"/>
-              </w:rPr>
-            </w:pPr>
-            <w:r>
-              <w:rPr>
-                <w:rFonts w:ascii="Helvetica" w:hAnsi="Helvetica" w:eastAsia="Helvetica" w:cs="Helvetica"/>
-                <w:i w:val="false"/>
-                <w:b w:val="false"/>
-                <w:u w:val="none"/>
-                <w:sz w:val="22"/>
-                <w:szCs w:val="22"/>
-                <w:color w:val="000000"/>
-              </w:rPr>
-              <w:t xml:space="preserve">0.110</w:t>
-            </w:r>
-          </w:p>
-        </w:tc>
-        <w:tc>
-          <w:tcPr>
-            <w:tcBorders>
-              <w:bottom w:val="none" w:sz="0" w:space="0" w:color="000000"/>
-              <w:top w:val="none" w:sz="0" w:space="0" w:color="000000"/>
-              <w:left w:val="none" w:sz="0" w:space="0" w:color="000000"/>
-              <w:right w:val="none" w:sz="0" w:space="0" w:color="000000"/>
-            </w:tcBorders>
-            <w:shd w:val="clear" w:color="auto" w:fill="FFFFFF"/>
-            <w:tcMar>
-              <w:top w:w="0" w:type="dxa"/>
-              <w:bottom w:w="0" w:type="dxa"/>
-              <w:left w:w="0" w:type="dxa"/>
-              <w:right w:w="0" w:type="dxa"/>
-            </w:tcMar>
-            <w:vAlign w:val="top"/>
-          </w:tcPr>
-          <w:p>
-            <w:pPr>
-              <w:pStyle w:val="Normal"/>
-              <w:jc w:val="center"/>
-              <w:pBdr>
-                <w:bottom w:val="none" w:sz="0" w:space="0" w:color="000000"/>
-                <w:top w:val="none" w:sz="0" w:space="0" w:color="000000"/>
-                <w:left w:val="none" w:sz="0" w:space="0" w:color="000000"/>
-                <w:right w:val="none" w:sz="0" w:space="0" w:color="000000"/>
-              </w:pBdr>
-              <w:spacing w:after="100" w:before="100" w:line="240"/>
-              <w:ind w:left="100" w:right="100" w:firstLine="0" w:firstLineChars="0"/>
-              <w:rPr>
-                <w:rFonts w:ascii="Helvetica" w:hAnsi="Helvetica" w:eastAsia="Helvetica" w:cs="Helvetica"/>
-                <w:i w:val="false"/>
-                <w:b w:val="false"/>
-                <w:u w:val="none"/>
-                <w:sz w:val="22"/>
-                <w:szCs w:val="22"/>
-                <w:color w:val="000000"/>
-              </w:rPr>
-            </w:pPr>
-            <w:r>
-              <w:rPr>
-                <w:rFonts w:ascii="Helvetica" w:hAnsi="Helvetica" w:eastAsia="Helvetica" w:cs="Helvetica"/>
-                <w:i w:val="false"/>
-                <w:b w:val="false"/>
-                <w:u w:val="none"/>
-                <w:sz w:val="22"/>
-                <w:szCs w:val="22"/>
-                <w:color w:val="000000"/>
-              </w:rPr>
-              <w:t xml:space="preserve">143</w:t>
+              <w:t xml:space="preserve">0.14, 1.19</w:t>
+            </w:r>
+          </w:p>
+        </w:tc>
+        <w:tc>
+          <w:tcPr>
+            <w:tcBorders>
+              <w:bottom w:val="none" w:sz="0" w:space="0" w:color="000000"/>
+              <w:top w:val="none" w:sz="0" w:space="0" w:color="000000"/>
+              <w:left w:val="none" w:sz="0" w:space="0" w:color="000000"/>
+              <w:right w:val="none" w:sz="0" w:space="0" w:color="000000"/>
+            </w:tcBorders>
+            <w:shd w:val="clear" w:color="auto" w:fill="FFFFFF"/>
+            <w:tcMar>
+              <w:top w:w="0" w:type="dxa"/>
+              <w:bottom w:w="0" w:type="dxa"/>
+              <w:left w:w="0" w:type="dxa"/>
+              <w:right w:w="0" w:type="dxa"/>
+            </w:tcMar>
+            <w:vAlign w:val="top"/>
+          </w:tcPr>
+          <w:p>
+            <w:pPr>
+              <w:pStyle w:val="Normal"/>
+              <w:jc w:val="center"/>
+              <w:pBdr>
+                <w:bottom w:val="none" w:sz="0" w:space="0" w:color="000000"/>
+                <w:top w:val="none" w:sz="0" w:space="0" w:color="000000"/>
+                <w:left w:val="none" w:sz="0" w:space="0" w:color="000000"/>
+                <w:right w:val="none" w:sz="0" w:space="0" w:color="000000"/>
+              </w:pBdr>
+              <w:spacing w:after="100" w:before="100" w:line="240"/>
+              <w:ind w:left="100" w:right="100" w:firstLine="0" w:firstLineChars="0"/>
+              <w:rPr>
+                <w:rFonts w:ascii="Helvetica" w:hAnsi="Helvetica" w:eastAsia="Helvetica" w:cs="Helvetica"/>
+                <w:i w:val="false"/>
+                <w:b w:val="false"/>
+                <w:u w:val="none"/>
+                <w:sz w:val="22"/>
+                <w:szCs w:val="22"/>
+                <w:color w:val="000000"/>
+              </w:rPr>
+            </w:pPr>
+            <w:r>
+              <w:rPr>
+                <w:rFonts w:ascii="Helvetica" w:hAnsi="Helvetica" w:eastAsia="Helvetica" w:cs="Helvetica"/>
+                <w:i w:val="false"/>
+                <w:b w:val="false"/>
+                <w:u w:val="none"/>
+                <w:sz w:val="22"/>
+                <w:szCs w:val="22"/>
+                <w:color w:val="000000"/>
+              </w:rPr>
+              <w:t xml:space="preserve">0.099</w:t>
+            </w:r>
+          </w:p>
+        </w:tc>
+        <w:tc>
+          <w:tcPr>
+            <w:tcBorders>
+              <w:bottom w:val="none" w:sz="0" w:space="0" w:color="000000"/>
+              <w:top w:val="none" w:sz="0" w:space="0" w:color="000000"/>
+              <w:left w:val="none" w:sz="0" w:space="0" w:color="000000"/>
+              <w:right w:val="none" w:sz="0" w:space="0" w:color="000000"/>
+            </w:tcBorders>
+            <w:shd w:val="clear" w:color="auto" w:fill="FFFFFF"/>
+            <w:tcMar>
+              <w:top w:w="0" w:type="dxa"/>
+              <w:bottom w:w="0" w:type="dxa"/>
+              <w:left w:w="0" w:type="dxa"/>
+              <w:right w:w="0" w:type="dxa"/>
+            </w:tcMar>
+            <w:vAlign w:val="top"/>
+          </w:tcPr>
+          <w:p>
+            <w:pPr>
+              <w:pStyle w:val="Normal"/>
+              <w:jc w:val="center"/>
+              <w:pBdr>
+                <w:bottom w:val="none" w:sz="0" w:space="0" w:color="000000"/>
+                <w:top w:val="none" w:sz="0" w:space="0" w:color="000000"/>
+                <w:left w:val="none" w:sz="0" w:space="0" w:color="000000"/>
+                <w:right w:val="none" w:sz="0" w:space="0" w:color="000000"/>
+              </w:pBdr>
+              <w:spacing w:after="100" w:before="100" w:line="240"/>
+              <w:ind w:left="100" w:right="100" w:firstLine="0" w:firstLineChars="0"/>
+              <w:rPr>
+                <w:rFonts w:ascii="Helvetica" w:hAnsi="Helvetica" w:eastAsia="Helvetica" w:cs="Helvetica"/>
+                <w:i w:val="false"/>
+                <w:b w:val="false"/>
+                <w:u w:val="none"/>
+                <w:sz w:val="22"/>
+                <w:szCs w:val="22"/>
+                <w:color w:val="000000"/>
+              </w:rPr>
+            </w:pPr>
+            <w:r>
+              <w:rPr>
+                <w:rFonts w:ascii="Helvetica" w:hAnsi="Helvetica" w:eastAsia="Helvetica" w:cs="Helvetica"/>
+                <w:i w:val="false"/>
+                <w:b w:val="false"/>
+                <w:u w:val="none"/>
+                <w:sz w:val="22"/>
+                <w:szCs w:val="22"/>
+                <w:color w:val="000000"/>
+              </w:rPr>
+              <w:t xml:space="preserve">142</w:t>
             </w:r>
           </w:p>
         </w:tc>
@@ -10333,60 +10333,60 @@
                 <w:szCs w:val="22"/>
                 <w:color w:val="000000"/>
               </w:rPr>
-              <w:t xml:space="preserve">0.09, 1.01</w:t>
-            </w:r>
-          </w:p>
-        </w:tc>
-        <w:tc>
-          <w:tcPr>
-            <w:tcBorders>
-              <w:bottom w:val="none" w:sz="0" w:space="0" w:color="000000"/>
-              <w:top w:val="none" w:sz="0" w:space="0" w:color="000000"/>
-              <w:left w:val="none" w:sz="0" w:space="0" w:color="000000"/>
-              <w:right w:val="none" w:sz="0" w:space="0" w:color="000000"/>
-            </w:tcBorders>
-            <w:shd w:val="clear" w:color="auto" w:fill="FFFFFF"/>
-            <w:tcMar>
-              <w:top w:w="0" w:type="dxa"/>
-              <w:bottom w:w="0" w:type="dxa"/>
-              <w:left w:w="0" w:type="dxa"/>
-              <w:right w:w="0" w:type="dxa"/>
-            </w:tcMar>
-            <w:vAlign w:val="top"/>
-          </w:tcPr>
-          <w:p>
-            <w:pPr>
-              <w:pStyle w:val="Normal"/>
-              <w:jc w:val="center"/>
-              <w:pBdr>
-                <w:bottom w:val="none" w:sz="0" w:space="0" w:color="000000"/>
-                <w:top w:val="none" w:sz="0" w:space="0" w:color="000000"/>
-                <w:left w:val="none" w:sz="0" w:space="0" w:color="000000"/>
-                <w:right w:val="none" w:sz="0" w:space="0" w:color="000000"/>
-              </w:pBdr>
-              <w:spacing w:after="100" w:before="100" w:line="240"/>
-              <w:ind w:left="100" w:right="100" w:firstLine="0" w:firstLineChars="0"/>
-              <w:rPr>
-                <w:rFonts w:ascii="Helvetica" w:hAnsi="Helvetica" w:eastAsia="Helvetica" w:cs="Helvetica"/>
-                <w:i w:val="false"/>
-                <w:b w:val="false"/>
-                <w:u w:val="none"/>
-                <w:sz w:val="22"/>
-                <w:szCs w:val="22"/>
-                <w:color w:val="000000"/>
-              </w:rPr>
-            </w:pPr>
-            <w:r>
-              <w:rPr>
-                <w:rFonts w:ascii="Helvetica" w:hAnsi="Helvetica" w:eastAsia="Helvetica" w:cs="Helvetica"/>
-                <w:i w:val="false"/>
-                <w:b w:val="false"/>
-                <w:u w:val="none"/>
-                <w:sz w:val="22"/>
-                <w:szCs w:val="22"/>
-                <w:color w:val="000000"/>
-              </w:rPr>
-              <w:t xml:space="preserve">0.052</w:t>
+              <w:t xml:space="preserve">0.09, 0.98</w:t>
+            </w:r>
+          </w:p>
+        </w:tc>
+        <w:tc>
+          <w:tcPr>
+            <w:tcBorders>
+              <w:bottom w:val="none" w:sz="0" w:space="0" w:color="000000"/>
+              <w:top w:val="none" w:sz="0" w:space="0" w:color="000000"/>
+              <w:left w:val="none" w:sz="0" w:space="0" w:color="000000"/>
+              <w:right w:val="none" w:sz="0" w:space="0" w:color="000000"/>
+            </w:tcBorders>
+            <w:shd w:val="clear" w:color="auto" w:fill="FFFFFF"/>
+            <w:tcMar>
+              <w:top w:w="0" w:type="dxa"/>
+              <w:bottom w:w="0" w:type="dxa"/>
+              <w:left w:w="0" w:type="dxa"/>
+              <w:right w:w="0" w:type="dxa"/>
+            </w:tcMar>
+            <w:vAlign w:val="top"/>
+          </w:tcPr>
+          <w:p>
+            <w:pPr>
+              <w:pStyle w:val="Normal"/>
+              <w:jc w:val="center"/>
+              <w:pBdr>
+                <w:bottom w:val="none" w:sz="0" w:space="0" w:color="000000"/>
+                <w:top w:val="none" w:sz="0" w:space="0" w:color="000000"/>
+                <w:left w:val="none" w:sz="0" w:space="0" w:color="000000"/>
+                <w:right w:val="none" w:sz="0" w:space="0" w:color="000000"/>
+              </w:pBdr>
+              <w:spacing w:after="100" w:before="100" w:line="240"/>
+              <w:ind w:left="100" w:right="100" w:firstLine="0" w:firstLineChars="0"/>
+              <w:rPr>
+                <w:rFonts w:ascii="Helvetica" w:hAnsi="Helvetica" w:eastAsia="Helvetica" w:cs="Helvetica"/>
+                <w:i w:val="false"/>
+                <w:b w:val="false"/>
+                <w:u w:val="none"/>
+                <w:sz w:val="22"/>
+                <w:szCs w:val="22"/>
+                <w:color w:val="000000"/>
+              </w:rPr>
+            </w:pPr>
+            <w:r>
+              <w:rPr>
+                <w:rFonts w:ascii="Helvetica" w:hAnsi="Helvetica" w:eastAsia="Helvetica" w:cs="Helvetica"/>
+                <w:i w:val="false"/>
+                <w:b w:val="false"/>
+                <w:u w:val="none"/>
+                <w:sz w:val="22"/>
+                <w:szCs w:val="22"/>
+                <w:color w:val="000000"/>
+              </w:rPr>
+              <w:t xml:space="preserve">0.046</w:t>
             </w:r>
           </w:p>
         </w:tc>
@@ -10498,113 +10498,113 @@
                 <w:szCs w:val="22"/>
                 <w:color w:val="000000"/>
               </w:rPr>
-              <w:t xml:space="preserve">143</w:t>
-            </w:r>
-          </w:p>
-        </w:tc>
-        <w:tc>
-          <w:tcPr>
-            <w:tcBorders>
-              <w:bottom w:val="none" w:sz="0" w:space="0" w:color="000000"/>
-              <w:top w:val="none" w:sz="0" w:space="0" w:color="000000"/>
-              <w:left w:val="none" w:sz="0" w:space="0" w:color="000000"/>
-              <w:right w:val="none" w:sz="0" w:space="0" w:color="000000"/>
-            </w:tcBorders>
-            <w:shd w:val="clear" w:color="auto" w:fill="FFFFFF"/>
-            <w:tcMar>
-              <w:top w:w="0" w:type="dxa"/>
-              <w:bottom w:w="0" w:type="dxa"/>
-              <w:left w:w="0" w:type="dxa"/>
-              <w:right w:w="0" w:type="dxa"/>
-            </w:tcMar>
-            <w:vAlign w:val="top"/>
-          </w:tcPr>
-          <w:p>
-            <w:pPr>
-              <w:pStyle w:val="Normal"/>
-              <w:jc w:val="center"/>
-              <w:pBdr>
-                <w:bottom w:val="none" w:sz="0" w:space="0" w:color="000000"/>
-                <w:top w:val="none" w:sz="0" w:space="0" w:color="000000"/>
-                <w:left w:val="none" w:sz="0" w:space="0" w:color="000000"/>
-                <w:right w:val="none" w:sz="0" w:space="0" w:color="000000"/>
-              </w:pBdr>
-              <w:spacing w:after="100" w:before="100" w:line="240"/>
-              <w:ind w:left="100" w:right="100" w:firstLine="0" w:firstLineChars="0"/>
-              <w:rPr>
-                <w:rFonts w:ascii="Helvetica" w:hAnsi="Helvetica" w:eastAsia="Helvetica" w:cs="Helvetica"/>
-                <w:i w:val="false"/>
-                <w:b w:val="false"/>
-                <w:u w:val="none"/>
-                <w:sz w:val="22"/>
-                <w:szCs w:val="22"/>
-                <w:color w:val="000000"/>
-              </w:rPr>
-            </w:pPr>
-            <w:r>
-              <w:rPr>
-                <w:rFonts w:ascii="Helvetica" w:hAnsi="Helvetica" w:eastAsia="Helvetica" w:cs="Helvetica"/>
-                <w:i w:val="false"/>
-                <w:b w:val="false"/>
-                <w:u w:val="none"/>
-                <w:sz w:val="22"/>
-                <w:szCs w:val="22"/>
-                <w:color w:val="000000"/>
-              </w:rPr>
-              <w:t xml:space="preserve">0.95</w:t>
-            </w:r>
-          </w:p>
-        </w:tc>
-        <w:tc>
-          <w:tcPr>
-            <w:tcBorders>
-              <w:bottom w:val="none" w:sz="0" w:space="0" w:color="000000"/>
-              <w:top w:val="none" w:sz="0" w:space="0" w:color="000000"/>
-              <w:left w:val="none" w:sz="0" w:space="0" w:color="000000"/>
-              <w:right w:val="none" w:sz="0" w:space="0" w:color="000000"/>
-            </w:tcBorders>
-            <w:shd w:val="clear" w:color="auto" w:fill="FFFFFF"/>
-            <w:tcMar>
-              <w:top w:w="0" w:type="dxa"/>
-              <w:bottom w:w="0" w:type="dxa"/>
-              <w:left w:w="0" w:type="dxa"/>
-              <w:right w:w="0" w:type="dxa"/>
-            </w:tcMar>
-            <w:vAlign w:val="top"/>
-          </w:tcPr>
-          <w:p>
-            <w:pPr>
-              <w:pStyle w:val="Normal"/>
-              <w:jc w:val="center"/>
-              <w:pBdr>
-                <w:bottom w:val="none" w:sz="0" w:space="0" w:color="000000"/>
-                <w:top w:val="none" w:sz="0" w:space="0" w:color="000000"/>
-                <w:left w:val="none" w:sz="0" w:space="0" w:color="000000"/>
-                <w:right w:val="none" w:sz="0" w:space="0" w:color="000000"/>
-              </w:pBdr>
-              <w:spacing w:after="100" w:before="100" w:line="240"/>
-              <w:ind w:left="100" w:right="100" w:firstLine="0" w:firstLineChars="0"/>
-              <w:rPr>
-                <w:rFonts w:ascii="Helvetica" w:hAnsi="Helvetica" w:eastAsia="Helvetica" w:cs="Helvetica"/>
-                <w:i w:val="false"/>
-                <w:b w:val="false"/>
-                <w:u w:val="none"/>
-                <w:sz w:val="22"/>
-                <w:szCs w:val="22"/>
-                <w:color w:val="000000"/>
-              </w:rPr>
-            </w:pPr>
-            <w:r>
-              <w:rPr>
-                <w:rFonts w:ascii="Helvetica" w:hAnsi="Helvetica" w:eastAsia="Helvetica" w:cs="Helvetica"/>
-                <w:i w:val="false"/>
-                <w:b w:val="false"/>
-                <w:u w:val="none"/>
-                <w:sz w:val="22"/>
-                <w:szCs w:val="22"/>
-                <w:color w:val="000000"/>
-              </w:rPr>
-              <w:t xml:space="preserve">0.13, 7.11</w:t>
+              <w:t xml:space="preserve">142</w:t>
+            </w:r>
+          </w:p>
+        </w:tc>
+        <w:tc>
+          <w:tcPr>
+            <w:tcBorders>
+              <w:bottom w:val="none" w:sz="0" w:space="0" w:color="000000"/>
+              <w:top w:val="none" w:sz="0" w:space="0" w:color="000000"/>
+              <w:left w:val="none" w:sz="0" w:space="0" w:color="000000"/>
+              <w:right w:val="none" w:sz="0" w:space="0" w:color="000000"/>
+            </w:tcBorders>
+            <w:shd w:val="clear" w:color="auto" w:fill="FFFFFF"/>
+            <w:tcMar>
+              <w:top w:w="0" w:type="dxa"/>
+              <w:bottom w:w="0" w:type="dxa"/>
+              <w:left w:w="0" w:type="dxa"/>
+              <w:right w:w="0" w:type="dxa"/>
+            </w:tcMar>
+            <w:vAlign w:val="top"/>
+          </w:tcPr>
+          <w:p>
+            <w:pPr>
+              <w:pStyle w:val="Normal"/>
+              <w:jc w:val="center"/>
+              <w:pBdr>
+                <w:bottom w:val="none" w:sz="0" w:space="0" w:color="000000"/>
+                <w:top w:val="none" w:sz="0" w:space="0" w:color="000000"/>
+                <w:left w:val="none" w:sz="0" w:space="0" w:color="000000"/>
+                <w:right w:val="none" w:sz="0" w:space="0" w:color="000000"/>
+              </w:pBdr>
+              <w:spacing w:after="100" w:before="100" w:line="240"/>
+              <w:ind w:left="100" w:right="100" w:firstLine="0" w:firstLineChars="0"/>
+              <w:rPr>
+                <w:rFonts w:ascii="Helvetica" w:hAnsi="Helvetica" w:eastAsia="Helvetica" w:cs="Helvetica"/>
+                <w:i w:val="false"/>
+                <w:b w:val="false"/>
+                <w:u w:val="none"/>
+                <w:sz w:val="22"/>
+                <w:szCs w:val="22"/>
+                <w:color w:val="000000"/>
+              </w:rPr>
+            </w:pPr>
+            <w:r>
+              <w:rPr>
+                <w:rFonts w:ascii="Helvetica" w:hAnsi="Helvetica" w:eastAsia="Helvetica" w:cs="Helvetica"/>
+                <w:i w:val="false"/>
+                <w:b w:val="false"/>
+                <w:u w:val="none"/>
+                <w:sz w:val="22"/>
+                <w:szCs w:val="22"/>
+                <w:color w:val="000000"/>
+              </w:rPr>
+              <w:t xml:space="preserve">1.06</w:t>
+            </w:r>
+          </w:p>
+        </w:tc>
+        <w:tc>
+          <w:tcPr>
+            <w:tcBorders>
+              <w:bottom w:val="none" w:sz="0" w:space="0" w:color="000000"/>
+              <w:top w:val="none" w:sz="0" w:space="0" w:color="000000"/>
+              <w:left w:val="none" w:sz="0" w:space="0" w:color="000000"/>
+              <w:right w:val="none" w:sz="0" w:space="0" w:color="000000"/>
+            </w:tcBorders>
+            <w:shd w:val="clear" w:color="auto" w:fill="FFFFFF"/>
+            <w:tcMar>
+              <w:top w:w="0" w:type="dxa"/>
+              <w:bottom w:w="0" w:type="dxa"/>
+              <w:left w:w="0" w:type="dxa"/>
+              <w:right w:w="0" w:type="dxa"/>
+            </w:tcMar>
+            <w:vAlign w:val="top"/>
+          </w:tcPr>
+          <w:p>
+            <w:pPr>
+              <w:pStyle w:val="Normal"/>
+              <w:jc w:val="center"/>
+              <w:pBdr>
+                <w:bottom w:val="none" w:sz="0" w:space="0" w:color="000000"/>
+                <w:top w:val="none" w:sz="0" w:space="0" w:color="000000"/>
+                <w:left w:val="none" w:sz="0" w:space="0" w:color="000000"/>
+                <w:right w:val="none" w:sz="0" w:space="0" w:color="000000"/>
+              </w:pBdr>
+              <w:spacing w:after="100" w:before="100" w:line="240"/>
+              <w:ind w:left="100" w:right="100" w:firstLine="0" w:firstLineChars="0"/>
+              <w:rPr>
+                <w:rFonts w:ascii="Helvetica" w:hAnsi="Helvetica" w:eastAsia="Helvetica" w:cs="Helvetica"/>
+                <w:i w:val="false"/>
+                <w:b w:val="false"/>
+                <w:u w:val="none"/>
+                <w:sz w:val="22"/>
+                <w:szCs w:val="22"/>
+                <w:color w:val="000000"/>
+              </w:rPr>
+            </w:pPr>
+            <w:r>
+              <w:rPr>
+                <w:rFonts w:ascii="Helvetica" w:hAnsi="Helvetica" w:eastAsia="Helvetica" w:cs="Helvetica"/>
+                <w:i w:val="false"/>
+                <w:b w:val="false"/>
+                <w:u w:val="none"/>
+                <w:sz w:val="22"/>
+                <w:szCs w:val="22"/>
+                <w:color w:val="000000"/>
+              </w:rPr>
+              <w:t xml:space="preserve">0.14, 7.93</w:t>
             </w:r>
           </w:p>
         </w:tc>
@@ -10710,166 +10710,166 @@
                 <w:szCs w:val="22"/>
                 <w:color w:val="000000"/>
               </w:rPr>
-              <w:t xml:space="preserve">143</w:t>
-            </w:r>
-          </w:p>
-        </w:tc>
-        <w:tc>
-          <w:tcPr>
-            <w:tcBorders>
-              <w:bottom w:val="none" w:sz="0" w:space="0" w:color="000000"/>
-              <w:top w:val="none" w:sz="0" w:space="0" w:color="000000"/>
-              <w:left w:val="none" w:sz="0" w:space="0" w:color="000000"/>
-              <w:right w:val="none" w:sz="0" w:space="0" w:color="000000"/>
-            </w:tcBorders>
-            <w:shd w:val="clear" w:color="auto" w:fill="FFFFFF"/>
-            <w:tcMar>
-              <w:top w:w="0" w:type="dxa"/>
-              <w:bottom w:w="0" w:type="dxa"/>
-              <w:left w:w="0" w:type="dxa"/>
-              <w:right w:w="0" w:type="dxa"/>
-            </w:tcMar>
-            <w:vAlign w:val="top"/>
-          </w:tcPr>
-          <w:p>
-            <w:pPr>
-              <w:pStyle w:val="Normal"/>
-              <w:jc w:val="center"/>
-              <w:pBdr>
-                <w:bottom w:val="none" w:sz="0" w:space="0" w:color="000000"/>
-                <w:top w:val="none" w:sz="0" w:space="0" w:color="000000"/>
-                <w:left w:val="none" w:sz="0" w:space="0" w:color="000000"/>
-                <w:right w:val="none" w:sz="0" w:space="0" w:color="000000"/>
-              </w:pBdr>
-              <w:spacing w:after="100" w:before="100" w:line="240"/>
-              <w:ind w:left="100" w:right="100" w:firstLine="0" w:firstLineChars="0"/>
-              <w:rPr>
-                <w:rFonts w:ascii="Helvetica" w:hAnsi="Helvetica" w:eastAsia="Helvetica" w:cs="Helvetica"/>
-                <w:i w:val="false"/>
-                <w:b w:val="false"/>
-                <w:u w:val="none"/>
-                <w:sz w:val="22"/>
-                <w:szCs w:val="22"/>
-                <w:color w:val="000000"/>
-              </w:rPr>
-            </w:pPr>
-            <w:r>
-              <w:rPr>
-                <w:rFonts w:ascii="Helvetica" w:hAnsi="Helvetica" w:eastAsia="Helvetica" w:cs="Helvetica"/>
-                <w:i w:val="false"/>
-                <w:b w:val="false"/>
-                <w:u w:val="none"/>
-                <w:sz w:val="22"/>
-                <w:szCs w:val="22"/>
-                <w:color w:val="000000"/>
-              </w:rPr>
-              <w:t xml:space="preserve">0.78</w:t>
-            </w:r>
-          </w:p>
-        </w:tc>
-        <w:tc>
-          <w:tcPr>
-            <w:tcBorders>
-              <w:bottom w:val="none" w:sz="0" w:space="0" w:color="000000"/>
-              <w:top w:val="none" w:sz="0" w:space="0" w:color="000000"/>
-              <w:left w:val="none" w:sz="0" w:space="0" w:color="000000"/>
-              <w:right w:val="none" w:sz="0" w:space="0" w:color="000000"/>
-            </w:tcBorders>
-            <w:shd w:val="clear" w:color="auto" w:fill="FFFFFF"/>
-            <w:tcMar>
-              <w:top w:w="0" w:type="dxa"/>
-              <w:bottom w:w="0" w:type="dxa"/>
-              <w:left w:w="0" w:type="dxa"/>
-              <w:right w:w="0" w:type="dxa"/>
-            </w:tcMar>
-            <w:vAlign w:val="top"/>
-          </w:tcPr>
-          <w:p>
-            <w:pPr>
-              <w:pStyle w:val="Normal"/>
-              <w:jc w:val="center"/>
-              <w:pBdr>
-                <w:bottom w:val="none" w:sz="0" w:space="0" w:color="000000"/>
-                <w:top w:val="none" w:sz="0" w:space="0" w:color="000000"/>
-                <w:left w:val="none" w:sz="0" w:space="0" w:color="000000"/>
-                <w:right w:val="none" w:sz="0" w:space="0" w:color="000000"/>
-              </w:pBdr>
-              <w:spacing w:after="100" w:before="100" w:line="240"/>
-              <w:ind w:left="100" w:right="100" w:firstLine="0" w:firstLineChars="0"/>
-              <w:rPr>
-                <w:rFonts w:ascii="Helvetica" w:hAnsi="Helvetica" w:eastAsia="Helvetica" w:cs="Helvetica"/>
-                <w:i w:val="false"/>
-                <w:b w:val="false"/>
-                <w:u w:val="none"/>
-                <w:sz w:val="22"/>
-                <w:szCs w:val="22"/>
-                <w:color w:val="000000"/>
-              </w:rPr>
-            </w:pPr>
-            <w:r>
-              <w:rPr>
-                <w:rFonts w:ascii="Helvetica" w:hAnsi="Helvetica" w:eastAsia="Helvetica" w:cs="Helvetica"/>
-                <w:i w:val="false"/>
-                <w:b w:val="false"/>
-                <w:u w:val="none"/>
-                <w:sz w:val="22"/>
-                <w:szCs w:val="22"/>
-                <w:color w:val="000000"/>
-              </w:rPr>
-              <w:t xml:space="preserve">0.01, 54.9</w:t>
-            </w:r>
-          </w:p>
-        </w:tc>
-        <w:tc>
-          <w:tcPr>
-            <w:tcBorders>
-              <w:bottom w:val="none" w:sz="0" w:space="0" w:color="000000"/>
-              <w:top w:val="none" w:sz="0" w:space="0" w:color="000000"/>
-              <w:left w:val="none" w:sz="0" w:space="0" w:color="000000"/>
-              <w:right w:val="none" w:sz="0" w:space="0" w:color="000000"/>
-            </w:tcBorders>
-            <w:shd w:val="clear" w:color="auto" w:fill="FFFFFF"/>
-            <w:tcMar>
-              <w:top w:w="0" w:type="dxa"/>
-              <w:bottom w:w="0" w:type="dxa"/>
-              <w:left w:w="0" w:type="dxa"/>
-              <w:right w:w="0" w:type="dxa"/>
-            </w:tcMar>
-            <w:vAlign w:val="top"/>
-          </w:tcPr>
-          <w:p>
-            <w:pPr>
-              <w:pStyle w:val="Normal"/>
-              <w:jc w:val="center"/>
-              <w:pBdr>
-                <w:bottom w:val="none" w:sz="0" w:space="0" w:color="000000"/>
-                <w:top w:val="none" w:sz="0" w:space="0" w:color="000000"/>
-                <w:left w:val="none" w:sz="0" w:space="0" w:color="000000"/>
-                <w:right w:val="none" w:sz="0" w:space="0" w:color="000000"/>
-              </w:pBdr>
-              <w:spacing w:after="100" w:before="100" w:line="240"/>
-              <w:ind w:left="100" w:right="100" w:firstLine="0" w:firstLineChars="0"/>
-              <w:rPr>
-                <w:rFonts w:ascii="Helvetica" w:hAnsi="Helvetica" w:eastAsia="Helvetica" w:cs="Helvetica"/>
-                <w:i w:val="false"/>
-                <w:b w:val="false"/>
-                <w:u w:val="none"/>
-                <w:sz w:val="22"/>
-                <w:szCs w:val="22"/>
-                <w:color w:val="000000"/>
-              </w:rPr>
-            </w:pPr>
-            <w:r>
-              <w:rPr>
-                <w:rFonts w:ascii="Helvetica" w:hAnsi="Helvetica" w:eastAsia="Helvetica" w:cs="Helvetica"/>
-                <w:i w:val="false"/>
-                <w:b w:val="false"/>
-                <w:u w:val="none"/>
-                <w:sz w:val="22"/>
-                <w:szCs w:val="22"/>
-                <w:color w:val="000000"/>
-              </w:rPr>
-              <w:t xml:space="preserve">0.910</w:t>
+              <w:t xml:space="preserve">142</w:t>
+            </w:r>
+          </w:p>
+        </w:tc>
+        <w:tc>
+          <w:tcPr>
+            <w:tcBorders>
+              <w:bottom w:val="none" w:sz="0" w:space="0" w:color="000000"/>
+              <w:top w:val="none" w:sz="0" w:space="0" w:color="000000"/>
+              <w:left w:val="none" w:sz="0" w:space="0" w:color="000000"/>
+              <w:right w:val="none" w:sz="0" w:space="0" w:color="000000"/>
+            </w:tcBorders>
+            <w:shd w:val="clear" w:color="auto" w:fill="FFFFFF"/>
+            <w:tcMar>
+              <w:top w:w="0" w:type="dxa"/>
+              <w:bottom w:w="0" w:type="dxa"/>
+              <w:left w:w="0" w:type="dxa"/>
+              <w:right w:w="0" w:type="dxa"/>
+            </w:tcMar>
+            <w:vAlign w:val="top"/>
+          </w:tcPr>
+          <w:p>
+            <w:pPr>
+              <w:pStyle w:val="Normal"/>
+              <w:jc w:val="center"/>
+              <w:pBdr>
+                <w:bottom w:val="none" w:sz="0" w:space="0" w:color="000000"/>
+                <w:top w:val="none" w:sz="0" w:space="0" w:color="000000"/>
+                <w:left w:val="none" w:sz="0" w:space="0" w:color="000000"/>
+                <w:right w:val="none" w:sz="0" w:space="0" w:color="000000"/>
+              </w:pBdr>
+              <w:spacing w:after="100" w:before="100" w:line="240"/>
+              <w:ind w:left="100" w:right="100" w:firstLine="0" w:firstLineChars="0"/>
+              <w:rPr>
+                <w:rFonts w:ascii="Helvetica" w:hAnsi="Helvetica" w:eastAsia="Helvetica" w:cs="Helvetica"/>
+                <w:i w:val="false"/>
+                <w:b w:val="false"/>
+                <w:u w:val="none"/>
+                <w:sz w:val="22"/>
+                <w:szCs w:val="22"/>
+                <w:color w:val="000000"/>
+              </w:rPr>
+            </w:pPr>
+            <w:r>
+              <w:rPr>
+                <w:rFonts w:ascii="Helvetica" w:hAnsi="Helvetica" w:eastAsia="Helvetica" w:cs="Helvetica"/>
+                <w:i w:val="false"/>
+                <w:b w:val="false"/>
+                <w:u w:val="none"/>
+                <w:sz w:val="22"/>
+                <w:szCs w:val="22"/>
+                <w:color w:val="000000"/>
+              </w:rPr>
+              <w:t xml:space="preserve">1.08</w:t>
+            </w:r>
+          </w:p>
+        </w:tc>
+        <w:tc>
+          <w:tcPr>
+            <w:tcBorders>
+              <w:bottom w:val="none" w:sz="0" w:space="0" w:color="000000"/>
+              <w:top w:val="none" w:sz="0" w:space="0" w:color="000000"/>
+              <w:left w:val="none" w:sz="0" w:space="0" w:color="000000"/>
+              <w:right w:val="none" w:sz="0" w:space="0" w:color="000000"/>
+            </w:tcBorders>
+            <w:shd w:val="clear" w:color="auto" w:fill="FFFFFF"/>
+            <w:tcMar>
+              <w:top w:w="0" w:type="dxa"/>
+              <w:bottom w:w="0" w:type="dxa"/>
+              <w:left w:w="0" w:type="dxa"/>
+              <w:right w:w="0" w:type="dxa"/>
+            </w:tcMar>
+            <w:vAlign w:val="top"/>
+          </w:tcPr>
+          <w:p>
+            <w:pPr>
+              <w:pStyle w:val="Normal"/>
+              <w:jc w:val="center"/>
+              <w:pBdr>
+                <w:bottom w:val="none" w:sz="0" w:space="0" w:color="000000"/>
+                <w:top w:val="none" w:sz="0" w:space="0" w:color="000000"/>
+                <w:left w:val="none" w:sz="0" w:space="0" w:color="000000"/>
+                <w:right w:val="none" w:sz="0" w:space="0" w:color="000000"/>
+              </w:pBdr>
+              <w:spacing w:after="100" w:before="100" w:line="240"/>
+              <w:ind w:left="100" w:right="100" w:firstLine="0" w:firstLineChars="0"/>
+              <w:rPr>
+                <w:rFonts w:ascii="Helvetica" w:hAnsi="Helvetica" w:eastAsia="Helvetica" w:cs="Helvetica"/>
+                <w:i w:val="false"/>
+                <w:b w:val="false"/>
+                <w:u w:val="none"/>
+                <w:sz w:val="22"/>
+                <w:szCs w:val="22"/>
+                <w:color w:val="000000"/>
+              </w:rPr>
+            </w:pPr>
+            <w:r>
+              <w:rPr>
+                <w:rFonts w:ascii="Helvetica" w:hAnsi="Helvetica" w:eastAsia="Helvetica" w:cs="Helvetica"/>
+                <w:i w:val="false"/>
+                <w:b w:val="false"/>
+                <w:u w:val="none"/>
+                <w:sz w:val="22"/>
+                <w:szCs w:val="22"/>
+                <w:color w:val="000000"/>
+              </w:rPr>
+              <w:t xml:space="preserve">0.02, 77.5</w:t>
+            </w:r>
+          </w:p>
+        </w:tc>
+        <w:tc>
+          <w:tcPr>
+            <w:tcBorders>
+              <w:bottom w:val="none" w:sz="0" w:space="0" w:color="000000"/>
+              <w:top w:val="none" w:sz="0" w:space="0" w:color="000000"/>
+              <w:left w:val="none" w:sz="0" w:space="0" w:color="000000"/>
+              <w:right w:val="none" w:sz="0" w:space="0" w:color="000000"/>
+            </w:tcBorders>
+            <w:shd w:val="clear" w:color="auto" w:fill="FFFFFF"/>
+            <w:tcMar>
+              <w:top w:w="0" w:type="dxa"/>
+              <w:bottom w:w="0" w:type="dxa"/>
+              <w:left w:w="0" w:type="dxa"/>
+              <w:right w:w="0" w:type="dxa"/>
+            </w:tcMar>
+            <w:vAlign w:val="top"/>
+          </w:tcPr>
+          <w:p>
+            <w:pPr>
+              <w:pStyle w:val="Normal"/>
+              <w:jc w:val="center"/>
+              <w:pBdr>
+                <w:bottom w:val="none" w:sz="0" w:space="0" w:color="000000"/>
+                <w:top w:val="none" w:sz="0" w:space="0" w:color="000000"/>
+                <w:left w:val="none" w:sz="0" w:space="0" w:color="000000"/>
+                <w:right w:val="none" w:sz="0" w:space="0" w:color="000000"/>
+              </w:pBdr>
+              <w:spacing w:after="100" w:before="100" w:line="240"/>
+              <w:ind w:left="100" w:right="100" w:firstLine="0" w:firstLineChars="0"/>
+              <w:rPr>
+                <w:rFonts w:ascii="Helvetica" w:hAnsi="Helvetica" w:eastAsia="Helvetica" w:cs="Helvetica"/>
+                <w:i w:val="false"/>
+                <w:b w:val="false"/>
+                <w:u w:val="none"/>
+                <w:sz w:val="22"/>
+                <w:szCs w:val="22"/>
+                <w:color w:val="000000"/>
+              </w:rPr>
+            </w:pPr>
+            <w:r>
+              <w:rPr>
+                <w:rFonts w:ascii="Helvetica" w:hAnsi="Helvetica" w:eastAsia="Helvetica" w:cs="Helvetica"/>
+                <w:i w:val="false"/>
+                <w:b w:val="false"/>
+                <w:u w:val="none"/>
+                <w:sz w:val="22"/>
+                <w:szCs w:val="22"/>
+                <w:color w:val="000000"/>
+              </w:rPr>
+              <w:t xml:space="preserve">0.970</w:t>
             </w:r>
           </w:p>
         </w:tc>
@@ -10981,7 +10981,7 @@
                 <w:szCs w:val="22"/>
                 <w:color w:val="000000"/>
               </w:rPr>
-              <w:t xml:space="preserve">143</w:t>
+              <w:t xml:space="preserve">142</w:t>
             </w:r>
           </w:p>
         </w:tc>
@@ -11193,7 +11193,7 @@
                 <w:szCs w:val="22"/>
                 <w:color w:val="000000"/>
               </w:rPr>
-              <w:t xml:space="preserve">143</w:t>
+              <w:t xml:space="preserve">142</w:t>
             </w:r>
           </w:p>
         </w:tc>
@@ -11299,60 +11299,60 @@
                 <w:szCs w:val="22"/>
                 <w:color w:val="000000"/>
               </w:rPr>
-              <w:t xml:space="preserve">0.00, 0.11</w:t>
-            </w:r>
-          </w:p>
-        </w:tc>
-        <w:tc>
-          <w:tcPr>
-            <w:tcBorders>
-              <w:bottom w:val="none" w:sz="0" w:space="0" w:color="000000"/>
-              <w:top w:val="none" w:sz="0" w:space="0" w:color="000000"/>
-              <w:left w:val="none" w:sz="0" w:space="0" w:color="000000"/>
-              <w:right w:val="none" w:sz="0" w:space="0" w:color="000000"/>
-            </w:tcBorders>
-            <w:shd w:val="clear" w:color="auto" w:fill="FFFFFF"/>
-            <w:tcMar>
-              <w:top w:w="0" w:type="dxa"/>
-              <w:bottom w:w="0" w:type="dxa"/>
-              <w:left w:w="0" w:type="dxa"/>
-              <w:right w:w="0" w:type="dxa"/>
-            </w:tcMar>
-            <w:vAlign w:val="top"/>
-          </w:tcPr>
-          <w:p>
-            <w:pPr>
-              <w:pStyle w:val="Normal"/>
-              <w:jc w:val="center"/>
-              <w:pBdr>
-                <w:bottom w:val="none" w:sz="0" w:space="0" w:color="000000"/>
-                <w:top w:val="none" w:sz="0" w:space="0" w:color="000000"/>
-                <w:left w:val="none" w:sz="0" w:space="0" w:color="000000"/>
-                <w:right w:val="none" w:sz="0" w:space="0" w:color="000000"/>
-              </w:pBdr>
-              <w:spacing w:after="100" w:before="100" w:line="240"/>
-              <w:ind w:left="100" w:right="100" w:firstLine="0" w:firstLineChars="0"/>
-              <w:rPr>
-                <w:rFonts w:ascii="Helvetica" w:hAnsi="Helvetica" w:eastAsia="Helvetica" w:cs="Helvetica"/>
-                <w:i w:val="false"/>
-                <w:b w:val="false"/>
-                <w:u w:val="none"/>
-                <w:sz w:val="22"/>
-                <w:szCs w:val="22"/>
-                <w:color w:val="000000"/>
-              </w:rPr>
-            </w:pPr>
-            <w:r>
-              <w:rPr>
-                <w:rFonts w:ascii="Helvetica" w:hAnsi="Helvetica" w:eastAsia="Helvetica" w:cs="Helvetica"/>
-                <w:i w:val="false"/>
-                <w:b w:val="false"/>
-                <w:u w:val="none"/>
-                <w:sz w:val="22"/>
-                <w:szCs w:val="22"/>
-                <w:color w:val="000000"/>
-              </w:rPr>
-              <w:t xml:space="preserve">0.002</w:t>
+              <w:t xml:space="preserve">0.00, 0.13</w:t>
+            </w:r>
+          </w:p>
+        </w:tc>
+        <w:tc>
+          <w:tcPr>
+            <w:tcBorders>
+              <w:bottom w:val="none" w:sz="0" w:space="0" w:color="000000"/>
+              <w:top w:val="none" w:sz="0" w:space="0" w:color="000000"/>
+              <w:left w:val="none" w:sz="0" w:space="0" w:color="000000"/>
+              <w:right w:val="none" w:sz="0" w:space="0" w:color="000000"/>
+            </w:tcBorders>
+            <w:shd w:val="clear" w:color="auto" w:fill="FFFFFF"/>
+            <w:tcMar>
+              <w:top w:w="0" w:type="dxa"/>
+              <w:bottom w:w="0" w:type="dxa"/>
+              <w:left w:w="0" w:type="dxa"/>
+              <w:right w:w="0" w:type="dxa"/>
+            </w:tcMar>
+            <w:vAlign w:val="top"/>
+          </w:tcPr>
+          <w:p>
+            <w:pPr>
+              <w:pStyle w:val="Normal"/>
+              <w:jc w:val="center"/>
+              <w:pBdr>
+                <w:bottom w:val="none" w:sz="0" w:space="0" w:color="000000"/>
+                <w:top w:val="none" w:sz="0" w:space="0" w:color="000000"/>
+                <w:left w:val="none" w:sz="0" w:space="0" w:color="000000"/>
+                <w:right w:val="none" w:sz="0" w:space="0" w:color="000000"/>
+              </w:pBdr>
+              <w:spacing w:after="100" w:before="100" w:line="240"/>
+              <w:ind w:left="100" w:right="100" w:firstLine="0" w:firstLineChars="0"/>
+              <w:rPr>
+                <w:rFonts w:ascii="Helvetica" w:hAnsi="Helvetica" w:eastAsia="Helvetica" w:cs="Helvetica"/>
+                <w:i w:val="false"/>
+                <w:b w:val="false"/>
+                <w:u w:val="none"/>
+                <w:sz w:val="22"/>
+                <w:szCs w:val="22"/>
+                <w:color w:val="000000"/>
+              </w:rPr>
+            </w:pPr>
+            <w:r>
+              <w:rPr>
+                <w:rFonts w:ascii="Helvetica" w:hAnsi="Helvetica" w:eastAsia="Helvetica" w:cs="Helvetica"/>
+                <w:i w:val="false"/>
+                <w:b w:val="false"/>
+                <w:u w:val="none"/>
+                <w:sz w:val="22"/>
+                <w:szCs w:val="22"/>
+                <w:color w:val="000000"/>
+              </w:rPr>
+              <w:t xml:space="preserve">0.003</w:t>
             </w:r>
           </w:p>
         </w:tc>
@@ -11464,113 +11464,113 @@
                 <w:szCs w:val="22"/>
                 <w:color w:val="000000"/>
               </w:rPr>
-              <w:t xml:space="preserve">143</w:t>
-            </w:r>
-          </w:p>
-        </w:tc>
-        <w:tc>
-          <w:tcPr>
-            <w:tcBorders>
-              <w:bottom w:val="none" w:sz="0" w:space="0" w:color="000000"/>
-              <w:top w:val="none" w:sz="0" w:space="0" w:color="000000"/>
-              <w:left w:val="none" w:sz="0" w:space="0" w:color="000000"/>
-              <w:right w:val="none" w:sz="0" w:space="0" w:color="000000"/>
-            </w:tcBorders>
-            <w:shd w:val="clear" w:color="auto" w:fill="FFFFFF"/>
-            <w:tcMar>
-              <w:top w:w="0" w:type="dxa"/>
-              <w:bottom w:w="0" w:type="dxa"/>
-              <w:left w:w="0" w:type="dxa"/>
-              <w:right w:w="0" w:type="dxa"/>
-            </w:tcMar>
-            <w:vAlign w:val="top"/>
-          </w:tcPr>
-          <w:p>
-            <w:pPr>
-              <w:pStyle w:val="Normal"/>
-              <w:jc w:val="center"/>
-              <w:pBdr>
-                <w:bottom w:val="none" w:sz="0" w:space="0" w:color="000000"/>
-                <w:top w:val="none" w:sz="0" w:space="0" w:color="000000"/>
-                <w:left w:val="none" w:sz="0" w:space="0" w:color="000000"/>
-                <w:right w:val="none" w:sz="0" w:space="0" w:color="000000"/>
-              </w:pBdr>
-              <w:spacing w:after="100" w:before="100" w:line="240"/>
-              <w:ind w:left="100" w:right="100" w:firstLine="0" w:firstLineChars="0"/>
-              <w:rPr>
-                <w:rFonts w:ascii="Helvetica" w:hAnsi="Helvetica" w:eastAsia="Helvetica" w:cs="Helvetica"/>
-                <w:i w:val="false"/>
-                <w:b w:val="false"/>
-                <w:u w:val="none"/>
-                <w:sz w:val="22"/>
-                <w:szCs w:val="22"/>
-                <w:color w:val="000000"/>
-              </w:rPr>
-            </w:pPr>
-            <w:r>
-              <w:rPr>
-                <w:rFonts w:ascii="Helvetica" w:hAnsi="Helvetica" w:eastAsia="Helvetica" w:cs="Helvetica"/>
-                <w:i w:val="false"/>
-                <w:b w:val="false"/>
-                <w:u w:val="none"/>
-                <w:sz w:val="22"/>
-                <w:szCs w:val="22"/>
-                <w:color w:val="000000"/>
-              </w:rPr>
-              <w:t xml:space="preserve">1.94</w:t>
-            </w:r>
-          </w:p>
-        </w:tc>
-        <w:tc>
-          <w:tcPr>
-            <w:tcBorders>
-              <w:bottom w:val="none" w:sz="0" w:space="0" w:color="000000"/>
-              <w:top w:val="none" w:sz="0" w:space="0" w:color="000000"/>
-              <w:left w:val="none" w:sz="0" w:space="0" w:color="000000"/>
-              <w:right w:val="none" w:sz="0" w:space="0" w:color="000000"/>
-            </w:tcBorders>
-            <w:shd w:val="clear" w:color="auto" w:fill="FFFFFF"/>
-            <w:tcMar>
-              <w:top w:w="0" w:type="dxa"/>
-              <w:bottom w:w="0" w:type="dxa"/>
-              <w:left w:w="0" w:type="dxa"/>
-              <w:right w:w="0" w:type="dxa"/>
-            </w:tcMar>
-            <w:vAlign w:val="top"/>
-          </w:tcPr>
-          <w:p>
-            <w:pPr>
-              <w:pStyle w:val="Normal"/>
-              <w:jc w:val="center"/>
-              <w:pBdr>
-                <w:bottom w:val="none" w:sz="0" w:space="0" w:color="000000"/>
-                <w:top w:val="none" w:sz="0" w:space="0" w:color="000000"/>
-                <w:left w:val="none" w:sz="0" w:space="0" w:color="000000"/>
-                <w:right w:val="none" w:sz="0" w:space="0" w:color="000000"/>
-              </w:pBdr>
-              <w:spacing w:after="100" w:before="100" w:line="240"/>
-              <w:ind w:left="100" w:right="100" w:firstLine="0" w:firstLineChars="0"/>
-              <w:rPr>
-                <w:rFonts w:ascii="Helvetica" w:hAnsi="Helvetica" w:eastAsia="Helvetica" w:cs="Helvetica"/>
-                <w:i w:val="false"/>
-                <w:b w:val="false"/>
-                <w:u w:val="none"/>
-                <w:sz w:val="22"/>
-                <w:szCs w:val="22"/>
-                <w:color w:val="000000"/>
-              </w:rPr>
-            </w:pPr>
-            <w:r>
-              <w:rPr>
-                <w:rFonts w:ascii="Helvetica" w:hAnsi="Helvetica" w:eastAsia="Helvetica" w:cs="Helvetica"/>
-                <w:i w:val="false"/>
-                <w:b w:val="false"/>
-                <w:u w:val="none"/>
-                <w:sz w:val="22"/>
-                <w:szCs w:val="22"/>
-                <w:color w:val="000000"/>
-              </w:rPr>
-              <w:t xml:space="preserve">0.44, 8.52</w:t>
+              <w:t xml:space="preserve">142</w:t>
+            </w:r>
+          </w:p>
+        </w:tc>
+        <w:tc>
+          <w:tcPr>
+            <w:tcBorders>
+              <w:bottom w:val="none" w:sz="0" w:space="0" w:color="000000"/>
+              <w:top w:val="none" w:sz="0" w:space="0" w:color="000000"/>
+              <w:left w:val="none" w:sz="0" w:space="0" w:color="000000"/>
+              <w:right w:val="none" w:sz="0" w:space="0" w:color="000000"/>
+            </w:tcBorders>
+            <w:shd w:val="clear" w:color="auto" w:fill="FFFFFF"/>
+            <w:tcMar>
+              <w:top w:w="0" w:type="dxa"/>
+              <w:bottom w:w="0" w:type="dxa"/>
+              <w:left w:w="0" w:type="dxa"/>
+              <w:right w:w="0" w:type="dxa"/>
+            </w:tcMar>
+            <w:vAlign w:val="top"/>
+          </w:tcPr>
+          <w:p>
+            <w:pPr>
+              <w:pStyle w:val="Normal"/>
+              <w:jc w:val="center"/>
+              <w:pBdr>
+                <w:bottom w:val="none" w:sz="0" w:space="0" w:color="000000"/>
+                <w:top w:val="none" w:sz="0" w:space="0" w:color="000000"/>
+                <w:left w:val="none" w:sz="0" w:space="0" w:color="000000"/>
+                <w:right w:val="none" w:sz="0" w:space="0" w:color="000000"/>
+              </w:pBdr>
+              <w:spacing w:after="100" w:before="100" w:line="240"/>
+              <w:ind w:left="100" w:right="100" w:firstLine="0" w:firstLineChars="0"/>
+              <w:rPr>
+                <w:rFonts w:ascii="Helvetica" w:hAnsi="Helvetica" w:eastAsia="Helvetica" w:cs="Helvetica"/>
+                <w:i w:val="false"/>
+                <w:b w:val="false"/>
+                <w:u w:val="none"/>
+                <w:sz w:val="22"/>
+                <w:szCs w:val="22"/>
+                <w:color w:val="000000"/>
+              </w:rPr>
+            </w:pPr>
+            <w:r>
+              <w:rPr>
+                <w:rFonts w:ascii="Helvetica" w:hAnsi="Helvetica" w:eastAsia="Helvetica" w:cs="Helvetica"/>
+                <w:i w:val="false"/>
+                <w:b w:val="false"/>
+                <w:u w:val="none"/>
+                <w:sz w:val="22"/>
+                <w:szCs w:val="22"/>
+                <w:color w:val="000000"/>
+              </w:rPr>
+              <w:t xml:space="preserve">1.93</w:t>
+            </w:r>
+          </w:p>
+        </w:tc>
+        <w:tc>
+          <w:tcPr>
+            <w:tcBorders>
+              <w:bottom w:val="none" w:sz="0" w:space="0" w:color="000000"/>
+              <w:top w:val="none" w:sz="0" w:space="0" w:color="000000"/>
+              <w:left w:val="none" w:sz="0" w:space="0" w:color="000000"/>
+              <w:right w:val="none" w:sz="0" w:space="0" w:color="000000"/>
+            </w:tcBorders>
+            <w:shd w:val="clear" w:color="auto" w:fill="FFFFFF"/>
+            <w:tcMar>
+              <w:top w:w="0" w:type="dxa"/>
+              <w:bottom w:w="0" w:type="dxa"/>
+              <w:left w:w="0" w:type="dxa"/>
+              <w:right w:w="0" w:type="dxa"/>
+            </w:tcMar>
+            <w:vAlign w:val="top"/>
+          </w:tcPr>
+          <w:p>
+            <w:pPr>
+              <w:pStyle w:val="Normal"/>
+              <w:jc w:val="center"/>
+              <w:pBdr>
+                <w:bottom w:val="none" w:sz="0" w:space="0" w:color="000000"/>
+                <w:top w:val="none" w:sz="0" w:space="0" w:color="000000"/>
+                <w:left w:val="none" w:sz="0" w:space="0" w:color="000000"/>
+                <w:right w:val="none" w:sz="0" w:space="0" w:color="000000"/>
+              </w:pBdr>
+              <w:spacing w:after="100" w:before="100" w:line="240"/>
+              <w:ind w:left="100" w:right="100" w:firstLine="0" w:firstLineChars="0"/>
+              <w:rPr>
+                <w:rFonts w:ascii="Helvetica" w:hAnsi="Helvetica" w:eastAsia="Helvetica" w:cs="Helvetica"/>
+                <w:i w:val="false"/>
+                <w:b w:val="false"/>
+                <w:u w:val="none"/>
+                <w:sz w:val="22"/>
+                <w:szCs w:val="22"/>
+                <w:color w:val="000000"/>
+              </w:rPr>
+            </w:pPr>
+            <w:r>
+              <w:rPr>
+                <w:rFonts w:ascii="Helvetica" w:hAnsi="Helvetica" w:eastAsia="Helvetica" w:cs="Helvetica"/>
+                <w:i w:val="false"/>
+                <w:b w:val="false"/>
+                <w:u w:val="none"/>
+                <w:sz w:val="22"/>
+                <w:szCs w:val="22"/>
+                <w:color w:val="000000"/>
+              </w:rPr>
+              <w:t xml:space="preserve">0.44, 8.46</w:t>
             </w:r>
           </w:p>
         </w:tc>
@@ -11676,166 +11676,166 @@
                 <w:szCs w:val="22"/>
                 <w:color w:val="000000"/>
               </w:rPr>
-              <w:t xml:space="preserve">143</w:t>
-            </w:r>
-          </w:p>
-        </w:tc>
-        <w:tc>
-          <w:tcPr>
-            <w:tcBorders>
-              <w:bottom w:val="none" w:sz="0" w:space="0" w:color="000000"/>
-              <w:top w:val="none" w:sz="0" w:space="0" w:color="000000"/>
-              <w:left w:val="none" w:sz="0" w:space="0" w:color="000000"/>
-              <w:right w:val="none" w:sz="0" w:space="0" w:color="000000"/>
-            </w:tcBorders>
-            <w:shd w:val="clear" w:color="auto" w:fill="FFFFFF"/>
-            <w:tcMar>
-              <w:top w:w="0" w:type="dxa"/>
-              <w:bottom w:w="0" w:type="dxa"/>
-              <w:left w:w="0" w:type="dxa"/>
-              <w:right w:w="0" w:type="dxa"/>
-            </w:tcMar>
-            <w:vAlign w:val="top"/>
-          </w:tcPr>
-          <w:p>
-            <w:pPr>
-              <w:pStyle w:val="Normal"/>
-              <w:jc w:val="center"/>
-              <w:pBdr>
-                <w:bottom w:val="none" w:sz="0" w:space="0" w:color="000000"/>
-                <w:top w:val="none" w:sz="0" w:space="0" w:color="000000"/>
-                <w:left w:val="none" w:sz="0" w:space="0" w:color="000000"/>
-                <w:right w:val="none" w:sz="0" w:space="0" w:color="000000"/>
-              </w:pBdr>
-              <w:spacing w:after="100" w:before="100" w:line="240"/>
-              <w:ind w:left="100" w:right="100" w:firstLine="0" w:firstLineChars="0"/>
-              <w:rPr>
-                <w:rFonts w:ascii="Helvetica" w:hAnsi="Helvetica" w:eastAsia="Helvetica" w:cs="Helvetica"/>
-                <w:i w:val="false"/>
-                <w:b w:val="false"/>
-                <w:u w:val="none"/>
-                <w:sz w:val="22"/>
-                <w:szCs w:val="22"/>
-                <w:color w:val="000000"/>
-              </w:rPr>
-            </w:pPr>
-            <w:r>
-              <w:rPr>
-                <w:rFonts w:ascii="Helvetica" w:hAnsi="Helvetica" w:eastAsia="Helvetica" w:cs="Helvetica"/>
-                <w:i w:val="false"/>
-                <w:b w:val="false"/>
-                <w:u w:val="none"/>
-                <w:sz w:val="22"/>
-                <w:szCs w:val="22"/>
-                <w:color w:val="000000"/>
-              </w:rPr>
-              <w:t xml:space="preserve">1.78</w:t>
-            </w:r>
-          </w:p>
-        </w:tc>
-        <w:tc>
-          <w:tcPr>
-            <w:tcBorders>
-              <w:bottom w:val="none" w:sz="0" w:space="0" w:color="000000"/>
-              <w:top w:val="none" w:sz="0" w:space="0" w:color="000000"/>
-              <w:left w:val="none" w:sz="0" w:space="0" w:color="000000"/>
-              <w:right w:val="none" w:sz="0" w:space="0" w:color="000000"/>
-            </w:tcBorders>
-            <w:shd w:val="clear" w:color="auto" w:fill="FFFFFF"/>
-            <w:tcMar>
-              <w:top w:w="0" w:type="dxa"/>
-              <w:bottom w:w="0" w:type="dxa"/>
-              <w:left w:w="0" w:type="dxa"/>
-              <w:right w:w="0" w:type="dxa"/>
-            </w:tcMar>
-            <w:vAlign w:val="top"/>
-          </w:tcPr>
-          <w:p>
-            <w:pPr>
-              <w:pStyle w:val="Normal"/>
-              <w:jc w:val="center"/>
-              <w:pBdr>
-                <w:bottom w:val="none" w:sz="0" w:space="0" w:color="000000"/>
-                <w:top w:val="none" w:sz="0" w:space="0" w:color="000000"/>
-                <w:left w:val="none" w:sz="0" w:space="0" w:color="000000"/>
-                <w:right w:val="none" w:sz="0" w:space="0" w:color="000000"/>
-              </w:pBdr>
-              <w:spacing w:after="100" w:before="100" w:line="240"/>
-              <w:ind w:left="100" w:right="100" w:firstLine="0" w:firstLineChars="0"/>
-              <w:rPr>
-                <w:rFonts w:ascii="Helvetica" w:hAnsi="Helvetica" w:eastAsia="Helvetica" w:cs="Helvetica"/>
-                <w:i w:val="false"/>
-                <w:b w:val="false"/>
-                <w:u w:val="none"/>
-                <w:sz w:val="22"/>
-                <w:szCs w:val="22"/>
-                <w:color w:val="000000"/>
-              </w:rPr>
-            </w:pPr>
-            <w:r>
-              <w:rPr>
-                <w:rFonts w:ascii="Helvetica" w:hAnsi="Helvetica" w:eastAsia="Helvetica" w:cs="Helvetica"/>
-                <w:i w:val="false"/>
-                <w:b w:val="false"/>
-                <w:u w:val="none"/>
-                <w:sz w:val="22"/>
-                <w:szCs w:val="22"/>
-                <w:color w:val="000000"/>
-              </w:rPr>
-              <w:t xml:space="preserve">0.36, 8.89</w:t>
-            </w:r>
-          </w:p>
-        </w:tc>
-        <w:tc>
-          <w:tcPr>
-            <w:tcBorders>
-              <w:bottom w:val="none" w:sz="0" w:space="0" w:color="000000"/>
-              <w:top w:val="none" w:sz="0" w:space="0" w:color="000000"/>
-              <w:left w:val="none" w:sz="0" w:space="0" w:color="000000"/>
-              <w:right w:val="none" w:sz="0" w:space="0" w:color="000000"/>
-            </w:tcBorders>
-            <w:shd w:val="clear" w:color="auto" w:fill="FFFFFF"/>
-            <w:tcMar>
-              <w:top w:w="0" w:type="dxa"/>
-              <w:bottom w:w="0" w:type="dxa"/>
-              <w:left w:w="0" w:type="dxa"/>
-              <w:right w:w="0" w:type="dxa"/>
-            </w:tcMar>
-            <w:vAlign w:val="top"/>
-          </w:tcPr>
-          <w:p>
-            <w:pPr>
-              <w:pStyle w:val="Normal"/>
-              <w:jc w:val="center"/>
-              <w:pBdr>
-                <w:bottom w:val="none" w:sz="0" w:space="0" w:color="000000"/>
-                <w:top w:val="none" w:sz="0" w:space="0" w:color="000000"/>
-                <w:left w:val="none" w:sz="0" w:space="0" w:color="000000"/>
-                <w:right w:val="none" w:sz="0" w:space="0" w:color="000000"/>
-              </w:pBdr>
-              <w:spacing w:after="100" w:before="100" w:line="240"/>
-              <w:ind w:left="100" w:right="100" w:firstLine="0" w:firstLineChars="0"/>
-              <w:rPr>
-                <w:rFonts w:ascii="Helvetica" w:hAnsi="Helvetica" w:eastAsia="Helvetica" w:cs="Helvetica"/>
-                <w:i w:val="false"/>
-                <w:b w:val="false"/>
-                <w:u w:val="none"/>
-                <w:sz w:val="22"/>
-                <w:szCs w:val="22"/>
-                <w:color w:val="000000"/>
-              </w:rPr>
-            </w:pPr>
-            <w:r>
-              <w:rPr>
-                <w:rFonts w:ascii="Helvetica" w:hAnsi="Helvetica" w:eastAsia="Helvetica" w:cs="Helvetica"/>
-                <w:i w:val="false"/>
-                <w:b w:val="false"/>
-                <w:u w:val="none"/>
-                <w:sz w:val="22"/>
-                <w:szCs w:val="22"/>
-                <w:color w:val="000000"/>
-              </w:rPr>
-              <w:t xml:space="preserve">0.480</w:t>
+              <w:t xml:space="preserve">142</w:t>
+            </w:r>
+          </w:p>
+        </w:tc>
+        <w:tc>
+          <w:tcPr>
+            <w:tcBorders>
+              <w:bottom w:val="none" w:sz="0" w:space="0" w:color="000000"/>
+              <w:top w:val="none" w:sz="0" w:space="0" w:color="000000"/>
+              <w:left w:val="none" w:sz="0" w:space="0" w:color="000000"/>
+              <w:right w:val="none" w:sz="0" w:space="0" w:color="000000"/>
+            </w:tcBorders>
+            <w:shd w:val="clear" w:color="auto" w:fill="FFFFFF"/>
+            <w:tcMar>
+              <w:top w:w="0" w:type="dxa"/>
+              <w:bottom w:w="0" w:type="dxa"/>
+              <w:left w:w="0" w:type="dxa"/>
+              <w:right w:w="0" w:type="dxa"/>
+            </w:tcMar>
+            <w:vAlign w:val="top"/>
+          </w:tcPr>
+          <w:p>
+            <w:pPr>
+              <w:pStyle w:val="Normal"/>
+              <w:jc w:val="center"/>
+              <w:pBdr>
+                <w:bottom w:val="none" w:sz="0" w:space="0" w:color="000000"/>
+                <w:top w:val="none" w:sz="0" w:space="0" w:color="000000"/>
+                <w:left w:val="none" w:sz="0" w:space="0" w:color="000000"/>
+                <w:right w:val="none" w:sz="0" w:space="0" w:color="000000"/>
+              </w:pBdr>
+              <w:spacing w:after="100" w:before="100" w:line="240"/>
+              <w:ind w:left="100" w:right="100" w:firstLine="0" w:firstLineChars="0"/>
+              <w:rPr>
+                <w:rFonts w:ascii="Helvetica" w:hAnsi="Helvetica" w:eastAsia="Helvetica" w:cs="Helvetica"/>
+                <w:i w:val="false"/>
+                <w:b w:val="false"/>
+                <w:u w:val="none"/>
+                <w:sz w:val="22"/>
+                <w:szCs w:val="22"/>
+                <w:color w:val="000000"/>
+              </w:rPr>
+            </w:pPr>
+            <w:r>
+              <w:rPr>
+                <w:rFonts w:ascii="Helvetica" w:hAnsi="Helvetica" w:eastAsia="Helvetica" w:cs="Helvetica"/>
+                <w:i w:val="false"/>
+                <w:b w:val="false"/>
+                <w:u w:val="none"/>
+                <w:sz w:val="22"/>
+                <w:szCs w:val="22"/>
+                <w:color w:val="000000"/>
+              </w:rPr>
+              <w:t xml:space="preserve">1.66</w:t>
+            </w:r>
+          </w:p>
+        </w:tc>
+        <w:tc>
+          <w:tcPr>
+            <w:tcBorders>
+              <w:bottom w:val="none" w:sz="0" w:space="0" w:color="000000"/>
+              <w:top w:val="none" w:sz="0" w:space="0" w:color="000000"/>
+              <w:left w:val="none" w:sz="0" w:space="0" w:color="000000"/>
+              <w:right w:val="none" w:sz="0" w:space="0" w:color="000000"/>
+            </w:tcBorders>
+            <w:shd w:val="clear" w:color="auto" w:fill="FFFFFF"/>
+            <w:tcMar>
+              <w:top w:w="0" w:type="dxa"/>
+              <w:bottom w:w="0" w:type="dxa"/>
+              <w:left w:w="0" w:type="dxa"/>
+              <w:right w:w="0" w:type="dxa"/>
+            </w:tcMar>
+            <w:vAlign w:val="top"/>
+          </w:tcPr>
+          <w:p>
+            <w:pPr>
+              <w:pStyle w:val="Normal"/>
+              <w:jc w:val="center"/>
+              <w:pBdr>
+                <w:bottom w:val="none" w:sz="0" w:space="0" w:color="000000"/>
+                <w:top w:val="none" w:sz="0" w:space="0" w:color="000000"/>
+                <w:left w:val="none" w:sz="0" w:space="0" w:color="000000"/>
+                <w:right w:val="none" w:sz="0" w:space="0" w:color="000000"/>
+              </w:pBdr>
+              <w:spacing w:after="100" w:before="100" w:line="240"/>
+              <w:ind w:left="100" w:right="100" w:firstLine="0" w:firstLineChars="0"/>
+              <w:rPr>
+                <w:rFonts w:ascii="Helvetica" w:hAnsi="Helvetica" w:eastAsia="Helvetica" w:cs="Helvetica"/>
+                <w:i w:val="false"/>
+                <w:b w:val="false"/>
+                <w:u w:val="none"/>
+                <w:sz w:val="22"/>
+                <w:szCs w:val="22"/>
+                <w:color w:val="000000"/>
+              </w:rPr>
+            </w:pPr>
+            <w:r>
+              <w:rPr>
+                <w:rFonts w:ascii="Helvetica" w:hAnsi="Helvetica" w:eastAsia="Helvetica" w:cs="Helvetica"/>
+                <w:i w:val="false"/>
+                <w:b w:val="false"/>
+                <w:u w:val="none"/>
+                <w:sz w:val="22"/>
+                <w:szCs w:val="22"/>
+                <w:color w:val="000000"/>
+              </w:rPr>
+              <w:t xml:space="preserve">0.33, 8.34</w:t>
+            </w:r>
+          </w:p>
+        </w:tc>
+        <w:tc>
+          <w:tcPr>
+            <w:tcBorders>
+              <w:bottom w:val="none" w:sz="0" w:space="0" w:color="000000"/>
+              <w:top w:val="none" w:sz="0" w:space="0" w:color="000000"/>
+              <w:left w:val="none" w:sz="0" w:space="0" w:color="000000"/>
+              <w:right w:val="none" w:sz="0" w:space="0" w:color="000000"/>
+            </w:tcBorders>
+            <w:shd w:val="clear" w:color="auto" w:fill="FFFFFF"/>
+            <w:tcMar>
+              <w:top w:w="0" w:type="dxa"/>
+              <w:bottom w:w="0" w:type="dxa"/>
+              <w:left w:w="0" w:type="dxa"/>
+              <w:right w:w="0" w:type="dxa"/>
+            </w:tcMar>
+            <w:vAlign w:val="top"/>
+          </w:tcPr>
+          <w:p>
+            <w:pPr>
+              <w:pStyle w:val="Normal"/>
+              <w:jc w:val="center"/>
+              <w:pBdr>
+                <w:bottom w:val="none" w:sz="0" w:space="0" w:color="000000"/>
+                <w:top w:val="none" w:sz="0" w:space="0" w:color="000000"/>
+                <w:left w:val="none" w:sz="0" w:space="0" w:color="000000"/>
+                <w:right w:val="none" w:sz="0" w:space="0" w:color="000000"/>
+              </w:pBdr>
+              <w:spacing w:after="100" w:before="100" w:line="240"/>
+              <w:ind w:left="100" w:right="100" w:firstLine="0" w:firstLineChars="0"/>
+              <w:rPr>
+                <w:rFonts w:ascii="Helvetica" w:hAnsi="Helvetica" w:eastAsia="Helvetica" w:cs="Helvetica"/>
+                <w:i w:val="false"/>
+                <w:b w:val="false"/>
+                <w:u w:val="none"/>
+                <w:sz w:val="22"/>
+                <w:szCs w:val="22"/>
+                <w:color w:val="000000"/>
+              </w:rPr>
+            </w:pPr>
+            <w:r>
+              <w:rPr>
+                <w:rFonts w:ascii="Helvetica" w:hAnsi="Helvetica" w:eastAsia="Helvetica" w:cs="Helvetica"/>
+                <w:i w:val="false"/>
+                <w:b w:val="false"/>
+                <w:u w:val="none"/>
+                <w:sz w:val="22"/>
+                <w:szCs w:val="22"/>
+                <w:color w:val="000000"/>
+              </w:rPr>
+              <w:t xml:space="preserve">0.540</w:t>
             </w:r>
           </w:p>
         </w:tc>
@@ -11947,60 +11947,60 @@
                 <w:szCs w:val="22"/>
                 <w:color w:val="000000"/>
               </w:rPr>
-              <w:t xml:space="preserve">143</w:t>
-            </w:r>
-          </w:p>
-        </w:tc>
-        <w:tc>
-          <w:tcPr>
-            <w:tcBorders>
-              <w:bottom w:val="none" w:sz="0" w:space="0" w:color="000000"/>
-              <w:top w:val="none" w:sz="0" w:space="0" w:color="000000"/>
-              <w:left w:val="none" w:sz="0" w:space="0" w:color="000000"/>
-              <w:right w:val="none" w:sz="0" w:space="0" w:color="000000"/>
-            </w:tcBorders>
-            <w:shd w:val="clear" w:color="auto" w:fill="FFFFFF"/>
-            <w:tcMar>
-              <w:top w:w="0" w:type="dxa"/>
-              <w:bottom w:w="0" w:type="dxa"/>
-              <w:left w:w="0" w:type="dxa"/>
-              <w:right w:w="0" w:type="dxa"/>
-            </w:tcMar>
-            <w:vAlign w:val="top"/>
-          </w:tcPr>
-          <w:p>
-            <w:pPr>
-              <w:pStyle w:val="Normal"/>
-              <w:jc w:val="center"/>
-              <w:pBdr>
-                <w:bottom w:val="none" w:sz="0" w:space="0" w:color="000000"/>
-                <w:top w:val="none" w:sz="0" w:space="0" w:color="000000"/>
-                <w:left w:val="none" w:sz="0" w:space="0" w:color="000000"/>
-                <w:right w:val="none" w:sz="0" w:space="0" w:color="000000"/>
-              </w:pBdr>
-              <w:spacing w:after="100" w:before="100" w:line="240"/>
-              <w:ind w:left="100" w:right="100" w:firstLine="0" w:firstLineChars="0"/>
-              <w:rPr>
-                <w:rFonts w:ascii="Helvetica" w:hAnsi="Helvetica" w:eastAsia="Helvetica" w:cs="Helvetica"/>
-                <w:i w:val="false"/>
-                <w:b w:val="false"/>
-                <w:u w:val="none"/>
-                <w:sz w:val="22"/>
-                <w:szCs w:val="22"/>
-                <w:color w:val="000000"/>
-              </w:rPr>
-            </w:pPr>
-            <w:r>
-              <w:rPr>
-                <w:rFonts w:ascii="Helvetica" w:hAnsi="Helvetica" w:eastAsia="Helvetica" w:cs="Helvetica"/>
-                <w:i w:val="false"/>
-                <w:b w:val="false"/>
-                <w:u w:val="none"/>
-                <w:sz w:val="22"/>
-                <w:szCs w:val="22"/>
-                <w:color w:val="000000"/>
-              </w:rPr>
-              <w:t xml:space="preserve">0.99</w:t>
+              <w:t xml:space="preserve">142</w:t>
+            </w:r>
+          </w:p>
+        </w:tc>
+        <w:tc>
+          <w:tcPr>
+            <w:tcBorders>
+              <w:bottom w:val="none" w:sz="0" w:space="0" w:color="000000"/>
+              <w:top w:val="none" w:sz="0" w:space="0" w:color="000000"/>
+              <w:left w:val="none" w:sz="0" w:space="0" w:color="000000"/>
+              <w:right w:val="none" w:sz="0" w:space="0" w:color="000000"/>
+            </w:tcBorders>
+            <w:shd w:val="clear" w:color="auto" w:fill="FFFFFF"/>
+            <w:tcMar>
+              <w:top w:w="0" w:type="dxa"/>
+              <w:bottom w:w="0" w:type="dxa"/>
+              <w:left w:w="0" w:type="dxa"/>
+              <w:right w:w="0" w:type="dxa"/>
+            </w:tcMar>
+            <w:vAlign w:val="top"/>
+          </w:tcPr>
+          <w:p>
+            <w:pPr>
+              <w:pStyle w:val="Normal"/>
+              <w:jc w:val="center"/>
+              <w:pBdr>
+                <w:bottom w:val="none" w:sz="0" w:space="0" w:color="000000"/>
+                <w:top w:val="none" w:sz="0" w:space="0" w:color="000000"/>
+                <w:left w:val="none" w:sz="0" w:space="0" w:color="000000"/>
+                <w:right w:val="none" w:sz="0" w:space="0" w:color="000000"/>
+              </w:pBdr>
+              <w:spacing w:after="100" w:before="100" w:line="240"/>
+              <w:ind w:left="100" w:right="100" w:firstLine="0" w:firstLineChars="0"/>
+              <w:rPr>
+                <w:rFonts w:ascii="Helvetica" w:hAnsi="Helvetica" w:eastAsia="Helvetica" w:cs="Helvetica"/>
+                <w:i w:val="false"/>
+                <w:b w:val="false"/>
+                <w:u w:val="none"/>
+                <w:sz w:val="22"/>
+                <w:szCs w:val="22"/>
+                <w:color w:val="000000"/>
+              </w:rPr>
+            </w:pPr>
+            <w:r>
+              <w:rPr>
+                <w:rFonts w:ascii="Helvetica" w:hAnsi="Helvetica" w:eastAsia="Helvetica" w:cs="Helvetica"/>
+                <w:i w:val="false"/>
+                <w:b w:val="false"/>
+                <w:u w:val="none"/>
+                <w:sz w:val="22"/>
+                <w:szCs w:val="22"/>
+                <w:color w:val="000000"/>
+              </w:rPr>
+              <w:t xml:space="preserve">1.0</w:t>
             </w:r>
           </w:p>
         </w:tc>
@@ -12106,219 +12106,219 @@
                 <w:szCs w:val="22"/>
                 <w:color w:val="000000"/>
               </w:rPr>
-              <w:t xml:space="preserve">0.830</w:t>
-            </w:r>
-          </w:p>
-        </w:tc>
-        <w:tc>
-          <w:tcPr>
-            <w:tcBorders>
-              <w:bottom w:val="none" w:sz="0" w:space="0" w:color="000000"/>
-              <w:top w:val="none" w:sz="0" w:space="0" w:color="000000"/>
-              <w:left w:val="none" w:sz="0" w:space="0" w:color="000000"/>
-              <w:right w:val="none" w:sz="0" w:space="0" w:color="000000"/>
-            </w:tcBorders>
-            <w:shd w:val="clear" w:color="auto" w:fill="FFFFFF"/>
-            <w:tcMar>
-              <w:top w:w="0" w:type="dxa"/>
-              <w:bottom w:w="0" w:type="dxa"/>
-              <w:left w:w="0" w:type="dxa"/>
-              <w:right w:w="0" w:type="dxa"/>
-            </w:tcMar>
-            <w:vAlign w:val="top"/>
-          </w:tcPr>
-          <w:p>
-            <w:pPr>
-              <w:pStyle w:val="Normal"/>
-              <w:jc w:val="center"/>
-              <w:pBdr>
-                <w:bottom w:val="none" w:sz="0" w:space="0" w:color="000000"/>
-                <w:top w:val="none" w:sz="0" w:space="0" w:color="000000"/>
-                <w:left w:val="none" w:sz="0" w:space="0" w:color="000000"/>
-                <w:right w:val="none" w:sz="0" w:space="0" w:color="000000"/>
-              </w:pBdr>
-              <w:spacing w:after="100" w:before="100" w:line="240"/>
-              <w:ind w:left="100" w:right="100" w:firstLine="0" w:firstLineChars="0"/>
-              <w:rPr>
-                <w:rFonts w:ascii="Helvetica" w:hAnsi="Helvetica" w:eastAsia="Helvetica" w:cs="Helvetica"/>
-                <w:i w:val="false"/>
-                <w:b w:val="false"/>
-                <w:u w:val="none"/>
-                <w:sz w:val="22"/>
-                <w:szCs w:val="22"/>
-                <w:color w:val="000000"/>
-              </w:rPr>
-            </w:pPr>
-            <w:r>
-              <w:rPr>
-                <w:rFonts w:ascii="Helvetica" w:hAnsi="Helvetica" w:eastAsia="Helvetica" w:cs="Helvetica"/>
-                <w:i w:val="false"/>
-                <w:b w:val="false"/>
-                <w:u w:val="none"/>
-                <w:sz w:val="22"/>
-                <w:szCs w:val="22"/>
-                <w:color w:val="000000"/>
-              </w:rPr>
-              <w:t xml:space="preserve">143</w:t>
-            </w:r>
-          </w:p>
-        </w:tc>
-        <w:tc>
-          <w:tcPr>
-            <w:tcBorders>
-              <w:bottom w:val="none" w:sz="0" w:space="0" w:color="000000"/>
-              <w:top w:val="none" w:sz="0" w:space="0" w:color="000000"/>
-              <w:left w:val="none" w:sz="0" w:space="0" w:color="000000"/>
-              <w:right w:val="none" w:sz="0" w:space="0" w:color="000000"/>
-            </w:tcBorders>
-            <w:shd w:val="clear" w:color="auto" w:fill="FFFFFF"/>
-            <w:tcMar>
-              <w:top w:w="0" w:type="dxa"/>
-              <w:bottom w:w="0" w:type="dxa"/>
-              <w:left w:w="0" w:type="dxa"/>
-              <w:right w:w="0" w:type="dxa"/>
-            </w:tcMar>
-            <w:vAlign w:val="top"/>
-          </w:tcPr>
-          <w:p>
-            <w:pPr>
-              <w:pStyle w:val="Normal"/>
-              <w:jc w:val="center"/>
-              <w:pBdr>
-                <w:bottom w:val="none" w:sz="0" w:space="0" w:color="000000"/>
-                <w:top w:val="none" w:sz="0" w:space="0" w:color="000000"/>
-                <w:left w:val="none" w:sz="0" w:space="0" w:color="000000"/>
-                <w:right w:val="none" w:sz="0" w:space="0" w:color="000000"/>
-              </w:pBdr>
-              <w:spacing w:after="100" w:before="100" w:line="240"/>
-              <w:ind w:left="100" w:right="100" w:firstLine="0" w:firstLineChars="0"/>
-              <w:rPr>
-                <w:rFonts w:ascii="Helvetica" w:hAnsi="Helvetica" w:eastAsia="Helvetica" w:cs="Helvetica"/>
-                <w:i w:val="false"/>
-                <w:b w:val="false"/>
-                <w:u w:val="none"/>
-                <w:sz w:val="22"/>
-                <w:szCs w:val="22"/>
-                <w:color w:val="000000"/>
-              </w:rPr>
-            </w:pPr>
-            <w:r>
-              <w:rPr>
-                <w:rFonts w:ascii="Helvetica" w:hAnsi="Helvetica" w:eastAsia="Helvetica" w:cs="Helvetica"/>
-                <w:i w:val="false"/>
-                <w:b w:val="false"/>
-                <w:u w:val="none"/>
-                <w:sz w:val="22"/>
-                <w:szCs w:val="22"/>
-                <w:color w:val="000000"/>
-              </w:rPr>
-              <w:t xml:space="preserve">0.95</w:t>
-            </w:r>
-          </w:p>
-        </w:tc>
-        <w:tc>
-          <w:tcPr>
-            <w:tcBorders>
-              <w:bottom w:val="none" w:sz="0" w:space="0" w:color="000000"/>
-              <w:top w:val="none" w:sz="0" w:space="0" w:color="000000"/>
-              <w:left w:val="none" w:sz="0" w:space="0" w:color="000000"/>
-              <w:right w:val="none" w:sz="0" w:space="0" w:color="000000"/>
-            </w:tcBorders>
-            <w:shd w:val="clear" w:color="auto" w:fill="FFFFFF"/>
-            <w:tcMar>
-              <w:top w:w="0" w:type="dxa"/>
-              <w:bottom w:w="0" w:type="dxa"/>
-              <w:left w:w="0" w:type="dxa"/>
-              <w:right w:w="0" w:type="dxa"/>
-            </w:tcMar>
-            <w:vAlign w:val="top"/>
-          </w:tcPr>
-          <w:p>
-            <w:pPr>
-              <w:pStyle w:val="Normal"/>
-              <w:jc w:val="center"/>
-              <w:pBdr>
-                <w:bottom w:val="none" w:sz="0" w:space="0" w:color="000000"/>
-                <w:top w:val="none" w:sz="0" w:space="0" w:color="000000"/>
-                <w:left w:val="none" w:sz="0" w:space="0" w:color="000000"/>
-                <w:right w:val="none" w:sz="0" w:space="0" w:color="000000"/>
-              </w:pBdr>
-              <w:spacing w:after="100" w:before="100" w:line="240"/>
-              <w:ind w:left="100" w:right="100" w:firstLine="0" w:firstLineChars="0"/>
-              <w:rPr>
-                <w:rFonts w:ascii="Helvetica" w:hAnsi="Helvetica" w:eastAsia="Helvetica" w:cs="Helvetica"/>
-                <w:i w:val="false"/>
-                <w:b w:val="false"/>
-                <w:u w:val="none"/>
-                <w:sz w:val="22"/>
-                <w:szCs w:val="22"/>
-                <w:color w:val="000000"/>
-              </w:rPr>
-            </w:pPr>
-            <w:r>
-              <w:rPr>
-                <w:rFonts w:ascii="Helvetica" w:hAnsi="Helvetica" w:eastAsia="Helvetica" w:cs="Helvetica"/>
-                <w:i w:val="false"/>
-                <w:b w:val="false"/>
-                <w:u w:val="none"/>
-                <w:sz w:val="22"/>
-                <w:szCs w:val="22"/>
-                <w:color w:val="000000"/>
-              </w:rPr>
-              <w:t xml:space="preserve">0.85, 1.06</w:t>
-            </w:r>
-          </w:p>
-        </w:tc>
-        <w:tc>
-          <w:tcPr>
-            <w:tcBorders>
-              <w:bottom w:val="none" w:sz="0" w:space="0" w:color="000000"/>
-              <w:top w:val="none" w:sz="0" w:space="0" w:color="000000"/>
-              <w:left w:val="none" w:sz="0" w:space="0" w:color="000000"/>
-              <w:right w:val="none" w:sz="0" w:space="0" w:color="000000"/>
-            </w:tcBorders>
-            <w:shd w:val="clear" w:color="auto" w:fill="FFFFFF"/>
-            <w:tcMar>
-              <w:top w:w="0" w:type="dxa"/>
-              <w:bottom w:w="0" w:type="dxa"/>
-              <w:left w:w="0" w:type="dxa"/>
-              <w:right w:w="0" w:type="dxa"/>
-            </w:tcMar>
-            <w:vAlign w:val="top"/>
-          </w:tcPr>
-          <w:p>
-            <w:pPr>
-              <w:pStyle w:val="Normal"/>
-              <w:jc w:val="center"/>
-              <w:pBdr>
-                <w:bottom w:val="none" w:sz="0" w:space="0" w:color="000000"/>
-                <w:top w:val="none" w:sz="0" w:space="0" w:color="000000"/>
-                <w:left w:val="none" w:sz="0" w:space="0" w:color="000000"/>
-                <w:right w:val="none" w:sz="0" w:space="0" w:color="000000"/>
-              </w:pBdr>
-              <w:spacing w:after="100" w:before="100" w:line="240"/>
-              <w:ind w:left="100" w:right="100" w:firstLine="0" w:firstLineChars="0"/>
-              <w:rPr>
-                <w:rFonts w:ascii="Helvetica" w:hAnsi="Helvetica" w:eastAsia="Helvetica" w:cs="Helvetica"/>
-                <w:i w:val="false"/>
-                <w:b w:val="false"/>
-                <w:u w:val="none"/>
-                <w:sz w:val="22"/>
-                <w:szCs w:val="22"/>
-                <w:color w:val="000000"/>
-              </w:rPr>
-            </w:pPr>
-            <w:r>
-              <w:rPr>
-                <w:rFonts w:ascii="Helvetica" w:hAnsi="Helvetica" w:eastAsia="Helvetica" w:cs="Helvetica"/>
-                <w:i w:val="false"/>
-                <w:b w:val="false"/>
-                <w:u w:val="none"/>
-                <w:sz w:val="22"/>
-                <w:szCs w:val="22"/>
-                <w:color w:val="000000"/>
-              </w:rPr>
-              <w:t xml:space="preserve">0.380</w:t>
+              <w:t xml:space="preserve">0.860</w:t>
+            </w:r>
+          </w:p>
+        </w:tc>
+        <w:tc>
+          <w:tcPr>
+            <w:tcBorders>
+              <w:bottom w:val="none" w:sz="0" w:space="0" w:color="000000"/>
+              <w:top w:val="none" w:sz="0" w:space="0" w:color="000000"/>
+              <w:left w:val="none" w:sz="0" w:space="0" w:color="000000"/>
+              <w:right w:val="none" w:sz="0" w:space="0" w:color="000000"/>
+            </w:tcBorders>
+            <w:shd w:val="clear" w:color="auto" w:fill="FFFFFF"/>
+            <w:tcMar>
+              <w:top w:w="0" w:type="dxa"/>
+              <w:bottom w:w="0" w:type="dxa"/>
+              <w:left w:w="0" w:type="dxa"/>
+              <w:right w:w="0" w:type="dxa"/>
+            </w:tcMar>
+            <w:vAlign w:val="top"/>
+          </w:tcPr>
+          <w:p>
+            <w:pPr>
+              <w:pStyle w:val="Normal"/>
+              <w:jc w:val="center"/>
+              <w:pBdr>
+                <w:bottom w:val="none" w:sz="0" w:space="0" w:color="000000"/>
+                <w:top w:val="none" w:sz="0" w:space="0" w:color="000000"/>
+                <w:left w:val="none" w:sz="0" w:space="0" w:color="000000"/>
+                <w:right w:val="none" w:sz="0" w:space="0" w:color="000000"/>
+              </w:pBdr>
+              <w:spacing w:after="100" w:before="100" w:line="240"/>
+              <w:ind w:left="100" w:right="100" w:firstLine="0" w:firstLineChars="0"/>
+              <w:rPr>
+                <w:rFonts w:ascii="Helvetica" w:hAnsi="Helvetica" w:eastAsia="Helvetica" w:cs="Helvetica"/>
+                <w:i w:val="false"/>
+                <w:b w:val="false"/>
+                <w:u w:val="none"/>
+                <w:sz w:val="22"/>
+                <w:szCs w:val="22"/>
+                <w:color w:val="000000"/>
+              </w:rPr>
+            </w:pPr>
+            <w:r>
+              <w:rPr>
+                <w:rFonts w:ascii="Helvetica" w:hAnsi="Helvetica" w:eastAsia="Helvetica" w:cs="Helvetica"/>
+                <w:i w:val="false"/>
+                <w:b w:val="false"/>
+                <w:u w:val="none"/>
+                <w:sz w:val="22"/>
+                <w:szCs w:val="22"/>
+                <w:color w:val="000000"/>
+              </w:rPr>
+              <w:t xml:space="preserve">142</w:t>
+            </w:r>
+          </w:p>
+        </w:tc>
+        <w:tc>
+          <w:tcPr>
+            <w:tcBorders>
+              <w:bottom w:val="none" w:sz="0" w:space="0" w:color="000000"/>
+              <w:top w:val="none" w:sz="0" w:space="0" w:color="000000"/>
+              <w:left w:val="none" w:sz="0" w:space="0" w:color="000000"/>
+              <w:right w:val="none" w:sz="0" w:space="0" w:color="000000"/>
+            </w:tcBorders>
+            <w:shd w:val="clear" w:color="auto" w:fill="FFFFFF"/>
+            <w:tcMar>
+              <w:top w:w="0" w:type="dxa"/>
+              <w:bottom w:w="0" w:type="dxa"/>
+              <w:left w:w="0" w:type="dxa"/>
+              <w:right w:w="0" w:type="dxa"/>
+            </w:tcMar>
+            <w:vAlign w:val="top"/>
+          </w:tcPr>
+          <w:p>
+            <w:pPr>
+              <w:pStyle w:val="Normal"/>
+              <w:jc w:val="center"/>
+              <w:pBdr>
+                <w:bottom w:val="none" w:sz="0" w:space="0" w:color="000000"/>
+                <w:top w:val="none" w:sz="0" w:space="0" w:color="000000"/>
+                <w:left w:val="none" w:sz="0" w:space="0" w:color="000000"/>
+                <w:right w:val="none" w:sz="0" w:space="0" w:color="000000"/>
+              </w:pBdr>
+              <w:spacing w:after="100" w:before="100" w:line="240"/>
+              <w:ind w:left="100" w:right="100" w:firstLine="0" w:firstLineChars="0"/>
+              <w:rPr>
+                <w:rFonts w:ascii="Helvetica" w:hAnsi="Helvetica" w:eastAsia="Helvetica" w:cs="Helvetica"/>
+                <w:i w:val="false"/>
+                <w:b w:val="false"/>
+                <w:u w:val="none"/>
+                <w:sz w:val="22"/>
+                <w:szCs w:val="22"/>
+                <w:color w:val="000000"/>
+              </w:rPr>
+            </w:pPr>
+            <w:r>
+              <w:rPr>
+                <w:rFonts w:ascii="Helvetica" w:hAnsi="Helvetica" w:eastAsia="Helvetica" w:cs="Helvetica"/>
+                <w:i w:val="false"/>
+                <w:b w:val="false"/>
+                <w:u w:val="none"/>
+                <w:sz w:val="22"/>
+                <w:szCs w:val="22"/>
+                <w:color w:val="000000"/>
+              </w:rPr>
+              <w:t xml:space="preserve">0.96</w:t>
+            </w:r>
+          </w:p>
+        </w:tc>
+        <w:tc>
+          <w:tcPr>
+            <w:tcBorders>
+              <w:bottom w:val="none" w:sz="0" w:space="0" w:color="000000"/>
+              <w:top w:val="none" w:sz="0" w:space="0" w:color="000000"/>
+              <w:left w:val="none" w:sz="0" w:space="0" w:color="000000"/>
+              <w:right w:val="none" w:sz="0" w:space="0" w:color="000000"/>
+            </w:tcBorders>
+            <w:shd w:val="clear" w:color="auto" w:fill="FFFFFF"/>
+            <w:tcMar>
+              <w:top w:w="0" w:type="dxa"/>
+              <w:bottom w:w="0" w:type="dxa"/>
+              <w:left w:w="0" w:type="dxa"/>
+              <w:right w:w="0" w:type="dxa"/>
+            </w:tcMar>
+            <w:vAlign w:val="top"/>
+          </w:tcPr>
+          <w:p>
+            <w:pPr>
+              <w:pStyle w:val="Normal"/>
+              <w:jc w:val="center"/>
+              <w:pBdr>
+                <w:bottom w:val="none" w:sz="0" w:space="0" w:color="000000"/>
+                <w:top w:val="none" w:sz="0" w:space="0" w:color="000000"/>
+                <w:left w:val="none" w:sz="0" w:space="0" w:color="000000"/>
+                <w:right w:val="none" w:sz="0" w:space="0" w:color="000000"/>
+              </w:pBdr>
+              <w:spacing w:after="100" w:before="100" w:line="240"/>
+              <w:ind w:left="100" w:right="100" w:firstLine="0" w:firstLineChars="0"/>
+              <w:rPr>
+                <w:rFonts w:ascii="Helvetica" w:hAnsi="Helvetica" w:eastAsia="Helvetica" w:cs="Helvetica"/>
+                <w:i w:val="false"/>
+                <w:b w:val="false"/>
+                <w:u w:val="none"/>
+                <w:sz w:val="22"/>
+                <w:szCs w:val="22"/>
+                <w:color w:val="000000"/>
+              </w:rPr>
+            </w:pPr>
+            <w:r>
+              <w:rPr>
+                <w:rFonts w:ascii="Helvetica" w:hAnsi="Helvetica" w:eastAsia="Helvetica" w:cs="Helvetica"/>
+                <w:i w:val="false"/>
+                <w:b w:val="false"/>
+                <w:u w:val="none"/>
+                <w:sz w:val="22"/>
+                <w:szCs w:val="22"/>
+                <w:color w:val="000000"/>
+              </w:rPr>
+              <w:t xml:space="preserve">0.86, 1.08</w:t>
+            </w:r>
+          </w:p>
+        </w:tc>
+        <w:tc>
+          <w:tcPr>
+            <w:tcBorders>
+              <w:bottom w:val="none" w:sz="0" w:space="0" w:color="000000"/>
+              <w:top w:val="none" w:sz="0" w:space="0" w:color="000000"/>
+              <w:left w:val="none" w:sz="0" w:space="0" w:color="000000"/>
+              <w:right w:val="none" w:sz="0" w:space="0" w:color="000000"/>
+            </w:tcBorders>
+            <w:shd w:val="clear" w:color="auto" w:fill="FFFFFF"/>
+            <w:tcMar>
+              <w:top w:w="0" w:type="dxa"/>
+              <w:bottom w:w="0" w:type="dxa"/>
+              <w:left w:w="0" w:type="dxa"/>
+              <w:right w:w="0" w:type="dxa"/>
+            </w:tcMar>
+            <w:vAlign w:val="top"/>
+          </w:tcPr>
+          <w:p>
+            <w:pPr>
+              <w:pStyle w:val="Normal"/>
+              <w:jc w:val="center"/>
+              <w:pBdr>
+                <w:bottom w:val="none" w:sz="0" w:space="0" w:color="000000"/>
+                <w:top w:val="none" w:sz="0" w:space="0" w:color="000000"/>
+                <w:left w:val="none" w:sz="0" w:space="0" w:color="000000"/>
+                <w:right w:val="none" w:sz="0" w:space="0" w:color="000000"/>
+              </w:pBdr>
+              <w:spacing w:after="100" w:before="100" w:line="240"/>
+              <w:ind w:left="100" w:right="100" w:firstLine="0" w:firstLineChars="0"/>
+              <w:rPr>
+                <w:rFonts w:ascii="Helvetica" w:hAnsi="Helvetica" w:eastAsia="Helvetica" w:cs="Helvetica"/>
+                <w:i w:val="false"/>
+                <w:b w:val="false"/>
+                <w:u w:val="none"/>
+                <w:sz w:val="22"/>
+                <w:szCs w:val="22"/>
+                <w:color w:val="000000"/>
+              </w:rPr>
+            </w:pPr>
+            <w:r>
+              <w:rPr>
+                <w:rFonts w:ascii="Helvetica" w:hAnsi="Helvetica" w:eastAsia="Helvetica" w:cs="Helvetica"/>
+                <w:i w:val="false"/>
+                <w:b w:val="false"/>
+                <w:u w:val="none"/>
+                <w:sz w:val="22"/>
+                <w:szCs w:val="22"/>
+                <w:color w:val="000000"/>
+              </w:rPr>
+              <w:t xml:space="preserve">0.480</w:t>
             </w:r>
           </w:p>
         </w:tc>
@@ -12430,378 +12430,378 @@
                 <w:szCs w:val="22"/>
                 <w:color w:val="000000"/>
               </w:rPr>
-              <w:t xml:space="preserve">143</w:t>
-            </w:r>
-          </w:p>
-        </w:tc>
-        <w:tc>
-          <w:tcPr>
-            <w:tcBorders>
-              <w:bottom w:val="none" w:sz="0" w:space="0" w:color="000000"/>
-              <w:top w:val="none" w:sz="0" w:space="0" w:color="000000"/>
-              <w:left w:val="none" w:sz="0" w:space="0" w:color="000000"/>
-              <w:right w:val="none" w:sz="0" w:space="0" w:color="000000"/>
-            </w:tcBorders>
-            <w:shd w:val="clear" w:color="auto" w:fill="FFFFFF"/>
-            <w:tcMar>
-              <w:top w:w="0" w:type="dxa"/>
-              <w:bottom w:w="0" w:type="dxa"/>
-              <w:left w:w="0" w:type="dxa"/>
-              <w:right w:w="0" w:type="dxa"/>
-            </w:tcMar>
-            <w:vAlign w:val="top"/>
-          </w:tcPr>
-          <w:p>
-            <w:pPr>
-              <w:pStyle w:val="Normal"/>
-              <w:jc w:val="center"/>
-              <w:pBdr>
-                <w:bottom w:val="none" w:sz="0" w:space="0" w:color="000000"/>
-                <w:top w:val="none" w:sz="0" w:space="0" w:color="000000"/>
-                <w:left w:val="none" w:sz="0" w:space="0" w:color="000000"/>
-                <w:right w:val="none" w:sz="0" w:space="0" w:color="000000"/>
-              </w:pBdr>
-              <w:spacing w:after="100" w:before="100" w:line="240"/>
-              <w:ind w:left="100" w:right="100" w:firstLine="0" w:firstLineChars="0"/>
-              <w:rPr>
-                <w:rFonts w:ascii="Helvetica" w:hAnsi="Helvetica" w:eastAsia="Helvetica" w:cs="Helvetica"/>
-                <w:i w:val="false"/>
-                <w:b w:val="false"/>
-                <w:u w:val="none"/>
-                <w:sz w:val="22"/>
-                <w:szCs w:val="22"/>
-                <w:color w:val="000000"/>
-              </w:rPr>
-            </w:pPr>
-            <w:r>
-              <w:rPr>
-                <w:rFonts w:ascii="Helvetica" w:hAnsi="Helvetica" w:eastAsia="Helvetica" w:cs="Helvetica"/>
-                <w:i w:val="false"/>
-                <w:b w:val="false"/>
-                <w:u w:val="none"/>
-                <w:sz w:val="22"/>
-                <w:szCs w:val="22"/>
-                <w:color w:val="000000"/>
-              </w:rPr>
-              <w:t xml:space="preserve">2.12</w:t>
-            </w:r>
-          </w:p>
-        </w:tc>
-        <w:tc>
-          <w:tcPr>
-            <w:tcBorders>
-              <w:bottom w:val="none" w:sz="0" w:space="0" w:color="000000"/>
-              <w:top w:val="none" w:sz="0" w:space="0" w:color="000000"/>
-              <w:left w:val="none" w:sz="0" w:space="0" w:color="000000"/>
-              <w:right w:val="none" w:sz="0" w:space="0" w:color="000000"/>
-            </w:tcBorders>
-            <w:shd w:val="clear" w:color="auto" w:fill="FFFFFF"/>
-            <w:tcMar>
-              <w:top w:w="0" w:type="dxa"/>
-              <w:bottom w:w="0" w:type="dxa"/>
-              <w:left w:w="0" w:type="dxa"/>
-              <w:right w:w="0" w:type="dxa"/>
-            </w:tcMar>
-            <w:vAlign w:val="top"/>
-          </w:tcPr>
-          <w:p>
-            <w:pPr>
-              <w:pStyle w:val="Normal"/>
-              <w:jc w:val="center"/>
-              <w:pBdr>
-                <w:bottom w:val="none" w:sz="0" w:space="0" w:color="000000"/>
-                <w:top w:val="none" w:sz="0" w:space="0" w:color="000000"/>
-                <w:left w:val="none" w:sz="0" w:space="0" w:color="000000"/>
-                <w:right w:val="none" w:sz="0" w:space="0" w:color="000000"/>
-              </w:pBdr>
-              <w:spacing w:after="100" w:before="100" w:line="240"/>
-              <w:ind w:left="100" w:right="100" w:firstLine="0" w:firstLineChars="0"/>
-              <w:rPr>
-                <w:rFonts w:ascii="Helvetica" w:hAnsi="Helvetica" w:eastAsia="Helvetica" w:cs="Helvetica"/>
-                <w:i w:val="false"/>
-                <w:b w:val="false"/>
-                <w:u w:val="none"/>
-                <w:sz w:val="22"/>
-                <w:szCs w:val="22"/>
-                <w:color w:val="000000"/>
-              </w:rPr>
-            </w:pPr>
-            <w:r>
-              <w:rPr>
-                <w:rFonts w:ascii="Helvetica" w:hAnsi="Helvetica" w:eastAsia="Helvetica" w:cs="Helvetica"/>
-                <w:i w:val="false"/>
-                <w:b w:val="false"/>
-                <w:u w:val="none"/>
-                <w:sz w:val="22"/>
-                <w:szCs w:val="22"/>
-                <w:color w:val="000000"/>
-              </w:rPr>
-              <w:t xml:space="preserve">0.78, 5.77</w:t>
-            </w:r>
-          </w:p>
-        </w:tc>
-        <w:tc>
-          <w:tcPr>
-            <w:tcBorders>
-              <w:bottom w:val="none" w:sz="0" w:space="0" w:color="000000"/>
-              <w:top w:val="none" w:sz="0" w:space="0" w:color="000000"/>
-              <w:left w:val="none" w:sz="0" w:space="0" w:color="000000"/>
-              <w:right w:val="none" w:sz="0" w:space="0" w:color="000000"/>
-            </w:tcBorders>
-            <w:shd w:val="clear" w:color="auto" w:fill="FFFFFF"/>
-            <w:tcMar>
-              <w:top w:w="0" w:type="dxa"/>
-              <w:bottom w:w="0" w:type="dxa"/>
-              <w:left w:w="0" w:type="dxa"/>
-              <w:right w:w="0" w:type="dxa"/>
-            </w:tcMar>
-            <w:vAlign w:val="top"/>
-          </w:tcPr>
-          <w:p>
-            <w:pPr>
-              <w:pStyle w:val="Normal"/>
-              <w:jc w:val="center"/>
-              <w:pBdr>
-                <w:bottom w:val="none" w:sz="0" w:space="0" w:color="000000"/>
-                <w:top w:val="none" w:sz="0" w:space="0" w:color="000000"/>
-                <w:left w:val="none" w:sz="0" w:space="0" w:color="000000"/>
-                <w:right w:val="none" w:sz="0" w:space="0" w:color="000000"/>
-              </w:pBdr>
-              <w:spacing w:after="100" w:before="100" w:line="240"/>
-              <w:ind w:left="100" w:right="100" w:firstLine="0" w:firstLineChars="0"/>
-              <w:rPr>
-                <w:rFonts w:ascii="Helvetica" w:hAnsi="Helvetica" w:eastAsia="Helvetica" w:cs="Helvetica"/>
-                <w:i w:val="false"/>
-                <w:b w:val="false"/>
-                <w:u w:val="none"/>
-                <w:sz w:val="22"/>
-                <w:szCs w:val="22"/>
-                <w:color w:val="000000"/>
-              </w:rPr>
-            </w:pPr>
-            <w:r>
-              <w:rPr>
-                <w:rFonts w:ascii="Helvetica" w:hAnsi="Helvetica" w:eastAsia="Helvetica" w:cs="Helvetica"/>
-                <w:i w:val="false"/>
-                <w:b w:val="false"/>
-                <w:u w:val="none"/>
-                <w:sz w:val="22"/>
-                <w:szCs w:val="22"/>
-                <w:color w:val="000000"/>
-              </w:rPr>
-              <w:t xml:space="preserve">0.140</w:t>
-            </w:r>
-          </w:p>
-        </w:tc>
-        <w:tc>
-          <w:tcPr>
-            <w:tcBorders>
-              <w:bottom w:val="none" w:sz="0" w:space="0" w:color="000000"/>
-              <w:top w:val="none" w:sz="0" w:space="0" w:color="000000"/>
-              <w:left w:val="none" w:sz="0" w:space="0" w:color="000000"/>
-              <w:right w:val="none" w:sz="0" w:space="0" w:color="000000"/>
-            </w:tcBorders>
-            <w:shd w:val="clear" w:color="auto" w:fill="FFFFFF"/>
-            <w:tcMar>
-              <w:top w:w="0" w:type="dxa"/>
-              <w:bottom w:w="0" w:type="dxa"/>
-              <w:left w:w="0" w:type="dxa"/>
-              <w:right w:w="0" w:type="dxa"/>
-            </w:tcMar>
-            <w:vAlign w:val="top"/>
-          </w:tcPr>
-          <w:p>
-            <w:pPr>
-              <w:pStyle w:val="Normal"/>
-              <w:jc w:val="center"/>
-              <w:pBdr>
-                <w:bottom w:val="none" w:sz="0" w:space="0" w:color="000000"/>
-                <w:top w:val="none" w:sz="0" w:space="0" w:color="000000"/>
-                <w:left w:val="none" w:sz="0" w:space="0" w:color="000000"/>
-                <w:right w:val="none" w:sz="0" w:space="0" w:color="000000"/>
-              </w:pBdr>
-              <w:spacing w:after="100" w:before="100" w:line="240"/>
-              <w:ind w:left="100" w:right="100" w:firstLine="0" w:firstLineChars="0"/>
-              <w:rPr>
-                <w:rFonts w:ascii="Helvetica" w:hAnsi="Helvetica" w:eastAsia="Helvetica" w:cs="Helvetica"/>
-                <w:i w:val="false"/>
-                <w:b w:val="false"/>
-                <w:u w:val="none"/>
-                <w:sz w:val="22"/>
-                <w:szCs w:val="22"/>
-                <w:color w:val="000000"/>
-              </w:rPr>
-            </w:pPr>
-            <w:r>
-              <w:rPr>
-                <w:rFonts w:ascii="Helvetica" w:hAnsi="Helvetica" w:eastAsia="Helvetica" w:cs="Helvetica"/>
-                <w:i w:val="false"/>
-                <w:b w:val="false"/>
-                <w:u w:val="none"/>
-                <w:sz w:val="22"/>
-                <w:szCs w:val="22"/>
-                <w:color w:val="000000"/>
-              </w:rPr>
-              <w:t xml:space="preserve">143</w:t>
-            </w:r>
-          </w:p>
-        </w:tc>
-        <w:tc>
-          <w:tcPr>
-            <w:tcBorders>
-              <w:bottom w:val="none" w:sz="0" w:space="0" w:color="000000"/>
-              <w:top w:val="none" w:sz="0" w:space="0" w:color="000000"/>
-              <w:left w:val="none" w:sz="0" w:space="0" w:color="000000"/>
-              <w:right w:val="none" w:sz="0" w:space="0" w:color="000000"/>
-            </w:tcBorders>
-            <w:shd w:val="clear" w:color="auto" w:fill="FFFFFF"/>
-            <w:tcMar>
-              <w:top w:w="0" w:type="dxa"/>
-              <w:bottom w:w="0" w:type="dxa"/>
-              <w:left w:w="0" w:type="dxa"/>
-              <w:right w:w="0" w:type="dxa"/>
-            </w:tcMar>
-            <w:vAlign w:val="top"/>
-          </w:tcPr>
-          <w:p>
-            <w:pPr>
-              <w:pStyle w:val="Normal"/>
-              <w:jc w:val="center"/>
-              <w:pBdr>
-                <w:bottom w:val="none" w:sz="0" w:space="0" w:color="000000"/>
-                <w:top w:val="none" w:sz="0" w:space="0" w:color="000000"/>
-                <w:left w:val="none" w:sz="0" w:space="0" w:color="000000"/>
-                <w:right w:val="none" w:sz="0" w:space="0" w:color="000000"/>
-              </w:pBdr>
-              <w:spacing w:after="100" w:before="100" w:line="240"/>
-              <w:ind w:left="100" w:right="100" w:firstLine="0" w:firstLineChars="0"/>
-              <w:rPr>
-                <w:rFonts w:ascii="Helvetica" w:hAnsi="Helvetica" w:eastAsia="Helvetica" w:cs="Helvetica"/>
-                <w:i w:val="false"/>
-                <w:b w:val="false"/>
-                <w:u w:val="none"/>
-                <w:sz w:val="22"/>
-                <w:szCs w:val="22"/>
-                <w:color w:val="000000"/>
-              </w:rPr>
-            </w:pPr>
-            <w:r>
-              <w:rPr>
-                <w:rFonts w:ascii="Helvetica" w:hAnsi="Helvetica" w:eastAsia="Helvetica" w:cs="Helvetica"/>
-                <w:i w:val="false"/>
-                <w:b w:val="false"/>
-                <w:u w:val="none"/>
-                <w:sz w:val="22"/>
-                <w:szCs w:val="22"/>
-                <w:color w:val="000000"/>
-              </w:rPr>
-              <w:t xml:space="preserve">1.96</w:t>
-            </w:r>
-          </w:p>
-        </w:tc>
-        <w:tc>
-          <w:tcPr>
-            <w:tcBorders>
-              <w:bottom w:val="none" w:sz="0" w:space="0" w:color="000000"/>
-              <w:top w:val="none" w:sz="0" w:space="0" w:color="000000"/>
-              <w:left w:val="none" w:sz="0" w:space="0" w:color="000000"/>
-              <w:right w:val="none" w:sz="0" w:space="0" w:color="000000"/>
-            </w:tcBorders>
-            <w:shd w:val="clear" w:color="auto" w:fill="FFFFFF"/>
-            <w:tcMar>
-              <w:top w:w="0" w:type="dxa"/>
-              <w:bottom w:w="0" w:type="dxa"/>
-              <w:left w:w="0" w:type="dxa"/>
-              <w:right w:w="0" w:type="dxa"/>
-            </w:tcMar>
-            <w:vAlign w:val="top"/>
-          </w:tcPr>
-          <w:p>
-            <w:pPr>
-              <w:pStyle w:val="Normal"/>
-              <w:jc w:val="center"/>
-              <w:pBdr>
-                <w:bottom w:val="none" w:sz="0" w:space="0" w:color="000000"/>
-                <w:top w:val="none" w:sz="0" w:space="0" w:color="000000"/>
-                <w:left w:val="none" w:sz="0" w:space="0" w:color="000000"/>
-                <w:right w:val="none" w:sz="0" w:space="0" w:color="000000"/>
-              </w:pBdr>
-              <w:spacing w:after="100" w:before="100" w:line="240"/>
-              <w:ind w:left="100" w:right="100" w:firstLine="0" w:firstLineChars="0"/>
-              <w:rPr>
-                <w:rFonts w:ascii="Helvetica" w:hAnsi="Helvetica" w:eastAsia="Helvetica" w:cs="Helvetica"/>
-                <w:i w:val="false"/>
-                <w:b w:val="false"/>
-                <w:u w:val="none"/>
-                <w:sz w:val="22"/>
-                <w:szCs w:val="22"/>
-                <w:color w:val="000000"/>
-              </w:rPr>
-            </w:pPr>
-            <w:r>
-              <w:rPr>
-                <w:rFonts w:ascii="Helvetica" w:hAnsi="Helvetica" w:eastAsia="Helvetica" w:cs="Helvetica"/>
-                <w:i w:val="false"/>
-                <w:b w:val="false"/>
-                <w:u w:val="none"/>
-                <w:sz w:val="22"/>
-                <w:szCs w:val="22"/>
-                <w:color w:val="000000"/>
-              </w:rPr>
-              <w:t xml:space="preserve">0.51, 7.58</w:t>
-            </w:r>
-          </w:p>
-        </w:tc>
-        <w:tc>
-          <w:tcPr>
-            <w:tcBorders>
-              <w:bottom w:val="none" w:sz="0" w:space="0" w:color="000000"/>
-              <w:top w:val="none" w:sz="0" w:space="0" w:color="000000"/>
-              <w:left w:val="none" w:sz="0" w:space="0" w:color="000000"/>
-              <w:right w:val="none" w:sz="0" w:space="0" w:color="000000"/>
-            </w:tcBorders>
-            <w:shd w:val="clear" w:color="auto" w:fill="FFFFFF"/>
-            <w:tcMar>
-              <w:top w:w="0" w:type="dxa"/>
-              <w:bottom w:w="0" w:type="dxa"/>
-              <w:left w:w="0" w:type="dxa"/>
-              <w:right w:w="0" w:type="dxa"/>
-            </w:tcMar>
-            <w:vAlign w:val="top"/>
-          </w:tcPr>
-          <w:p>
-            <w:pPr>
-              <w:pStyle w:val="Normal"/>
-              <w:jc w:val="center"/>
-              <w:pBdr>
-                <w:bottom w:val="none" w:sz="0" w:space="0" w:color="000000"/>
-                <w:top w:val="none" w:sz="0" w:space="0" w:color="000000"/>
-                <w:left w:val="none" w:sz="0" w:space="0" w:color="000000"/>
-                <w:right w:val="none" w:sz="0" w:space="0" w:color="000000"/>
-              </w:pBdr>
-              <w:spacing w:after="100" w:before="100" w:line="240"/>
-              <w:ind w:left="100" w:right="100" w:firstLine="0" w:firstLineChars="0"/>
-              <w:rPr>
-                <w:rFonts w:ascii="Helvetica" w:hAnsi="Helvetica" w:eastAsia="Helvetica" w:cs="Helvetica"/>
-                <w:i w:val="false"/>
-                <w:b w:val="false"/>
-                <w:u w:val="none"/>
-                <w:sz w:val="22"/>
-                <w:szCs w:val="22"/>
-                <w:color w:val="000000"/>
-              </w:rPr>
-            </w:pPr>
-            <w:r>
-              <w:rPr>
-                <w:rFonts w:ascii="Helvetica" w:hAnsi="Helvetica" w:eastAsia="Helvetica" w:cs="Helvetica"/>
-                <w:i w:val="false"/>
-                <w:b w:val="false"/>
-                <w:u w:val="none"/>
-                <w:sz w:val="22"/>
-                <w:szCs w:val="22"/>
-                <w:color w:val="000000"/>
-              </w:rPr>
-              <w:t xml:space="preserve">0.330</w:t>
+              <w:t xml:space="preserve">142</w:t>
+            </w:r>
+          </w:p>
+        </w:tc>
+        <w:tc>
+          <w:tcPr>
+            <w:tcBorders>
+              <w:bottom w:val="none" w:sz="0" w:space="0" w:color="000000"/>
+              <w:top w:val="none" w:sz="0" w:space="0" w:color="000000"/>
+              <w:left w:val="none" w:sz="0" w:space="0" w:color="000000"/>
+              <w:right w:val="none" w:sz="0" w:space="0" w:color="000000"/>
+            </w:tcBorders>
+            <w:shd w:val="clear" w:color="auto" w:fill="FFFFFF"/>
+            <w:tcMar>
+              <w:top w:w="0" w:type="dxa"/>
+              <w:bottom w:w="0" w:type="dxa"/>
+              <w:left w:w="0" w:type="dxa"/>
+              <w:right w:w="0" w:type="dxa"/>
+            </w:tcMar>
+            <w:vAlign w:val="top"/>
+          </w:tcPr>
+          <w:p>
+            <w:pPr>
+              <w:pStyle w:val="Normal"/>
+              <w:jc w:val="center"/>
+              <w:pBdr>
+                <w:bottom w:val="none" w:sz="0" w:space="0" w:color="000000"/>
+                <w:top w:val="none" w:sz="0" w:space="0" w:color="000000"/>
+                <w:left w:val="none" w:sz="0" w:space="0" w:color="000000"/>
+                <w:right w:val="none" w:sz="0" w:space="0" w:color="000000"/>
+              </w:pBdr>
+              <w:spacing w:after="100" w:before="100" w:line="240"/>
+              <w:ind w:left="100" w:right="100" w:firstLine="0" w:firstLineChars="0"/>
+              <w:rPr>
+                <w:rFonts w:ascii="Helvetica" w:hAnsi="Helvetica" w:eastAsia="Helvetica" w:cs="Helvetica"/>
+                <w:i w:val="false"/>
+                <w:b w:val="false"/>
+                <w:u w:val="none"/>
+                <w:sz w:val="22"/>
+                <w:szCs w:val="22"/>
+                <w:color w:val="000000"/>
+              </w:rPr>
+            </w:pPr>
+            <w:r>
+              <w:rPr>
+                <w:rFonts w:ascii="Helvetica" w:hAnsi="Helvetica" w:eastAsia="Helvetica" w:cs="Helvetica"/>
+                <w:i w:val="false"/>
+                <w:b w:val="false"/>
+                <w:u w:val="none"/>
+                <w:sz w:val="22"/>
+                <w:szCs w:val="22"/>
+                <w:color w:val="000000"/>
+              </w:rPr>
+              <w:t xml:space="preserve">2.10</w:t>
+            </w:r>
+          </w:p>
+        </w:tc>
+        <w:tc>
+          <w:tcPr>
+            <w:tcBorders>
+              <w:bottom w:val="none" w:sz="0" w:space="0" w:color="000000"/>
+              <w:top w:val="none" w:sz="0" w:space="0" w:color="000000"/>
+              <w:left w:val="none" w:sz="0" w:space="0" w:color="000000"/>
+              <w:right w:val="none" w:sz="0" w:space="0" w:color="000000"/>
+            </w:tcBorders>
+            <w:shd w:val="clear" w:color="auto" w:fill="FFFFFF"/>
+            <w:tcMar>
+              <w:top w:w="0" w:type="dxa"/>
+              <w:bottom w:w="0" w:type="dxa"/>
+              <w:left w:w="0" w:type="dxa"/>
+              <w:right w:w="0" w:type="dxa"/>
+            </w:tcMar>
+            <w:vAlign w:val="top"/>
+          </w:tcPr>
+          <w:p>
+            <w:pPr>
+              <w:pStyle w:val="Normal"/>
+              <w:jc w:val="center"/>
+              <w:pBdr>
+                <w:bottom w:val="none" w:sz="0" w:space="0" w:color="000000"/>
+                <w:top w:val="none" w:sz="0" w:space="0" w:color="000000"/>
+                <w:left w:val="none" w:sz="0" w:space="0" w:color="000000"/>
+                <w:right w:val="none" w:sz="0" w:space="0" w:color="000000"/>
+              </w:pBdr>
+              <w:spacing w:after="100" w:before="100" w:line="240"/>
+              <w:ind w:left="100" w:right="100" w:firstLine="0" w:firstLineChars="0"/>
+              <w:rPr>
+                <w:rFonts w:ascii="Helvetica" w:hAnsi="Helvetica" w:eastAsia="Helvetica" w:cs="Helvetica"/>
+                <w:i w:val="false"/>
+                <w:b w:val="false"/>
+                <w:u w:val="none"/>
+                <w:sz w:val="22"/>
+                <w:szCs w:val="22"/>
+                <w:color w:val="000000"/>
+              </w:rPr>
+            </w:pPr>
+            <w:r>
+              <w:rPr>
+                <w:rFonts w:ascii="Helvetica" w:hAnsi="Helvetica" w:eastAsia="Helvetica" w:cs="Helvetica"/>
+                <w:i w:val="false"/>
+                <w:b w:val="false"/>
+                <w:u w:val="none"/>
+                <w:sz w:val="22"/>
+                <w:szCs w:val="22"/>
+                <w:color w:val="000000"/>
+              </w:rPr>
+              <w:t xml:space="preserve">0.77, 5.71</w:t>
+            </w:r>
+          </w:p>
+        </w:tc>
+        <w:tc>
+          <w:tcPr>
+            <w:tcBorders>
+              <w:bottom w:val="none" w:sz="0" w:space="0" w:color="000000"/>
+              <w:top w:val="none" w:sz="0" w:space="0" w:color="000000"/>
+              <w:left w:val="none" w:sz="0" w:space="0" w:color="000000"/>
+              <w:right w:val="none" w:sz="0" w:space="0" w:color="000000"/>
+            </w:tcBorders>
+            <w:shd w:val="clear" w:color="auto" w:fill="FFFFFF"/>
+            <w:tcMar>
+              <w:top w:w="0" w:type="dxa"/>
+              <w:bottom w:w="0" w:type="dxa"/>
+              <w:left w:w="0" w:type="dxa"/>
+              <w:right w:w="0" w:type="dxa"/>
+            </w:tcMar>
+            <w:vAlign w:val="top"/>
+          </w:tcPr>
+          <w:p>
+            <w:pPr>
+              <w:pStyle w:val="Normal"/>
+              <w:jc w:val="center"/>
+              <w:pBdr>
+                <w:bottom w:val="none" w:sz="0" w:space="0" w:color="000000"/>
+                <w:top w:val="none" w:sz="0" w:space="0" w:color="000000"/>
+                <w:left w:val="none" w:sz="0" w:space="0" w:color="000000"/>
+                <w:right w:val="none" w:sz="0" w:space="0" w:color="000000"/>
+              </w:pBdr>
+              <w:spacing w:after="100" w:before="100" w:line="240"/>
+              <w:ind w:left="100" w:right="100" w:firstLine="0" w:firstLineChars="0"/>
+              <w:rPr>
+                <w:rFonts w:ascii="Helvetica" w:hAnsi="Helvetica" w:eastAsia="Helvetica" w:cs="Helvetica"/>
+                <w:i w:val="false"/>
+                <w:b w:val="false"/>
+                <w:u w:val="none"/>
+                <w:sz w:val="22"/>
+                <w:szCs w:val="22"/>
+                <w:color w:val="000000"/>
+              </w:rPr>
+            </w:pPr>
+            <w:r>
+              <w:rPr>
+                <w:rFonts w:ascii="Helvetica" w:hAnsi="Helvetica" w:eastAsia="Helvetica" w:cs="Helvetica"/>
+                <w:i w:val="false"/>
+                <w:b w:val="false"/>
+                <w:u w:val="none"/>
+                <w:sz w:val="22"/>
+                <w:szCs w:val="22"/>
+                <w:color w:val="000000"/>
+              </w:rPr>
+              <w:t xml:space="preserve">0.150</w:t>
+            </w:r>
+          </w:p>
+        </w:tc>
+        <w:tc>
+          <w:tcPr>
+            <w:tcBorders>
+              <w:bottom w:val="none" w:sz="0" w:space="0" w:color="000000"/>
+              <w:top w:val="none" w:sz="0" w:space="0" w:color="000000"/>
+              <w:left w:val="none" w:sz="0" w:space="0" w:color="000000"/>
+              <w:right w:val="none" w:sz="0" w:space="0" w:color="000000"/>
+            </w:tcBorders>
+            <w:shd w:val="clear" w:color="auto" w:fill="FFFFFF"/>
+            <w:tcMar>
+              <w:top w:w="0" w:type="dxa"/>
+              <w:bottom w:w="0" w:type="dxa"/>
+              <w:left w:w="0" w:type="dxa"/>
+              <w:right w:w="0" w:type="dxa"/>
+            </w:tcMar>
+            <w:vAlign w:val="top"/>
+          </w:tcPr>
+          <w:p>
+            <w:pPr>
+              <w:pStyle w:val="Normal"/>
+              <w:jc w:val="center"/>
+              <w:pBdr>
+                <w:bottom w:val="none" w:sz="0" w:space="0" w:color="000000"/>
+                <w:top w:val="none" w:sz="0" w:space="0" w:color="000000"/>
+                <w:left w:val="none" w:sz="0" w:space="0" w:color="000000"/>
+                <w:right w:val="none" w:sz="0" w:space="0" w:color="000000"/>
+              </w:pBdr>
+              <w:spacing w:after="100" w:before="100" w:line="240"/>
+              <w:ind w:left="100" w:right="100" w:firstLine="0" w:firstLineChars="0"/>
+              <w:rPr>
+                <w:rFonts w:ascii="Helvetica" w:hAnsi="Helvetica" w:eastAsia="Helvetica" w:cs="Helvetica"/>
+                <w:i w:val="false"/>
+                <w:b w:val="false"/>
+                <w:u w:val="none"/>
+                <w:sz w:val="22"/>
+                <w:szCs w:val="22"/>
+                <w:color w:val="000000"/>
+              </w:rPr>
+            </w:pPr>
+            <w:r>
+              <w:rPr>
+                <w:rFonts w:ascii="Helvetica" w:hAnsi="Helvetica" w:eastAsia="Helvetica" w:cs="Helvetica"/>
+                <w:i w:val="false"/>
+                <w:b w:val="false"/>
+                <w:u w:val="none"/>
+                <w:sz w:val="22"/>
+                <w:szCs w:val="22"/>
+                <w:color w:val="000000"/>
+              </w:rPr>
+              <w:t xml:space="preserve">142</w:t>
+            </w:r>
+          </w:p>
+        </w:tc>
+        <w:tc>
+          <w:tcPr>
+            <w:tcBorders>
+              <w:bottom w:val="none" w:sz="0" w:space="0" w:color="000000"/>
+              <w:top w:val="none" w:sz="0" w:space="0" w:color="000000"/>
+              <w:left w:val="none" w:sz="0" w:space="0" w:color="000000"/>
+              <w:right w:val="none" w:sz="0" w:space="0" w:color="000000"/>
+            </w:tcBorders>
+            <w:shd w:val="clear" w:color="auto" w:fill="FFFFFF"/>
+            <w:tcMar>
+              <w:top w:w="0" w:type="dxa"/>
+              <w:bottom w:w="0" w:type="dxa"/>
+              <w:left w:w="0" w:type="dxa"/>
+              <w:right w:w="0" w:type="dxa"/>
+            </w:tcMar>
+            <w:vAlign w:val="top"/>
+          </w:tcPr>
+          <w:p>
+            <w:pPr>
+              <w:pStyle w:val="Normal"/>
+              <w:jc w:val="center"/>
+              <w:pBdr>
+                <w:bottom w:val="none" w:sz="0" w:space="0" w:color="000000"/>
+                <w:top w:val="none" w:sz="0" w:space="0" w:color="000000"/>
+                <w:left w:val="none" w:sz="0" w:space="0" w:color="000000"/>
+                <w:right w:val="none" w:sz="0" w:space="0" w:color="000000"/>
+              </w:pBdr>
+              <w:spacing w:after="100" w:before="100" w:line="240"/>
+              <w:ind w:left="100" w:right="100" w:firstLine="0" w:firstLineChars="0"/>
+              <w:rPr>
+                <w:rFonts w:ascii="Helvetica" w:hAnsi="Helvetica" w:eastAsia="Helvetica" w:cs="Helvetica"/>
+                <w:i w:val="false"/>
+                <w:b w:val="false"/>
+                <w:u w:val="none"/>
+                <w:sz w:val="22"/>
+                <w:szCs w:val="22"/>
+                <w:color w:val="000000"/>
+              </w:rPr>
+            </w:pPr>
+            <w:r>
+              <w:rPr>
+                <w:rFonts w:ascii="Helvetica" w:hAnsi="Helvetica" w:eastAsia="Helvetica" w:cs="Helvetica"/>
+                <w:i w:val="false"/>
+                <w:b w:val="false"/>
+                <w:u w:val="none"/>
+                <w:sz w:val="22"/>
+                <w:szCs w:val="22"/>
+                <w:color w:val="000000"/>
+              </w:rPr>
+              <w:t xml:space="preserve">1.91</w:t>
+            </w:r>
+          </w:p>
+        </w:tc>
+        <w:tc>
+          <w:tcPr>
+            <w:tcBorders>
+              <w:bottom w:val="none" w:sz="0" w:space="0" w:color="000000"/>
+              <w:top w:val="none" w:sz="0" w:space="0" w:color="000000"/>
+              <w:left w:val="none" w:sz="0" w:space="0" w:color="000000"/>
+              <w:right w:val="none" w:sz="0" w:space="0" w:color="000000"/>
+            </w:tcBorders>
+            <w:shd w:val="clear" w:color="auto" w:fill="FFFFFF"/>
+            <w:tcMar>
+              <w:top w:w="0" w:type="dxa"/>
+              <w:bottom w:w="0" w:type="dxa"/>
+              <w:left w:w="0" w:type="dxa"/>
+              <w:right w:w="0" w:type="dxa"/>
+            </w:tcMar>
+            <w:vAlign w:val="top"/>
+          </w:tcPr>
+          <w:p>
+            <w:pPr>
+              <w:pStyle w:val="Normal"/>
+              <w:jc w:val="center"/>
+              <w:pBdr>
+                <w:bottom w:val="none" w:sz="0" w:space="0" w:color="000000"/>
+                <w:top w:val="none" w:sz="0" w:space="0" w:color="000000"/>
+                <w:left w:val="none" w:sz="0" w:space="0" w:color="000000"/>
+                <w:right w:val="none" w:sz="0" w:space="0" w:color="000000"/>
+              </w:pBdr>
+              <w:spacing w:after="100" w:before="100" w:line="240"/>
+              <w:ind w:left="100" w:right="100" w:firstLine="0" w:firstLineChars="0"/>
+              <w:rPr>
+                <w:rFonts w:ascii="Helvetica" w:hAnsi="Helvetica" w:eastAsia="Helvetica" w:cs="Helvetica"/>
+                <w:i w:val="false"/>
+                <w:b w:val="false"/>
+                <w:u w:val="none"/>
+                <w:sz w:val="22"/>
+                <w:szCs w:val="22"/>
+                <w:color w:val="000000"/>
+              </w:rPr>
+            </w:pPr>
+            <w:r>
+              <w:rPr>
+                <w:rFonts w:ascii="Helvetica" w:hAnsi="Helvetica" w:eastAsia="Helvetica" w:cs="Helvetica"/>
+                <w:i w:val="false"/>
+                <w:b w:val="false"/>
+                <w:u w:val="none"/>
+                <w:sz w:val="22"/>
+                <w:szCs w:val="22"/>
+                <w:color w:val="000000"/>
+              </w:rPr>
+              <w:t xml:space="preserve">0.48, 7.60</w:t>
+            </w:r>
+          </w:p>
+        </w:tc>
+        <w:tc>
+          <w:tcPr>
+            <w:tcBorders>
+              <w:bottom w:val="none" w:sz="0" w:space="0" w:color="000000"/>
+              <w:top w:val="none" w:sz="0" w:space="0" w:color="000000"/>
+              <w:left w:val="none" w:sz="0" w:space="0" w:color="000000"/>
+              <w:right w:val="none" w:sz="0" w:space="0" w:color="000000"/>
+            </w:tcBorders>
+            <w:shd w:val="clear" w:color="auto" w:fill="FFFFFF"/>
+            <w:tcMar>
+              <w:top w:w="0" w:type="dxa"/>
+              <w:bottom w:w="0" w:type="dxa"/>
+              <w:left w:w="0" w:type="dxa"/>
+              <w:right w:w="0" w:type="dxa"/>
+            </w:tcMar>
+            <w:vAlign w:val="top"/>
+          </w:tcPr>
+          <w:p>
+            <w:pPr>
+              <w:pStyle w:val="Normal"/>
+              <w:jc w:val="center"/>
+              <w:pBdr>
+                <w:bottom w:val="none" w:sz="0" w:space="0" w:color="000000"/>
+                <w:top w:val="none" w:sz="0" w:space="0" w:color="000000"/>
+                <w:left w:val="none" w:sz="0" w:space="0" w:color="000000"/>
+                <w:right w:val="none" w:sz="0" w:space="0" w:color="000000"/>
+              </w:pBdr>
+              <w:spacing w:after="100" w:before="100" w:line="240"/>
+              <w:ind w:left="100" w:right="100" w:firstLine="0" w:firstLineChars="0"/>
+              <w:rPr>
+                <w:rFonts w:ascii="Helvetica" w:hAnsi="Helvetica" w:eastAsia="Helvetica" w:cs="Helvetica"/>
+                <w:i w:val="false"/>
+                <w:b w:val="false"/>
+                <w:u w:val="none"/>
+                <w:sz w:val="22"/>
+                <w:szCs w:val="22"/>
+                <w:color w:val="000000"/>
+              </w:rPr>
+            </w:pPr>
+            <w:r>
+              <w:rPr>
+                <w:rFonts w:ascii="Helvetica" w:hAnsi="Helvetica" w:eastAsia="Helvetica" w:cs="Helvetica"/>
+                <w:i w:val="false"/>
+                <w:b w:val="false"/>
+                <w:u w:val="none"/>
+                <w:sz w:val="22"/>
+                <w:szCs w:val="22"/>
+                <w:color w:val="000000"/>
+              </w:rPr>
+              <w:t xml:space="preserve">0.360</w:t>
             </w:r>
           </w:p>
         </w:tc>
@@ -12913,378 +12913,378 @@
                 <w:szCs w:val="22"/>
                 <w:color w:val="000000"/>
               </w:rPr>
-              <w:t xml:space="preserve">143</w:t>
-            </w:r>
-          </w:p>
-        </w:tc>
-        <w:tc>
-          <w:tcPr>
-            <w:tcBorders>
-              <w:bottom w:val="none" w:sz="0" w:space="0" w:color="000000"/>
-              <w:top w:val="none" w:sz="0" w:space="0" w:color="000000"/>
-              <w:left w:val="none" w:sz="0" w:space="0" w:color="000000"/>
-              <w:right w:val="none" w:sz="0" w:space="0" w:color="000000"/>
-            </w:tcBorders>
-            <w:shd w:val="clear" w:color="auto" w:fill="FFFFFF"/>
-            <w:tcMar>
-              <w:top w:w="0" w:type="dxa"/>
-              <w:bottom w:w="0" w:type="dxa"/>
-              <w:left w:w="0" w:type="dxa"/>
-              <w:right w:w="0" w:type="dxa"/>
-            </w:tcMar>
-            <w:vAlign w:val="top"/>
-          </w:tcPr>
-          <w:p>
-            <w:pPr>
-              <w:pStyle w:val="Normal"/>
-              <w:jc w:val="center"/>
-              <w:pBdr>
-                <w:bottom w:val="none" w:sz="0" w:space="0" w:color="000000"/>
-                <w:top w:val="none" w:sz="0" w:space="0" w:color="000000"/>
-                <w:left w:val="none" w:sz="0" w:space="0" w:color="000000"/>
-                <w:right w:val="none" w:sz="0" w:space="0" w:color="000000"/>
-              </w:pBdr>
-              <w:spacing w:after="100" w:before="100" w:line="240"/>
-              <w:ind w:left="100" w:right="100" w:firstLine="0" w:firstLineChars="0"/>
-              <w:rPr>
-                <w:rFonts w:ascii="Helvetica" w:hAnsi="Helvetica" w:eastAsia="Helvetica" w:cs="Helvetica"/>
-                <w:i w:val="false"/>
-                <w:b w:val="false"/>
-                <w:u w:val="none"/>
-                <w:sz w:val="22"/>
-                <w:szCs w:val="22"/>
-                <w:color w:val="000000"/>
-              </w:rPr>
-            </w:pPr>
-            <w:r>
-              <w:rPr>
-                <w:rFonts w:ascii="Helvetica" w:hAnsi="Helvetica" w:eastAsia="Helvetica" w:cs="Helvetica"/>
-                <w:i w:val="false"/>
-                <w:b w:val="false"/>
-                <w:u w:val="none"/>
-                <w:sz w:val="22"/>
-                <w:szCs w:val="22"/>
-                <w:color w:val="000000"/>
-              </w:rPr>
-              <w:t xml:space="preserve">2.90</w:t>
-            </w:r>
-          </w:p>
-        </w:tc>
-        <w:tc>
-          <w:tcPr>
-            <w:tcBorders>
-              <w:bottom w:val="none" w:sz="0" w:space="0" w:color="000000"/>
-              <w:top w:val="none" w:sz="0" w:space="0" w:color="000000"/>
-              <w:left w:val="none" w:sz="0" w:space="0" w:color="000000"/>
-              <w:right w:val="none" w:sz="0" w:space="0" w:color="000000"/>
-            </w:tcBorders>
-            <w:shd w:val="clear" w:color="auto" w:fill="FFFFFF"/>
-            <w:tcMar>
-              <w:top w:w="0" w:type="dxa"/>
-              <w:bottom w:w="0" w:type="dxa"/>
-              <w:left w:w="0" w:type="dxa"/>
-              <w:right w:w="0" w:type="dxa"/>
-            </w:tcMar>
-            <w:vAlign w:val="top"/>
-          </w:tcPr>
-          <w:p>
-            <w:pPr>
-              <w:pStyle w:val="Normal"/>
-              <w:jc w:val="center"/>
-              <w:pBdr>
-                <w:bottom w:val="none" w:sz="0" w:space="0" w:color="000000"/>
-                <w:top w:val="none" w:sz="0" w:space="0" w:color="000000"/>
-                <w:left w:val="none" w:sz="0" w:space="0" w:color="000000"/>
-                <w:right w:val="none" w:sz="0" w:space="0" w:color="000000"/>
-              </w:pBdr>
-              <w:spacing w:after="100" w:before="100" w:line="240"/>
-              <w:ind w:left="100" w:right="100" w:firstLine="0" w:firstLineChars="0"/>
-              <w:rPr>
-                <w:rFonts w:ascii="Helvetica" w:hAnsi="Helvetica" w:eastAsia="Helvetica" w:cs="Helvetica"/>
-                <w:i w:val="false"/>
-                <w:b w:val="false"/>
-                <w:u w:val="none"/>
-                <w:sz w:val="22"/>
-                <w:szCs w:val="22"/>
-                <w:color w:val="000000"/>
-              </w:rPr>
-            </w:pPr>
-            <w:r>
-              <w:rPr>
-                <w:rFonts w:ascii="Helvetica" w:hAnsi="Helvetica" w:eastAsia="Helvetica" w:cs="Helvetica"/>
-                <w:i w:val="false"/>
-                <w:b w:val="false"/>
-                <w:u w:val="none"/>
-                <w:sz w:val="22"/>
-                <w:szCs w:val="22"/>
-                <w:color w:val="000000"/>
-              </w:rPr>
-              <w:t xml:space="preserve">1.06, 7.94</w:t>
-            </w:r>
-          </w:p>
-        </w:tc>
-        <w:tc>
-          <w:tcPr>
-            <w:tcBorders>
-              <w:bottom w:val="none" w:sz="0" w:space="0" w:color="000000"/>
-              <w:top w:val="none" w:sz="0" w:space="0" w:color="000000"/>
-              <w:left w:val="none" w:sz="0" w:space="0" w:color="000000"/>
-              <w:right w:val="none" w:sz="0" w:space="0" w:color="000000"/>
-            </w:tcBorders>
-            <w:shd w:val="clear" w:color="auto" w:fill="FFFFFF"/>
-            <w:tcMar>
-              <w:top w:w="0" w:type="dxa"/>
-              <w:bottom w:w="0" w:type="dxa"/>
-              <w:left w:w="0" w:type="dxa"/>
-              <w:right w:w="0" w:type="dxa"/>
-            </w:tcMar>
-            <w:vAlign w:val="top"/>
-          </w:tcPr>
-          <w:p>
-            <w:pPr>
-              <w:pStyle w:val="Normal"/>
-              <w:jc w:val="center"/>
-              <w:pBdr>
-                <w:bottom w:val="none" w:sz="0" w:space="0" w:color="000000"/>
-                <w:top w:val="none" w:sz="0" w:space="0" w:color="000000"/>
-                <w:left w:val="none" w:sz="0" w:space="0" w:color="000000"/>
-                <w:right w:val="none" w:sz="0" w:space="0" w:color="000000"/>
-              </w:pBdr>
-              <w:spacing w:after="100" w:before="100" w:line="240"/>
-              <w:ind w:left="100" w:right="100" w:firstLine="0" w:firstLineChars="0"/>
-              <w:rPr>
-                <w:rFonts w:ascii="Helvetica" w:hAnsi="Helvetica" w:eastAsia="Helvetica" w:cs="Helvetica"/>
-                <w:i w:val="false"/>
-                <w:b w:val="false"/>
-                <w:u w:val="none"/>
-                <w:sz w:val="22"/>
-                <w:szCs w:val="22"/>
-                <w:color w:val="000000"/>
-              </w:rPr>
-            </w:pPr>
-            <w:r>
-              <w:rPr>
-                <w:rFonts w:ascii="Helvetica" w:hAnsi="Helvetica" w:eastAsia="Helvetica" w:cs="Helvetica"/>
-                <w:i w:val="false"/>
-                <w:b w:val="false"/>
-                <w:u w:val="none"/>
-                <w:sz w:val="22"/>
-                <w:szCs w:val="22"/>
-                <w:color w:val="000000"/>
-              </w:rPr>
-              <w:t xml:space="preserve">0.038</w:t>
-            </w:r>
-          </w:p>
-        </w:tc>
-        <w:tc>
-          <w:tcPr>
-            <w:tcBorders>
-              <w:bottom w:val="none" w:sz="0" w:space="0" w:color="000000"/>
-              <w:top w:val="none" w:sz="0" w:space="0" w:color="000000"/>
-              <w:left w:val="none" w:sz="0" w:space="0" w:color="000000"/>
-              <w:right w:val="none" w:sz="0" w:space="0" w:color="000000"/>
-            </w:tcBorders>
-            <w:shd w:val="clear" w:color="auto" w:fill="FFFFFF"/>
-            <w:tcMar>
-              <w:top w:w="0" w:type="dxa"/>
-              <w:bottom w:w="0" w:type="dxa"/>
-              <w:left w:w="0" w:type="dxa"/>
-              <w:right w:w="0" w:type="dxa"/>
-            </w:tcMar>
-            <w:vAlign w:val="top"/>
-          </w:tcPr>
-          <w:p>
-            <w:pPr>
-              <w:pStyle w:val="Normal"/>
-              <w:jc w:val="center"/>
-              <w:pBdr>
-                <w:bottom w:val="none" w:sz="0" w:space="0" w:color="000000"/>
-                <w:top w:val="none" w:sz="0" w:space="0" w:color="000000"/>
-                <w:left w:val="none" w:sz="0" w:space="0" w:color="000000"/>
-                <w:right w:val="none" w:sz="0" w:space="0" w:color="000000"/>
-              </w:pBdr>
-              <w:spacing w:after="100" w:before="100" w:line="240"/>
-              <w:ind w:left="100" w:right="100" w:firstLine="0" w:firstLineChars="0"/>
-              <w:rPr>
-                <w:rFonts w:ascii="Helvetica" w:hAnsi="Helvetica" w:eastAsia="Helvetica" w:cs="Helvetica"/>
-                <w:i w:val="false"/>
-                <w:b w:val="false"/>
-                <w:u w:val="none"/>
-                <w:sz w:val="22"/>
-                <w:szCs w:val="22"/>
-                <w:color w:val="000000"/>
-              </w:rPr>
-            </w:pPr>
-            <w:r>
-              <w:rPr>
-                <w:rFonts w:ascii="Helvetica" w:hAnsi="Helvetica" w:eastAsia="Helvetica" w:cs="Helvetica"/>
-                <w:i w:val="false"/>
-                <w:b w:val="false"/>
-                <w:u w:val="none"/>
-                <w:sz w:val="22"/>
-                <w:szCs w:val="22"/>
-                <w:color w:val="000000"/>
-              </w:rPr>
-              <w:t xml:space="preserve">143</w:t>
-            </w:r>
-          </w:p>
-        </w:tc>
-        <w:tc>
-          <w:tcPr>
-            <w:tcBorders>
-              <w:bottom w:val="none" w:sz="0" w:space="0" w:color="000000"/>
-              <w:top w:val="none" w:sz="0" w:space="0" w:color="000000"/>
-              <w:left w:val="none" w:sz="0" w:space="0" w:color="000000"/>
-              <w:right w:val="none" w:sz="0" w:space="0" w:color="000000"/>
-            </w:tcBorders>
-            <w:shd w:val="clear" w:color="auto" w:fill="FFFFFF"/>
-            <w:tcMar>
-              <w:top w:w="0" w:type="dxa"/>
-              <w:bottom w:w="0" w:type="dxa"/>
-              <w:left w:w="0" w:type="dxa"/>
-              <w:right w:w="0" w:type="dxa"/>
-            </w:tcMar>
-            <w:vAlign w:val="top"/>
-          </w:tcPr>
-          <w:p>
-            <w:pPr>
-              <w:pStyle w:val="Normal"/>
-              <w:jc w:val="center"/>
-              <w:pBdr>
-                <w:bottom w:val="none" w:sz="0" w:space="0" w:color="000000"/>
-                <w:top w:val="none" w:sz="0" w:space="0" w:color="000000"/>
-                <w:left w:val="none" w:sz="0" w:space="0" w:color="000000"/>
-                <w:right w:val="none" w:sz="0" w:space="0" w:color="000000"/>
-              </w:pBdr>
-              <w:spacing w:after="100" w:before="100" w:line="240"/>
-              <w:ind w:left="100" w:right="100" w:firstLine="0" w:firstLineChars="0"/>
-              <w:rPr>
-                <w:rFonts w:ascii="Helvetica" w:hAnsi="Helvetica" w:eastAsia="Helvetica" w:cs="Helvetica"/>
-                <w:i w:val="false"/>
-                <w:b w:val="false"/>
-                <w:u w:val="none"/>
-                <w:sz w:val="22"/>
-                <w:szCs w:val="22"/>
-                <w:color w:val="000000"/>
-              </w:rPr>
-            </w:pPr>
-            <w:r>
-              <w:rPr>
-                <w:rFonts w:ascii="Helvetica" w:hAnsi="Helvetica" w:eastAsia="Helvetica" w:cs="Helvetica"/>
-                <w:i w:val="false"/>
-                <w:b w:val="false"/>
-                <w:u w:val="none"/>
-                <w:sz w:val="22"/>
-                <w:szCs w:val="22"/>
-                <w:color w:val="000000"/>
-              </w:rPr>
-              <w:t xml:space="preserve">3.58</w:t>
-            </w:r>
-          </w:p>
-        </w:tc>
-        <w:tc>
-          <w:tcPr>
-            <w:tcBorders>
-              <w:bottom w:val="none" w:sz="0" w:space="0" w:color="000000"/>
-              <w:top w:val="none" w:sz="0" w:space="0" w:color="000000"/>
-              <w:left w:val="none" w:sz="0" w:space="0" w:color="000000"/>
-              <w:right w:val="none" w:sz="0" w:space="0" w:color="000000"/>
-            </w:tcBorders>
-            <w:shd w:val="clear" w:color="auto" w:fill="FFFFFF"/>
-            <w:tcMar>
-              <w:top w:w="0" w:type="dxa"/>
-              <w:bottom w:w="0" w:type="dxa"/>
-              <w:left w:w="0" w:type="dxa"/>
-              <w:right w:w="0" w:type="dxa"/>
-            </w:tcMar>
-            <w:vAlign w:val="top"/>
-          </w:tcPr>
-          <w:p>
-            <w:pPr>
-              <w:pStyle w:val="Normal"/>
-              <w:jc w:val="center"/>
-              <w:pBdr>
-                <w:bottom w:val="none" w:sz="0" w:space="0" w:color="000000"/>
-                <w:top w:val="none" w:sz="0" w:space="0" w:color="000000"/>
-                <w:left w:val="none" w:sz="0" w:space="0" w:color="000000"/>
-                <w:right w:val="none" w:sz="0" w:space="0" w:color="000000"/>
-              </w:pBdr>
-              <w:spacing w:after="100" w:before="100" w:line="240"/>
-              <w:ind w:left="100" w:right="100" w:firstLine="0" w:firstLineChars="0"/>
-              <w:rPr>
-                <w:rFonts w:ascii="Helvetica" w:hAnsi="Helvetica" w:eastAsia="Helvetica" w:cs="Helvetica"/>
-                <w:i w:val="false"/>
-                <w:b w:val="false"/>
-                <w:u w:val="none"/>
-                <w:sz w:val="22"/>
-                <w:szCs w:val="22"/>
-                <w:color w:val="000000"/>
-              </w:rPr>
-            </w:pPr>
-            <w:r>
-              <w:rPr>
-                <w:rFonts w:ascii="Helvetica" w:hAnsi="Helvetica" w:eastAsia="Helvetica" w:cs="Helvetica"/>
-                <w:i w:val="false"/>
-                <w:b w:val="false"/>
-                <w:u w:val="none"/>
-                <w:sz w:val="22"/>
-                <w:szCs w:val="22"/>
-                <w:color w:val="000000"/>
-              </w:rPr>
-              <w:t xml:space="preserve">1.13, 11.3</w:t>
-            </w:r>
-          </w:p>
-        </w:tc>
-        <w:tc>
-          <w:tcPr>
-            <w:tcBorders>
-              <w:bottom w:val="none" w:sz="0" w:space="0" w:color="000000"/>
-              <w:top w:val="none" w:sz="0" w:space="0" w:color="000000"/>
-              <w:left w:val="none" w:sz="0" w:space="0" w:color="000000"/>
-              <w:right w:val="none" w:sz="0" w:space="0" w:color="000000"/>
-            </w:tcBorders>
-            <w:shd w:val="clear" w:color="auto" w:fill="FFFFFF"/>
-            <w:tcMar>
-              <w:top w:w="0" w:type="dxa"/>
-              <w:bottom w:w="0" w:type="dxa"/>
-              <w:left w:w="0" w:type="dxa"/>
-              <w:right w:w="0" w:type="dxa"/>
-            </w:tcMar>
-            <w:vAlign w:val="top"/>
-          </w:tcPr>
-          <w:p>
-            <w:pPr>
-              <w:pStyle w:val="Normal"/>
-              <w:jc w:val="center"/>
-              <w:pBdr>
-                <w:bottom w:val="none" w:sz="0" w:space="0" w:color="000000"/>
-                <w:top w:val="none" w:sz="0" w:space="0" w:color="000000"/>
-                <w:left w:val="none" w:sz="0" w:space="0" w:color="000000"/>
-                <w:right w:val="none" w:sz="0" w:space="0" w:color="000000"/>
-              </w:pBdr>
-              <w:spacing w:after="100" w:before="100" w:line="240"/>
-              <w:ind w:left="100" w:right="100" w:firstLine="0" w:firstLineChars="0"/>
-              <w:rPr>
-                <w:rFonts w:ascii="Helvetica" w:hAnsi="Helvetica" w:eastAsia="Helvetica" w:cs="Helvetica"/>
-                <w:i w:val="false"/>
-                <w:b w:val="false"/>
-                <w:u w:val="none"/>
-                <w:sz w:val="22"/>
-                <w:szCs w:val="22"/>
-                <w:color w:val="000000"/>
-              </w:rPr>
-            </w:pPr>
-            <w:r>
-              <w:rPr>
-                <w:rFonts w:ascii="Helvetica" w:hAnsi="Helvetica" w:eastAsia="Helvetica" w:cs="Helvetica"/>
-                <w:i w:val="false"/>
-                <w:b w:val="false"/>
-                <w:u w:val="none"/>
-                <w:sz w:val="22"/>
-                <w:szCs w:val="22"/>
-                <w:color w:val="000000"/>
-              </w:rPr>
-              <w:t xml:space="preserve">0.030</w:t>
+              <w:t xml:space="preserve">142</w:t>
+            </w:r>
+          </w:p>
+        </w:tc>
+        <w:tc>
+          <w:tcPr>
+            <w:tcBorders>
+              <w:bottom w:val="none" w:sz="0" w:space="0" w:color="000000"/>
+              <w:top w:val="none" w:sz="0" w:space="0" w:color="000000"/>
+              <w:left w:val="none" w:sz="0" w:space="0" w:color="000000"/>
+              <w:right w:val="none" w:sz="0" w:space="0" w:color="000000"/>
+            </w:tcBorders>
+            <w:shd w:val="clear" w:color="auto" w:fill="FFFFFF"/>
+            <w:tcMar>
+              <w:top w:w="0" w:type="dxa"/>
+              <w:bottom w:w="0" w:type="dxa"/>
+              <w:left w:w="0" w:type="dxa"/>
+              <w:right w:w="0" w:type="dxa"/>
+            </w:tcMar>
+            <w:vAlign w:val="top"/>
+          </w:tcPr>
+          <w:p>
+            <w:pPr>
+              <w:pStyle w:val="Normal"/>
+              <w:jc w:val="center"/>
+              <w:pBdr>
+                <w:bottom w:val="none" w:sz="0" w:space="0" w:color="000000"/>
+                <w:top w:val="none" w:sz="0" w:space="0" w:color="000000"/>
+                <w:left w:val="none" w:sz="0" w:space="0" w:color="000000"/>
+                <w:right w:val="none" w:sz="0" w:space="0" w:color="000000"/>
+              </w:pBdr>
+              <w:spacing w:after="100" w:before="100" w:line="240"/>
+              <w:ind w:left="100" w:right="100" w:firstLine="0" w:firstLineChars="0"/>
+              <w:rPr>
+                <w:rFonts w:ascii="Helvetica" w:hAnsi="Helvetica" w:eastAsia="Helvetica" w:cs="Helvetica"/>
+                <w:i w:val="false"/>
+                <w:b w:val="false"/>
+                <w:u w:val="none"/>
+                <w:sz w:val="22"/>
+                <w:szCs w:val="22"/>
+                <w:color w:val="000000"/>
+              </w:rPr>
+            </w:pPr>
+            <w:r>
+              <w:rPr>
+                <w:rFonts w:ascii="Helvetica" w:hAnsi="Helvetica" w:eastAsia="Helvetica" w:cs="Helvetica"/>
+                <w:i w:val="false"/>
+                <w:b w:val="false"/>
+                <w:u w:val="none"/>
+                <w:sz w:val="22"/>
+                <w:szCs w:val="22"/>
+                <w:color w:val="000000"/>
+              </w:rPr>
+              <w:t xml:space="preserve">2.88</w:t>
+            </w:r>
+          </w:p>
+        </w:tc>
+        <w:tc>
+          <w:tcPr>
+            <w:tcBorders>
+              <w:bottom w:val="none" w:sz="0" w:space="0" w:color="000000"/>
+              <w:top w:val="none" w:sz="0" w:space="0" w:color="000000"/>
+              <w:left w:val="none" w:sz="0" w:space="0" w:color="000000"/>
+              <w:right w:val="none" w:sz="0" w:space="0" w:color="000000"/>
+            </w:tcBorders>
+            <w:shd w:val="clear" w:color="auto" w:fill="FFFFFF"/>
+            <w:tcMar>
+              <w:top w:w="0" w:type="dxa"/>
+              <w:bottom w:w="0" w:type="dxa"/>
+              <w:left w:w="0" w:type="dxa"/>
+              <w:right w:w="0" w:type="dxa"/>
+            </w:tcMar>
+            <w:vAlign w:val="top"/>
+          </w:tcPr>
+          <w:p>
+            <w:pPr>
+              <w:pStyle w:val="Normal"/>
+              <w:jc w:val="center"/>
+              <w:pBdr>
+                <w:bottom w:val="none" w:sz="0" w:space="0" w:color="000000"/>
+                <w:top w:val="none" w:sz="0" w:space="0" w:color="000000"/>
+                <w:left w:val="none" w:sz="0" w:space="0" w:color="000000"/>
+                <w:right w:val="none" w:sz="0" w:space="0" w:color="000000"/>
+              </w:pBdr>
+              <w:spacing w:after="100" w:before="100" w:line="240"/>
+              <w:ind w:left="100" w:right="100" w:firstLine="0" w:firstLineChars="0"/>
+              <w:rPr>
+                <w:rFonts w:ascii="Helvetica" w:hAnsi="Helvetica" w:eastAsia="Helvetica" w:cs="Helvetica"/>
+                <w:i w:val="false"/>
+                <w:b w:val="false"/>
+                <w:u w:val="none"/>
+                <w:sz w:val="22"/>
+                <w:szCs w:val="22"/>
+                <w:color w:val="000000"/>
+              </w:rPr>
+            </w:pPr>
+            <w:r>
+              <w:rPr>
+                <w:rFonts w:ascii="Helvetica" w:hAnsi="Helvetica" w:eastAsia="Helvetica" w:cs="Helvetica"/>
+                <w:i w:val="false"/>
+                <w:b w:val="false"/>
+                <w:u w:val="none"/>
+                <w:sz w:val="22"/>
+                <w:szCs w:val="22"/>
+                <w:color w:val="000000"/>
+              </w:rPr>
+              <w:t xml:space="preserve">1.05, 7.86</w:t>
+            </w:r>
+          </w:p>
+        </w:tc>
+        <w:tc>
+          <w:tcPr>
+            <w:tcBorders>
+              <w:bottom w:val="none" w:sz="0" w:space="0" w:color="000000"/>
+              <w:top w:val="none" w:sz="0" w:space="0" w:color="000000"/>
+              <w:left w:val="none" w:sz="0" w:space="0" w:color="000000"/>
+              <w:right w:val="none" w:sz="0" w:space="0" w:color="000000"/>
+            </w:tcBorders>
+            <w:shd w:val="clear" w:color="auto" w:fill="FFFFFF"/>
+            <w:tcMar>
+              <w:top w:w="0" w:type="dxa"/>
+              <w:bottom w:w="0" w:type="dxa"/>
+              <w:left w:w="0" w:type="dxa"/>
+              <w:right w:w="0" w:type="dxa"/>
+            </w:tcMar>
+            <w:vAlign w:val="top"/>
+          </w:tcPr>
+          <w:p>
+            <w:pPr>
+              <w:pStyle w:val="Normal"/>
+              <w:jc w:val="center"/>
+              <w:pBdr>
+                <w:bottom w:val="none" w:sz="0" w:space="0" w:color="000000"/>
+                <w:top w:val="none" w:sz="0" w:space="0" w:color="000000"/>
+                <w:left w:val="none" w:sz="0" w:space="0" w:color="000000"/>
+                <w:right w:val="none" w:sz="0" w:space="0" w:color="000000"/>
+              </w:pBdr>
+              <w:spacing w:after="100" w:before="100" w:line="240"/>
+              <w:ind w:left="100" w:right="100" w:firstLine="0" w:firstLineChars="0"/>
+              <w:rPr>
+                <w:rFonts w:ascii="Helvetica" w:hAnsi="Helvetica" w:eastAsia="Helvetica" w:cs="Helvetica"/>
+                <w:i w:val="false"/>
+                <w:b w:val="false"/>
+                <w:u w:val="none"/>
+                <w:sz w:val="22"/>
+                <w:szCs w:val="22"/>
+                <w:color w:val="000000"/>
+              </w:rPr>
+            </w:pPr>
+            <w:r>
+              <w:rPr>
+                <w:rFonts w:ascii="Helvetica" w:hAnsi="Helvetica" w:eastAsia="Helvetica" w:cs="Helvetica"/>
+                <w:i w:val="false"/>
+                <w:b w:val="false"/>
+                <w:u w:val="none"/>
+                <w:sz w:val="22"/>
+                <w:szCs w:val="22"/>
+                <w:color w:val="000000"/>
+              </w:rPr>
+              <w:t xml:space="preserve">0.039</w:t>
+            </w:r>
+          </w:p>
+        </w:tc>
+        <w:tc>
+          <w:tcPr>
+            <w:tcBorders>
+              <w:bottom w:val="none" w:sz="0" w:space="0" w:color="000000"/>
+              <w:top w:val="none" w:sz="0" w:space="0" w:color="000000"/>
+              <w:left w:val="none" w:sz="0" w:space="0" w:color="000000"/>
+              <w:right w:val="none" w:sz="0" w:space="0" w:color="000000"/>
+            </w:tcBorders>
+            <w:shd w:val="clear" w:color="auto" w:fill="FFFFFF"/>
+            <w:tcMar>
+              <w:top w:w="0" w:type="dxa"/>
+              <w:bottom w:w="0" w:type="dxa"/>
+              <w:left w:w="0" w:type="dxa"/>
+              <w:right w:w="0" w:type="dxa"/>
+            </w:tcMar>
+            <w:vAlign w:val="top"/>
+          </w:tcPr>
+          <w:p>
+            <w:pPr>
+              <w:pStyle w:val="Normal"/>
+              <w:jc w:val="center"/>
+              <w:pBdr>
+                <w:bottom w:val="none" w:sz="0" w:space="0" w:color="000000"/>
+                <w:top w:val="none" w:sz="0" w:space="0" w:color="000000"/>
+                <w:left w:val="none" w:sz="0" w:space="0" w:color="000000"/>
+                <w:right w:val="none" w:sz="0" w:space="0" w:color="000000"/>
+              </w:pBdr>
+              <w:spacing w:after="100" w:before="100" w:line="240"/>
+              <w:ind w:left="100" w:right="100" w:firstLine="0" w:firstLineChars="0"/>
+              <w:rPr>
+                <w:rFonts w:ascii="Helvetica" w:hAnsi="Helvetica" w:eastAsia="Helvetica" w:cs="Helvetica"/>
+                <w:i w:val="false"/>
+                <w:b w:val="false"/>
+                <w:u w:val="none"/>
+                <w:sz w:val="22"/>
+                <w:szCs w:val="22"/>
+                <w:color w:val="000000"/>
+              </w:rPr>
+            </w:pPr>
+            <w:r>
+              <w:rPr>
+                <w:rFonts w:ascii="Helvetica" w:hAnsi="Helvetica" w:eastAsia="Helvetica" w:cs="Helvetica"/>
+                <w:i w:val="false"/>
+                <w:b w:val="false"/>
+                <w:u w:val="none"/>
+                <w:sz w:val="22"/>
+                <w:szCs w:val="22"/>
+                <w:color w:val="000000"/>
+              </w:rPr>
+              <w:t xml:space="preserve">142</w:t>
+            </w:r>
+          </w:p>
+        </w:tc>
+        <w:tc>
+          <w:tcPr>
+            <w:tcBorders>
+              <w:bottom w:val="none" w:sz="0" w:space="0" w:color="000000"/>
+              <w:top w:val="none" w:sz="0" w:space="0" w:color="000000"/>
+              <w:left w:val="none" w:sz="0" w:space="0" w:color="000000"/>
+              <w:right w:val="none" w:sz="0" w:space="0" w:color="000000"/>
+            </w:tcBorders>
+            <w:shd w:val="clear" w:color="auto" w:fill="FFFFFF"/>
+            <w:tcMar>
+              <w:top w:w="0" w:type="dxa"/>
+              <w:bottom w:w="0" w:type="dxa"/>
+              <w:left w:w="0" w:type="dxa"/>
+              <w:right w:w="0" w:type="dxa"/>
+            </w:tcMar>
+            <w:vAlign w:val="top"/>
+          </w:tcPr>
+          <w:p>
+            <w:pPr>
+              <w:pStyle w:val="Normal"/>
+              <w:jc w:val="center"/>
+              <w:pBdr>
+                <w:bottom w:val="none" w:sz="0" w:space="0" w:color="000000"/>
+                <w:top w:val="none" w:sz="0" w:space="0" w:color="000000"/>
+                <w:left w:val="none" w:sz="0" w:space="0" w:color="000000"/>
+                <w:right w:val="none" w:sz="0" w:space="0" w:color="000000"/>
+              </w:pBdr>
+              <w:spacing w:after="100" w:before="100" w:line="240"/>
+              <w:ind w:left="100" w:right="100" w:firstLine="0" w:firstLineChars="0"/>
+              <w:rPr>
+                <w:rFonts w:ascii="Helvetica" w:hAnsi="Helvetica" w:eastAsia="Helvetica" w:cs="Helvetica"/>
+                <w:i w:val="false"/>
+                <w:b w:val="false"/>
+                <w:u w:val="none"/>
+                <w:sz w:val="22"/>
+                <w:szCs w:val="22"/>
+                <w:color w:val="000000"/>
+              </w:rPr>
+            </w:pPr>
+            <w:r>
+              <w:rPr>
+                <w:rFonts w:ascii="Helvetica" w:hAnsi="Helvetica" w:eastAsia="Helvetica" w:cs="Helvetica"/>
+                <w:i w:val="false"/>
+                <w:b w:val="false"/>
+                <w:u w:val="none"/>
+                <w:sz w:val="22"/>
+                <w:szCs w:val="22"/>
+                <w:color w:val="000000"/>
+              </w:rPr>
+              <w:t xml:space="preserve">3.49</w:t>
+            </w:r>
+          </w:p>
+        </w:tc>
+        <w:tc>
+          <w:tcPr>
+            <w:tcBorders>
+              <w:bottom w:val="none" w:sz="0" w:space="0" w:color="000000"/>
+              <w:top w:val="none" w:sz="0" w:space="0" w:color="000000"/>
+              <w:left w:val="none" w:sz="0" w:space="0" w:color="000000"/>
+              <w:right w:val="none" w:sz="0" w:space="0" w:color="000000"/>
+            </w:tcBorders>
+            <w:shd w:val="clear" w:color="auto" w:fill="FFFFFF"/>
+            <w:tcMar>
+              <w:top w:w="0" w:type="dxa"/>
+              <w:bottom w:w="0" w:type="dxa"/>
+              <w:left w:w="0" w:type="dxa"/>
+              <w:right w:w="0" w:type="dxa"/>
+            </w:tcMar>
+            <w:vAlign w:val="top"/>
+          </w:tcPr>
+          <w:p>
+            <w:pPr>
+              <w:pStyle w:val="Normal"/>
+              <w:jc w:val="center"/>
+              <w:pBdr>
+                <w:bottom w:val="none" w:sz="0" w:space="0" w:color="000000"/>
+                <w:top w:val="none" w:sz="0" w:space="0" w:color="000000"/>
+                <w:left w:val="none" w:sz="0" w:space="0" w:color="000000"/>
+                <w:right w:val="none" w:sz="0" w:space="0" w:color="000000"/>
+              </w:pBdr>
+              <w:spacing w:after="100" w:before="100" w:line="240"/>
+              <w:ind w:left="100" w:right="100" w:firstLine="0" w:firstLineChars="0"/>
+              <w:rPr>
+                <w:rFonts w:ascii="Helvetica" w:hAnsi="Helvetica" w:eastAsia="Helvetica" w:cs="Helvetica"/>
+                <w:i w:val="false"/>
+                <w:b w:val="false"/>
+                <w:u w:val="none"/>
+                <w:sz w:val="22"/>
+                <w:szCs w:val="22"/>
+                <w:color w:val="000000"/>
+              </w:rPr>
+            </w:pPr>
+            <w:r>
+              <w:rPr>
+                <w:rFonts w:ascii="Helvetica" w:hAnsi="Helvetica" w:eastAsia="Helvetica" w:cs="Helvetica"/>
+                <w:i w:val="false"/>
+                <w:b w:val="false"/>
+                <w:u w:val="none"/>
+                <w:sz w:val="22"/>
+                <w:szCs w:val="22"/>
+                <w:color w:val="000000"/>
+              </w:rPr>
+              <w:t xml:space="preserve">1.12, 10.9</w:t>
+            </w:r>
+          </w:p>
+        </w:tc>
+        <w:tc>
+          <w:tcPr>
+            <w:tcBorders>
+              <w:bottom w:val="none" w:sz="0" w:space="0" w:color="000000"/>
+              <w:top w:val="none" w:sz="0" w:space="0" w:color="000000"/>
+              <w:left w:val="none" w:sz="0" w:space="0" w:color="000000"/>
+              <w:right w:val="none" w:sz="0" w:space="0" w:color="000000"/>
+            </w:tcBorders>
+            <w:shd w:val="clear" w:color="auto" w:fill="FFFFFF"/>
+            <w:tcMar>
+              <w:top w:w="0" w:type="dxa"/>
+              <w:bottom w:w="0" w:type="dxa"/>
+              <w:left w:w="0" w:type="dxa"/>
+              <w:right w:w="0" w:type="dxa"/>
+            </w:tcMar>
+            <w:vAlign w:val="top"/>
+          </w:tcPr>
+          <w:p>
+            <w:pPr>
+              <w:pStyle w:val="Normal"/>
+              <w:jc w:val="center"/>
+              <w:pBdr>
+                <w:bottom w:val="none" w:sz="0" w:space="0" w:color="000000"/>
+                <w:top w:val="none" w:sz="0" w:space="0" w:color="000000"/>
+                <w:left w:val="none" w:sz="0" w:space="0" w:color="000000"/>
+                <w:right w:val="none" w:sz="0" w:space="0" w:color="000000"/>
+              </w:pBdr>
+              <w:spacing w:after="100" w:before="100" w:line="240"/>
+              <w:ind w:left="100" w:right="100" w:firstLine="0" w:firstLineChars="0"/>
+              <w:rPr>
+                <w:rFonts w:ascii="Helvetica" w:hAnsi="Helvetica" w:eastAsia="Helvetica" w:cs="Helvetica"/>
+                <w:i w:val="false"/>
+                <w:b w:val="false"/>
+                <w:u w:val="none"/>
+                <w:sz w:val="22"/>
+                <w:szCs w:val="22"/>
+                <w:color w:val="000000"/>
+              </w:rPr>
+            </w:pPr>
+            <w:r>
+              <w:rPr>
+                <w:rFonts w:ascii="Helvetica" w:hAnsi="Helvetica" w:eastAsia="Helvetica" w:cs="Helvetica"/>
+                <w:i w:val="false"/>
+                <w:b w:val="false"/>
+                <w:u w:val="none"/>
+                <w:sz w:val="22"/>
+                <w:szCs w:val="22"/>
+                <w:color w:val="000000"/>
+              </w:rPr>
+              <w:t xml:space="preserve">0.031</w:t>
             </w:r>
           </w:p>
         </w:tc>
@@ -13396,7 +13396,7 @@
                 <w:szCs w:val="22"/>
                 <w:color w:val="000000"/>
               </w:rPr>
-              <w:t xml:space="preserve">143</w:t>
+              <w:t xml:space="preserve">142</w:t>
             </w:r>
           </w:p>
         </w:tc>
@@ -13555,7 +13555,7 @@
                 <w:szCs w:val="22"/>
                 <w:color w:val="000000"/>
               </w:rPr>
-              <w:t xml:space="preserve">0.990</w:t>
+              <w:t xml:space="preserve">&gt;0.999</w:t>
             </w:r>
           </w:p>
         </w:tc>
@@ -13608,7 +13608,7 @@
                 <w:szCs w:val="22"/>
                 <w:color w:val="000000"/>
               </w:rPr>
-              <w:t xml:space="preserve">143</w:t>
+              <w:t xml:space="preserve">142</w:t>
             </w:r>
           </w:p>
         </w:tc>
@@ -13714,7 +13714,7 @@
                 <w:szCs w:val="22"/>
                 <w:color w:val="000000"/>
               </w:rPr>
-              <w:t xml:space="preserve">0.96, 1.04</w:t>
+              <w:t xml:space="preserve">0.95, 1.04</w:t>
             </w:r>
           </w:p>
         </w:tc>
@@ -13767,7 +13767,7 @@
                 <w:szCs w:val="22"/>
                 <w:color w:val="000000"/>
               </w:rPr>
-              <w:t xml:space="preserve">0.980</w:t>
+              <w:t xml:space="preserve">0.870</w:t>
             </w:r>
           </w:p>
         </w:tc>
